--- a/謙二様邸_見積比較チェック表_現調用.docx
+++ b/謙二様邸_見積比較チェック表_現調用.docx
@@ -26,7 +26,7 @@
           <w:b w:val="0"/>
           <w:sz w:val="17"/>
         </w:rPr>
-        <w:t>八千代市大和田950-8　都築謙二様邸　受付番号184／左：インテリアエージェント見積（2026/9/26 No.1〜3・暫定）　右：当社見積 20260926-TK2 と現地確認の記入欄　※金額は税抜</w:t>
+        <w:t>八千代市大和田950-8　都築謙二様邸　受付番号184／左：インテリアエージェント見積（2026/9/26 No.1〜4・10/13追加分込み・税抜3,440,900／税込3,784,990）　右：当社見積 20260926-TK2（修理見積書 様式第3号）と現地確認の記入欄　※金額は税抜</w:t>
       </w:r>
     </w:p>
     <w:tbl>
@@ -39,15 +39,15 @@
       <w:tblGrid>
         <w:gridCol w:w="3402"/>
         <w:gridCol w:w="1020"/>
-        <w:gridCol w:w="1531"/>
+        <w:gridCol w:w="1474"/>
         <w:gridCol w:w="1077"/>
-        <w:gridCol w:w="2494"/>
-        <w:gridCol w:w="737"/>
-        <w:gridCol w:w="5159"/>
+        <w:gridCol w:w="2041"/>
+        <w:gridCol w:w="680"/>
+        <w:gridCol w:w="5726"/>
       </w:tblGrid>
       <w:tr>
         <w:trPr>
-          <w:trHeight w:val="266"/>
+          <w:trHeight w:val="227"/>
         </w:trPr>
         <w:tc>
           <w:tcPr>
@@ -95,7 +95,7 @@
         </w:tc>
         <w:tc>
           <w:tcPr>
-            <w:tcW w:type="dxa" w:w="1531"/>
+            <w:tcW w:type="dxa" w:w="1474"/>
             <w:vAlign w:val="center"/>
             <w:shd w:val="clear" w:fill="D9D9D9"/>
           </w:tcPr>
@@ -139,7 +139,7 @@
         </w:tc>
         <w:tc>
           <w:tcPr>
-            <w:tcW w:type="dxa" w:w="2494"/>
+            <w:tcW w:type="dxa" w:w="2041"/>
             <w:vAlign w:val="center"/>
             <w:shd w:val="clear" w:fill="D9D9D9"/>
           </w:tcPr>
@@ -155,13 +155,13 @@
                 <w:b/>
                 <w:sz w:val="17"/>
               </w:rPr>
-              <w:t>当社見積の該当（頁・数量・金額）</w:t>
-            </w:r>
-          </w:p>
-        </w:tc>
-        <w:tc>
-          <w:tcPr>
-            <w:tcW w:type="dxa" w:w="737"/>
+              <w:t>当社見積の区分（様式第3号）</w:t>
+            </w:r>
+          </w:p>
+        </w:tc>
+        <w:tc>
+          <w:tcPr>
+            <w:tcW w:type="dxa" w:w="680"/>
             <w:vAlign w:val="center"/>
             <w:shd w:val="clear" w:fill="D9D9D9"/>
           </w:tcPr>
@@ -183,7 +183,7 @@
         </w:tc>
         <w:tc>
           <w:tcPr>
-            <w:tcW w:type="dxa" w:w="5159"/>
+            <w:tcW w:type="dxa" w:w="5726"/>
             <w:vAlign w:val="center"/>
             <w:shd w:val="clear" w:fill="D9D9D9"/>
           </w:tcPr>
@@ -206,7 +206,7 @@
       </w:tr>
       <w:tr>
         <w:trPr>
-          <w:trHeight w:val="266"/>
+          <w:trHeight w:val="227"/>
         </w:trPr>
         <w:tc>
           <w:tcPr>
@@ -233,7 +233,7 @@
       </w:tr>
       <w:tr>
         <w:trPr>
-          <w:trHeight w:val="266"/>
+          <w:trHeight w:val="227"/>
         </w:trPr>
         <w:tc>
           <w:tcPr>
@@ -249,7 +249,7 @@
               <w:rPr>
                 <w:rFonts w:ascii="游ゴシック" w:hAnsi="游ゴシック" w:eastAsia="游ゴシック"/>
                 <w:b w:val="0"/>
-                <w:sz w:val="17"/>
+                <w:sz w:val="16"/>
               </w:rPr>
               <w:t>畳新調 t60</w:t>
             </w:r>
@@ -269,7 +269,7 @@
               <w:rPr>
                 <w:rFonts w:ascii="游ゴシック" w:hAnsi="游ゴシック" w:eastAsia="游ゴシック"/>
                 <w:b w:val="0"/>
-                <w:sz w:val="17"/>
+                <w:sz w:val="16"/>
               </w:rPr>
               <w:t>8枚</w:t>
             </w:r>
@@ -277,7 +277,7 @@
         </w:tc>
         <w:tc>
           <w:tcPr>
-            <w:tcW w:type="dxa" w:w="1531"/>
+            <w:tcW w:type="dxa" w:w="1474"/>
             <w:vAlign w:val="center"/>
           </w:tcPr>
           <w:p>
@@ -289,7 +289,7 @@
               <w:rPr>
                 <w:rFonts w:ascii="游ゴシック" w:hAnsi="游ゴシック" w:eastAsia="游ゴシック"/>
                 <w:b w:val="0"/>
-                <w:sz w:val="17"/>
+                <w:sz w:val="16"/>
               </w:rPr>
               <w:t>18,000</w:t>
             </w:r>
@@ -310,7 +310,7 @@
               <w:rPr>
                 <w:rFonts w:ascii="游ゴシック" w:hAnsi="游ゴシック" w:eastAsia="游ゴシック"/>
                 <w:b w:val="0"/>
-                <w:sz w:val="17"/>
+                <w:sz w:val="16"/>
               </w:rPr>
               <w:t>144,000</w:t>
             </w:r>
@@ -318,7 +318,7 @@
         </w:tc>
         <w:tc>
           <w:tcPr>
-            <w:tcW w:type="dxa" w:w="2494"/>
+            <w:tcW w:type="dxa" w:w="2041"/>
             <w:vAlign w:val="center"/>
           </w:tcPr>
           <w:p>
@@ -330,14 +330,15 @@
               <w:rPr>
                 <w:rFonts w:ascii="游ゴシック" w:hAnsi="游ゴシック" w:eastAsia="游ゴシック"/>
                 <w:b w:val="0"/>
-                <w:sz w:val="17"/>
-              </w:rPr>
-            </w:r>
-          </w:p>
-        </w:tc>
-        <w:tc>
-          <w:tcPr>
-            <w:tcW w:type="dxa" w:w="737"/>
+                <w:sz w:val="16"/>
+              </w:rPr>
+              <w:t>①内装等（畳）</w:t>
+            </w:r>
+          </w:p>
+        </w:tc>
+        <w:tc>
+          <w:tcPr>
+            <w:tcW w:type="dxa" w:w="680"/>
             <w:vAlign w:val="center"/>
           </w:tcPr>
           <w:p>
@@ -349,7 +350,7 @@
               <w:rPr>
                 <w:rFonts w:ascii="游ゴシック" w:hAnsi="游ゴシック" w:eastAsia="游ゴシック"/>
                 <w:b w:val="0"/>
-                <w:sz w:val="17"/>
+                <w:sz w:val="16"/>
               </w:rPr>
               <w:t>□</w:t>
             </w:r>
@@ -357,7 +358,7 @@
         </w:tc>
         <w:tc>
           <w:tcPr>
-            <w:tcW w:type="dxa" w:w="5159"/>
+            <w:tcW w:type="dxa" w:w="5726"/>
             <w:vAlign w:val="center"/>
           </w:tcPr>
           <w:p>
@@ -369,7 +370,7 @@
               <w:rPr>
                 <w:rFonts w:ascii="游ゴシック" w:hAnsi="游ゴシック" w:eastAsia="游ゴシック"/>
                 <w:b w:val="0"/>
-                <w:sz w:val="17"/>
+                <w:sz w:val="16"/>
               </w:rPr>
               <w:t>枚数を実測（収納内含むか）</w:t>
             </w:r>
@@ -378,7 +379,7 @@
       </w:tr>
       <w:tr>
         <w:trPr>
-          <w:trHeight w:val="266"/>
+          <w:trHeight w:val="227"/>
         </w:trPr>
         <w:tc>
           <w:tcPr>
@@ -394,7 +395,7 @@
               <w:rPr>
                 <w:rFonts w:ascii="游ゴシック" w:hAnsi="游ゴシック" w:eastAsia="游ゴシック"/>
                 <w:b w:val="0"/>
-                <w:sz w:val="17"/>
+                <w:sz w:val="16"/>
               </w:rPr>
               <w:t>床下地交換（根太・大引き含）13.7㎡</w:t>
             </w:r>
@@ -414,7 +415,7 @@
               <w:rPr>
                 <w:rFonts w:ascii="游ゴシック" w:hAnsi="游ゴシック" w:eastAsia="游ゴシック"/>
                 <w:b w:val="0"/>
-                <w:sz w:val="17"/>
+                <w:sz w:val="16"/>
               </w:rPr>
               <w:t>13.7㎡</w:t>
             </w:r>
@@ -422,7 +423,7 @@
         </w:tc>
         <w:tc>
           <w:tcPr>
-            <w:tcW w:type="dxa" w:w="1531"/>
+            <w:tcW w:type="dxa" w:w="1474"/>
             <w:vAlign w:val="center"/>
           </w:tcPr>
           <w:p>
@@ -434,7 +435,7 @@
               <w:rPr>
                 <w:rFonts w:ascii="游ゴシック" w:hAnsi="游ゴシック" w:eastAsia="游ゴシック"/>
                 <w:b w:val="0"/>
-                <w:sz w:val="17"/>
+                <w:sz w:val="16"/>
               </w:rPr>
               <w:t>28,000</w:t>
             </w:r>
@@ -455,7 +456,7 @@
               <w:rPr>
                 <w:rFonts w:ascii="游ゴシック" w:hAnsi="游ゴシック" w:eastAsia="游ゴシック"/>
                 <w:b w:val="0"/>
-                <w:sz w:val="17"/>
+                <w:sz w:val="16"/>
               </w:rPr>
               <w:t>383,600</w:t>
             </w:r>
@@ -463,7 +464,7 @@
         </w:tc>
         <w:tc>
           <w:tcPr>
-            <w:tcW w:type="dxa" w:w="2494"/>
+            <w:tcW w:type="dxa" w:w="2041"/>
             <w:vAlign w:val="center"/>
           </w:tcPr>
           <w:p>
@@ -475,14 +476,15 @@
               <w:rPr>
                 <w:rFonts w:ascii="游ゴシック" w:hAnsi="游ゴシック" w:eastAsia="游ゴシック"/>
                 <w:b w:val="0"/>
-                <w:sz w:val="17"/>
-              </w:rPr>
-            </w:r>
-          </w:p>
-        </w:tc>
-        <w:tc>
-          <w:tcPr>
-            <w:tcW w:type="dxa" w:w="737"/>
+                <w:sz w:val="16"/>
+              </w:rPr>
+              <w:t>①内装等（大工）</w:t>
+            </w:r>
+          </w:p>
+        </w:tc>
+        <w:tc>
+          <w:tcPr>
+            <w:tcW w:type="dxa" w:w="680"/>
             <w:vAlign w:val="center"/>
           </w:tcPr>
           <w:p>
@@ -494,7 +496,7 @@
               <w:rPr>
                 <w:rFonts w:ascii="游ゴシック" w:hAnsi="游ゴシック" w:eastAsia="游ゴシック"/>
                 <w:b w:val="0"/>
-                <w:sz w:val="17"/>
+                <w:sz w:val="16"/>
               </w:rPr>
               <w:t>□</w:t>
             </w:r>
@@ -502,7 +504,7 @@
         </w:tc>
         <w:tc>
           <w:tcPr>
-            <w:tcW w:type="dxa" w:w="5159"/>
+            <w:tcW w:type="dxa" w:w="5726"/>
             <w:vAlign w:val="center"/>
           </w:tcPr>
           <w:p>
@@ -514,7 +516,7 @@
               <w:rPr>
                 <w:rFonts w:ascii="游ゴシック" w:hAnsi="游ゴシック" w:eastAsia="游ゴシック"/>
                 <w:b w:val="0"/>
-                <w:sz w:val="17"/>
+                <w:sz w:val="16"/>
               </w:rPr>
               <w:t>床束→鋼製束・土台補修は「考慮」のみ。数量と範囲を確認</w:t>
             </w:r>
@@ -523,7 +525,7 @@
       </w:tr>
       <w:tr>
         <w:trPr>
-          <w:trHeight w:val="266"/>
+          <w:trHeight w:val="227"/>
         </w:trPr>
         <w:tc>
           <w:tcPr>
@@ -539,9 +541,9 @@
               <w:rPr>
                 <w:rFonts w:ascii="游ゴシック" w:hAnsi="游ゴシック" w:eastAsia="游ゴシック"/>
                 <w:b w:val="0"/>
-                <w:sz w:val="17"/>
-              </w:rPr>
-              <w:t>壁 ボード交換</w:t>
+                <w:sz w:val="16"/>
+              </w:rPr>
+              <w:t>壁 ボード交換6,000＋クロス貼り1,500</w:t>
             </w:r>
           </w:p>
         </w:tc>
@@ -559,7 +561,7 @@
               <w:rPr>
                 <w:rFonts w:ascii="游ゴシック" w:hAnsi="游ゴシック" w:eastAsia="游ゴシック"/>
                 <w:b w:val="0"/>
-                <w:sz w:val="17"/>
+                <w:sz w:val="16"/>
               </w:rPr>
               <w:t>28.9㎡</w:t>
             </w:r>
@@ -567,7 +569,7 @@
         </w:tc>
         <w:tc>
           <w:tcPr>
-            <w:tcW w:type="dxa" w:w="1531"/>
+            <w:tcW w:type="dxa" w:w="1474"/>
             <w:vAlign w:val="center"/>
           </w:tcPr>
           <w:p>
@@ -579,9 +581,9 @@
               <w:rPr>
                 <w:rFonts w:ascii="游ゴシック" w:hAnsi="游ゴシック" w:eastAsia="游ゴシック"/>
                 <w:b w:val="0"/>
-                <w:sz w:val="17"/>
-              </w:rPr>
-              <w:t>6,000</w:t>
+                <w:sz w:val="16"/>
+              </w:rPr>
+              <w:t>7,500</w:t>
             </w:r>
           </w:p>
         </w:tc>
@@ -600,15 +602,15 @@
               <w:rPr>
                 <w:rFonts w:ascii="游ゴシック" w:hAnsi="游ゴシック" w:eastAsia="游ゴシック"/>
                 <w:b w:val="0"/>
-                <w:sz w:val="17"/>
-              </w:rPr>
-              <w:t>173,400</w:t>
-            </w:r>
-          </w:p>
-        </w:tc>
-        <w:tc>
-          <w:tcPr>
-            <w:tcW w:type="dxa" w:w="2494"/>
+                <w:sz w:val="16"/>
+              </w:rPr>
+              <w:t>216,750</w:t>
+            </w:r>
+          </w:p>
+        </w:tc>
+        <w:tc>
+          <w:tcPr>
+            <w:tcW w:type="dxa" w:w="2041"/>
             <w:vAlign w:val="center"/>
           </w:tcPr>
           <w:p>
@@ -620,14 +622,15 @@
               <w:rPr>
                 <w:rFonts w:ascii="游ゴシック" w:hAnsi="游ゴシック" w:eastAsia="游ゴシック"/>
                 <w:b w:val="0"/>
-                <w:sz w:val="17"/>
-              </w:rPr>
-            </w:r>
-          </w:p>
-        </w:tc>
-        <w:tc>
-          <w:tcPr>
-            <w:tcW w:type="dxa" w:w="737"/>
+                <w:sz w:val="16"/>
+              </w:rPr>
+              <w:t>①内装等／②解体と重複?</w:t>
+            </w:r>
+          </w:p>
+        </w:tc>
+        <w:tc>
+          <w:tcPr>
+            <w:tcW w:type="dxa" w:w="680"/>
             <w:vAlign w:val="center"/>
           </w:tcPr>
           <w:p>
@@ -639,7 +642,7 @@
               <w:rPr>
                 <w:rFonts w:ascii="游ゴシック" w:hAnsi="游ゴシック" w:eastAsia="游ゴシック"/>
                 <w:b w:val="0"/>
-                <w:sz w:val="17"/>
+                <w:sz w:val="16"/>
               </w:rPr>
               <w:t>□</w:t>
             </w:r>
@@ -647,7 +650,7 @@
         </w:tc>
         <w:tc>
           <w:tcPr>
-            <w:tcW w:type="dxa" w:w="5159"/>
+            <w:tcW w:type="dxa" w:w="5726"/>
             <w:vAlign w:val="center"/>
           </w:tcPr>
           <w:p>
@@ -659,16 +662,16 @@
               <w:rPr>
                 <w:rFonts w:ascii="游ゴシック" w:hAnsi="游ゴシック" w:eastAsia="游ゴシック"/>
                 <w:b w:val="0"/>
-                <w:sz w:val="17"/>
-              </w:rPr>
-              <w:t>床上90cm解体か全面か。面積を実測</w:t>
+                <w:sz w:val="16"/>
+              </w:rPr>
+              <w:t>床上90cm解体か全面か。面積を実測。天井クロスは入っていない</w:t>
             </w:r>
           </w:p>
         </w:tc>
       </w:tr>
       <w:tr>
         <w:trPr>
-          <w:trHeight w:val="266"/>
+          <w:trHeight w:val="227"/>
         </w:trPr>
         <w:tc>
           <w:tcPr>
@@ -684,9 +687,9 @@
               <w:rPr>
                 <w:rFonts w:ascii="游ゴシック" w:hAnsi="游ゴシック" w:eastAsia="游ゴシック"/>
                 <w:b w:val="0"/>
-                <w:sz w:val="17"/>
-              </w:rPr>
-              <w:t>壁 クロス貼り</w:t>
+                <w:sz w:val="16"/>
+              </w:rPr>
+              <w:t>収納下段 合板貼替 側板・底板</w:t>
             </w:r>
           </w:p>
         </w:tc>
@@ -704,15 +707,15 @@
               <w:rPr>
                 <w:rFonts w:ascii="游ゴシック" w:hAnsi="游ゴシック" w:eastAsia="游ゴシック"/>
                 <w:b w:val="0"/>
-                <w:sz w:val="17"/>
-              </w:rPr>
-              <w:t>28.9㎡</w:t>
-            </w:r>
-          </w:p>
-        </w:tc>
-        <w:tc>
-          <w:tcPr>
-            <w:tcW w:type="dxa" w:w="1531"/>
+                <w:sz w:val="16"/>
+              </w:rPr>
+              <w:t>5.4㎡</w:t>
+            </w:r>
+          </w:p>
+        </w:tc>
+        <w:tc>
+          <w:tcPr>
+            <w:tcW w:type="dxa" w:w="1474"/>
             <w:vAlign w:val="center"/>
           </w:tcPr>
           <w:p>
@@ -724,9 +727,9 @@
               <w:rPr>
                 <w:rFonts w:ascii="游ゴシック" w:hAnsi="游ゴシック" w:eastAsia="游ゴシック"/>
                 <w:b w:val="0"/>
-                <w:sz w:val="17"/>
-              </w:rPr>
-              <w:t>1,500</w:t>
+                <w:sz w:val="16"/>
+              </w:rPr>
+              <w:t>12,000</w:t>
             </w:r>
           </w:p>
         </w:tc>
@@ -745,15 +748,15 @@
               <w:rPr>
                 <w:rFonts w:ascii="游ゴシック" w:hAnsi="游ゴシック" w:eastAsia="游ゴシック"/>
                 <w:b w:val="0"/>
-                <w:sz w:val="17"/>
-              </w:rPr>
-              <w:t>43,350</w:t>
-            </w:r>
-          </w:p>
-        </w:tc>
-        <w:tc>
-          <w:tcPr>
-            <w:tcW w:type="dxa" w:w="2494"/>
+                <w:sz w:val="16"/>
+              </w:rPr>
+              <w:t>64,800</w:t>
+            </w:r>
+          </w:p>
+        </w:tc>
+        <w:tc>
+          <w:tcPr>
+            <w:tcW w:type="dxa" w:w="2041"/>
             <w:vAlign w:val="center"/>
           </w:tcPr>
           <w:p>
@@ -765,14 +768,15 @@
               <w:rPr>
                 <w:rFonts w:ascii="游ゴシック" w:hAnsi="游ゴシック" w:eastAsia="游ゴシック"/>
                 <w:b w:val="0"/>
-                <w:sz w:val="17"/>
-              </w:rPr>
-            </w:r>
-          </w:p>
-        </w:tc>
-        <w:tc>
-          <w:tcPr>
-            <w:tcW w:type="dxa" w:w="737"/>
+                <w:sz w:val="16"/>
+              </w:rPr>
+              <w:t>①内装等</w:t>
+            </w:r>
+          </w:p>
+        </w:tc>
+        <w:tc>
+          <w:tcPr>
+            <w:tcW w:type="dxa" w:w="680"/>
             <w:vAlign w:val="center"/>
           </w:tcPr>
           <w:p>
@@ -784,7 +788,7 @@
               <w:rPr>
                 <w:rFonts w:ascii="游ゴシック" w:hAnsi="游ゴシック" w:eastAsia="游ゴシック"/>
                 <w:b w:val="0"/>
-                <w:sz w:val="17"/>
+                <w:sz w:val="16"/>
               </w:rPr>
               <w:t>□</w:t>
             </w:r>
@@ -792,7 +796,7 @@
         </w:tc>
         <w:tc>
           <w:tcPr>
-            <w:tcW w:type="dxa" w:w="5159"/>
+            <w:tcW w:type="dxa" w:w="5726"/>
             <w:vAlign w:val="center"/>
           </w:tcPr>
           <w:p>
@@ -804,16 +808,16 @@
               <w:rPr>
                 <w:rFonts w:ascii="游ゴシック" w:hAnsi="游ゴシック" w:eastAsia="游ゴシック"/>
                 <w:b w:val="0"/>
-                <w:sz w:val="17"/>
-              </w:rPr>
-              <w:t>天井クロスは入っていない（要確認）</w:t>
+                <w:sz w:val="16"/>
+              </w:rPr>
+              <w:t>天袋4枚の追加とは別</w:t>
             </w:r>
           </w:p>
         </w:tc>
       </w:tr>
       <w:tr>
         <w:trPr>
-          <w:trHeight w:val="266"/>
+          <w:trHeight w:val="227"/>
         </w:trPr>
         <w:tc>
           <w:tcPr>
@@ -829,9 +833,9 @@
               <w:rPr>
                 <w:rFonts w:ascii="游ゴシック" w:hAnsi="游ゴシック" w:eastAsia="游ゴシック"/>
                 <w:b w:val="0"/>
-                <w:sz w:val="17"/>
-              </w:rPr>
-              <w:t>収納下段 合板貼替 側板・底板</w:t>
+                <w:sz w:val="16"/>
+              </w:rPr>
+              <w:t>既存襖 撤去</w:t>
             </w:r>
           </w:p>
         </w:tc>
@@ -849,15 +853,15 @@
               <w:rPr>
                 <w:rFonts w:ascii="游ゴシック" w:hAnsi="游ゴシック" w:eastAsia="游ゴシック"/>
                 <w:b w:val="0"/>
-                <w:sz w:val="17"/>
-              </w:rPr>
-              <w:t>5.4㎡</w:t>
-            </w:r>
-          </w:p>
-        </w:tc>
-        <w:tc>
-          <w:tcPr>
-            <w:tcW w:type="dxa" w:w="1531"/>
+                <w:sz w:val="16"/>
+              </w:rPr>
+              <w:t>4本</w:t>
+            </w:r>
+          </w:p>
+        </w:tc>
+        <w:tc>
+          <w:tcPr>
+            <w:tcW w:type="dxa" w:w="1474"/>
             <w:vAlign w:val="center"/>
           </w:tcPr>
           <w:p>
@@ -869,9 +873,9 @@
               <w:rPr>
                 <w:rFonts w:ascii="游ゴシック" w:hAnsi="游ゴシック" w:eastAsia="游ゴシック"/>
                 <w:b w:val="0"/>
-                <w:sz w:val="17"/>
-              </w:rPr>
-              <w:t>12,000</w:t>
+                <w:sz w:val="16"/>
+              </w:rPr>
+              <w:t>4,000</w:t>
             </w:r>
           </w:p>
         </w:tc>
@@ -890,15 +894,15 @@
               <w:rPr>
                 <w:rFonts w:ascii="游ゴシック" w:hAnsi="游ゴシック" w:eastAsia="游ゴシック"/>
                 <w:b w:val="0"/>
-                <w:sz w:val="17"/>
-              </w:rPr>
-              <w:t>64,800</w:t>
-            </w:r>
-          </w:p>
-        </w:tc>
-        <w:tc>
-          <w:tcPr>
-            <w:tcW w:type="dxa" w:w="2494"/>
+                <w:sz w:val="16"/>
+              </w:rPr>
+              <w:t>16,000</w:t>
+            </w:r>
+          </w:p>
+        </w:tc>
+        <w:tc>
+          <w:tcPr>
+            <w:tcW w:type="dxa" w:w="2041"/>
             <w:vAlign w:val="center"/>
           </w:tcPr>
           <w:p>
@@ -910,14 +914,15 @@
               <w:rPr>
                 <w:rFonts w:ascii="游ゴシック" w:hAnsi="游ゴシック" w:eastAsia="游ゴシック"/>
                 <w:b w:val="0"/>
-                <w:sz w:val="17"/>
-              </w:rPr>
-            </w:r>
-          </w:p>
-        </w:tc>
-        <w:tc>
-          <w:tcPr>
-            <w:tcW w:type="dxa" w:w="737"/>
+                <w:sz w:val="16"/>
+              </w:rPr>
+              <w:t>①内装等</w:t>
+            </w:r>
+          </w:p>
+        </w:tc>
+        <w:tc>
+          <w:tcPr>
+            <w:tcW w:type="dxa" w:w="680"/>
             <w:vAlign w:val="center"/>
           </w:tcPr>
           <w:p>
@@ -929,7 +934,7 @@
               <w:rPr>
                 <w:rFonts w:ascii="游ゴシック" w:hAnsi="游ゴシック" w:eastAsia="游ゴシック"/>
                 <w:b w:val="0"/>
-                <w:sz w:val="17"/>
+                <w:sz w:val="16"/>
               </w:rPr>
               <w:t>□</w:t>
             </w:r>
@@ -937,7 +942,7 @@
         </w:tc>
         <w:tc>
           <w:tcPr>
-            <w:tcW w:type="dxa" w:w="5159"/>
+            <w:tcW w:type="dxa" w:w="5726"/>
             <w:vAlign w:val="center"/>
           </w:tcPr>
           <w:p>
@@ -949,16 +954,16 @@
               <w:rPr>
                 <w:rFonts w:ascii="游ゴシック" w:hAnsi="游ゴシック" w:eastAsia="游ゴシック"/>
                 <w:b w:val="0"/>
-                <w:sz w:val="17"/>
-              </w:rPr>
-              <w:t>天袋4枚の追加とは別</w:t>
+                <w:sz w:val="16"/>
+              </w:rPr>
+              <w:t>奥和室は2,500円。単価差</w:t>
             </w:r>
           </w:p>
         </w:tc>
       </w:tr>
       <w:tr>
         <w:trPr>
-          <w:trHeight w:val="266"/>
+          <w:trHeight w:val="227"/>
         </w:trPr>
         <w:tc>
           <w:tcPr>
@@ -974,9 +979,9 @@
               <w:rPr>
                 <w:rFonts w:ascii="游ゴシック" w:hAnsi="游ゴシック" w:eastAsia="游ゴシック"/>
                 <w:b w:val="0"/>
-                <w:sz w:val="17"/>
-              </w:rPr>
-              <w:t>既存襖 撤去</w:t>
+                <w:sz w:val="16"/>
+              </w:rPr>
+              <w:t>新規襖 大／小（裏地：雲泥）・観音開き襖（小）2本</w:t>
             </w:r>
           </w:p>
         </w:tc>
@@ -994,15 +999,15 @@
               <w:rPr>
                 <w:rFonts w:ascii="游ゴシック" w:hAnsi="游ゴシック" w:eastAsia="游ゴシック"/>
                 <w:b w:val="0"/>
-                <w:sz w:val="17"/>
-              </w:rPr>
-              <w:t>4本</w:t>
-            </w:r>
-          </w:p>
-        </w:tc>
-        <w:tc>
-          <w:tcPr>
-            <w:tcW w:type="dxa" w:w="1531"/>
+                <w:sz w:val="16"/>
+              </w:rPr>
+              <w:t>2＋2＋2本</w:t>
+            </w:r>
+          </w:p>
+        </w:tc>
+        <w:tc>
+          <w:tcPr>
+            <w:tcW w:type="dxa" w:w="1474"/>
             <w:vAlign w:val="center"/>
           </w:tcPr>
           <w:p>
@@ -1014,9 +1019,9 @@
               <w:rPr>
                 <w:rFonts w:ascii="游ゴシック" w:hAnsi="游ゴシック" w:eastAsia="游ゴシック"/>
                 <w:b w:val="0"/>
-                <w:sz w:val="17"/>
-              </w:rPr>
-              <w:t>4,000</w:t>
+                <w:sz w:val="16"/>
+              </w:rPr>
+              <w:t>18,000／9,000</w:t>
             </w:r>
           </w:p>
         </w:tc>
@@ -1035,15 +1040,15 @@
               <w:rPr>
                 <w:rFonts w:ascii="游ゴシック" w:hAnsi="游ゴシック" w:eastAsia="游ゴシック"/>
                 <w:b w:val="0"/>
-                <w:sz w:val="17"/>
-              </w:rPr>
-              <w:t>16,000</w:t>
-            </w:r>
-          </w:p>
-        </w:tc>
-        <w:tc>
-          <w:tcPr>
-            <w:tcW w:type="dxa" w:w="2494"/>
+                <w:sz w:val="16"/>
+              </w:rPr>
+              <w:t>72,000</w:t>
+            </w:r>
+          </w:p>
+        </w:tc>
+        <w:tc>
+          <w:tcPr>
+            <w:tcW w:type="dxa" w:w="2041"/>
             <w:vAlign w:val="center"/>
           </w:tcPr>
           <w:p>
@@ -1055,14 +1060,15 @@
               <w:rPr>
                 <w:rFonts w:ascii="游ゴシック" w:hAnsi="游ゴシック" w:eastAsia="游ゴシック"/>
                 <w:b w:val="0"/>
-                <w:sz w:val="17"/>
-              </w:rPr>
-            </w:r>
-          </w:p>
-        </w:tc>
-        <w:tc>
-          <w:tcPr>
-            <w:tcW w:type="dxa" w:w="737"/>
+                <w:sz w:val="16"/>
+              </w:rPr>
+              <w:t>①内装等（建具）</w:t>
+            </w:r>
+          </w:p>
+        </w:tc>
+        <w:tc>
+          <w:tcPr>
+            <w:tcW w:type="dxa" w:w="680"/>
             <w:vAlign w:val="center"/>
           </w:tcPr>
           <w:p>
@@ -1074,7 +1080,7 @@
               <w:rPr>
                 <w:rFonts w:ascii="游ゴシック" w:hAnsi="游ゴシック" w:eastAsia="游ゴシック"/>
                 <w:b w:val="0"/>
-                <w:sz w:val="17"/>
+                <w:sz w:val="16"/>
               </w:rPr>
               <w:t>□</w:t>
             </w:r>
@@ -1082,7 +1088,7 @@
         </w:tc>
         <w:tc>
           <w:tcPr>
-            <w:tcW w:type="dxa" w:w="5159"/>
+            <w:tcW w:type="dxa" w:w="5726"/>
             <w:vAlign w:val="center"/>
           </w:tcPr>
           <w:p>
@@ -1094,16 +1100,16 @@
               <w:rPr>
                 <w:rFonts w:ascii="游ゴシック" w:hAnsi="游ゴシック" w:eastAsia="游ゴシック"/>
                 <w:b w:val="0"/>
-                <w:sz w:val="17"/>
-              </w:rPr>
-              <w:t>奥和室は2,500円。単価差</w:t>
+                <w:sz w:val="16"/>
+              </w:rPr>
+              <w:t>柄・面材を決定済みか</w:t>
             </w:r>
           </w:p>
         </w:tc>
       </w:tr>
       <w:tr>
         <w:trPr>
-          <w:trHeight w:val="266"/>
+          <w:trHeight w:val="227"/>
         </w:trPr>
         <w:tc>
           <w:tcPr>
@@ -1119,9 +1125,9 @@
               <w:rPr>
                 <w:rFonts w:ascii="游ゴシック" w:hAnsi="游ゴシック" w:eastAsia="游ゴシック"/>
                 <w:b w:val="0"/>
-                <w:sz w:val="17"/>
-              </w:rPr>
-              <w:t>新規襖 大／小（裏地：雲泥）</w:t>
+                <w:sz w:val="16"/>
+              </w:rPr>
+              <w:t>新規戸襖（襖紙／面材）</w:t>
             </w:r>
           </w:p>
         </w:tc>
@@ -1139,15 +1145,15 @@
               <w:rPr>
                 <w:rFonts w:ascii="游ゴシック" w:hAnsi="游ゴシック" w:eastAsia="游ゴシック"/>
                 <w:b w:val="0"/>
-                <w:sz w:val="17"/>
-              </w:rPr>
-              <w:t>2＋2本</w:t>
-            </w:r>
-          </w:p>
-        </w:tc>
-        <w:tc>
-          <w:tcPr>
-            <w:tcW w:type="dxa" w:w="1531"/>
+                <w:sz w:val="16"/>
+              </w:rPr>
+              <w:t>2本</w:t>
+            </w:r>
+          </w:p>
+        </w:tc>
+        <w:tc>
+          <w:tcPr>
+            <w:tcW w:type="dxa" w:w="1474"/>
             <w:vAlign w:val="center"/>
           </w:tcPr>
           <w:p>
@@ -1159,9 +1165,9 @@
               <w:rPr>
                 <w:rFonts w:ascii="游ゴシック" w:hAnsi="游ゴシック" w:eastAsia="游ゴシック"/>
                 <w:b w:val="0"/>
-                <w:sz w:val="17"/>
-              </w:rPr>
-              <w:t>18,000／9,000</w:t>
+                <w:sz w:val="16"/>
+              </w:rPr>
+              <w:t>40,000</w:t>
             </w:r>
           </w:p>
         </w:tc>
@@ -1180,15 +1186,15 @@
               <w:rPr>
                 <w:rFonts w:ascii="游ゴシック" w:hAnsi="游ゴシック" w:eastAsia="游ゴシック"/>
                 <w:b w:val="0"/>
-                <w:sz w:val="17"/>
-              </w:rPr>
-              <w:t>54,000</w:t>
-            </w:r>
-          </w:p>
-        </w:tc>
-        <w:tc>
-          <w:tcPr>
-            <w:tcW w:type="dxa" w:w="2494"/>
+                <w:sz w:val="16"/>
+              </w:rPr>
+              <w:t>80,000</w:t>
+            </w:r>
+          </w:p>
+        </w:tc>
+        <w:tc>
+          <w:tcPr>
+            <w:tcW w:type="dxa" w:w="2041"/>
             <w:vAlign w:val="center"/>
           </w:tcPr>
           <w:p>
@@ -1200,14 +1206,15 @@
               <w:rPr>
                 <w:rFonts w:ascii="游ゴシック" w:hAnsi="游ゴシック" w:eastAsia="游ゴシック"/>
                 <w:b w:val="0"/>
-                <w:sz w:val="17"/>
-              </w:rPr>
-            </w:r>
-          </w:p>
-        </w:tc>
-        <w:tc>
-          <w:tcPr>
-            <w:tcW w:type="dxa" w:w="737"/>
+                <w:sz w:val="16"/>
+              </w:rPr>
+              <w:t>①内装等（建具）</w:t>
+            </w:r>
+          </w:p>
+        </w:tc>
+        <w:tc>
+          <w:tcPr>
+            <w:tcW w:type="dxa" w:w="680"/>
             <w:vAlign w:val="center"/>
           </w:tcPr>
           <w:p>
@@ -1219,7 +1226,7 @@
               <w:rPr>
                 <w:rFonts w:ascii="游ゴシック" w:hAnsi="游ゴシック" w:eastAsia="游ゴシック"/>
                 <w:b w:val="0"/>
-                <w:sz w:val="17"/>
+                <w:sz w:val="16"/>
               </w:rPr>
               <w:t>□</w:t>
             </w:r>
@@ -1227,7 +1234,7 @@
         </w:tc>
         <w:tc>
           <w:tcPr>
-            <w:tcW w:type="dxa" w:w="5159"/>
+            <w:tcW w:type="dxa" w:w="5726"/>
             <w:vAlign w:val="center"/>
           </w:tcPr>
           <w:p>
@@ -1239,16 +1246,16 @@
               <w:rPr>
                 <w:rFonts w:ascii="游ゴシック" w:hAnsi="游ゴシック" w:eastAsia="游ゴシック"/>
                 <w:b w:val="0"/>
-                <w:sz w:val="17"/>
-              </w:rPr>
-              <w:t>柄・面材を決定済みか</w:t>
+                <w:sz w:val="16"/>
+              </w:rPr>
+              <w:t>№608。和室入口の分か要確認</w:t>
             </w:r>
           </w:p>
         </w:tc>
       </w:tr>
       <w:tr>
         <w:trPr>
-          <w:trHeight w:val="266"/>
+          <w:trHeight w:val="227"/>
         </w:trPr>
         <w:tc>
           <w:tcPr>
@@ -1264,9 +1271,9 @@
               <w:rPr>
                 <w:rFonts w:ascii="游ゴシック" w:hAnsi="游ゴシック" w:eastAsia="游ゴシック"/>
                 <w:b w:val="0"/>
-                <w:sz w:val="17"/>
-              </w:rPr>
-              <w:t>新規戸襖（襖紙／面材）</w:t>
+                <w:sz w:val="16"/>
+              </w:rPr>
+              <w:t>床 断熱材交換5,000／壁 断熱材交換4,000（28.9㎡）</w:t>
             </w:r>
           </w:p>
         </w:tc>
@@ -1284,15 +1291,15 @@
               <w:rPr>
                 <w:rFonts w:ascii="游ゴシック" w:hAnsi="游ゴシック" w:eastAsia="游ゴシック"/>
                 <w:b w:val="0"/>
-                <w:sz w:val="17"/>
-              </w:rPr>
-              <w:t>2本</w:t>
-            </w:r>
-          </w:p>
-        </w:tc>
-        <w:tc>
-          <w:tcPr>
-            <w:tcW w:type="dxa" w:w="1531"/>
+                <w:sz w:val="16"/>
+              </w:rPr>
+              <w:t>13.7㎡</w:t>
+            </w:r>
+          </w:p>
+        </w:tc>
+        <w:tc>
+          <w:tcPr>
+            <w:tcW w:type="dxa" w:w="1474"/>
             <w:vAlign w:val="center"/>
           </w:tcPr>
           <w:p>
@@ -1304,9 +1311,9 @@
               <w:rPr>
                 <w:rFonts w:ascii="游ゴシック" w:hAnsi="游ゴシック" w:eastAsia="游ゴシック"/>
                 <w:b w:val="0"/>
-                <w:sz w:val="17"/>
-              </w:rPr>
-              <w:t>40,000</w:t>
+                <w:sz w:val="16"/>
+              </w:rPr>
+              <w:t>5,000</w:t>
             </w:r>
           </w:p>
         </w:tc>
@@ -1325,15 +1332,15 @@
               <w:rPr>
                 <w:rFonts w:ascii="游ゴシック" w:hAnsi="游ゴシック" w:eastAsia="游ゴシック"/>
                 <w:b w:val="0"/>
-                <w:sz w:val="17"/>
-              </w:rPr>
-              <w:t>80,000</w:t>
-            </w:r>
-          </w:p>
-        </w:tc>
-        <w:tc>
-          <w:tcPr>
-            <w:tcW w:type="dxa" w:w="2494"/>
+                <w:sz w:val="16"/>
+              </w:rPr>
+              <w:t>184,100</w:t>
+            </w:r>
+          </w:p>
+        </w:tc>
+        <w:tc>
+          <w:tcPr>
+            <w:tcW w:type="dxa" w:w="2041"/>
             <w:vAlign w:val="center"/>
           </w:tcPr>
           <w:p>
@@ -1345,14 +1352,15 @@
               <w:rPr>
                 <w:rFonts w:ascii="游ゴシック" w:hAnsi="游ゴシック" w:eastAsia="游ゴシック"/>
                 <w:b w:val="0"/>
-                <w:sz w:val="17"/>
-              </w:rPr>
-            </w:r>
-          </w:p>
-        </w:tc>
-        <w:tc>
-          <w:tcPr>
-            <w:tcW w:type="dxa" w:w="737"/>
+                <w:sz w:val="16"/>
+              </w:rPr>
+              <w:t>①内装等（断熱）</w:t>
+            </w:r>
+          </w:p>
+        </w:tc>
+        <w:tc>
+          <w:tcPr>
+            <w:tcW w:type="dxa" w:w="680"/>
             <w:vAlign w:val="center"/>
           </w:tcPr>
           <w:p>
@@ -1364,7 +1372,7 @@
               <w:rPr>
                 <w:rFonts w:ascii="游ゴシック" w:hAnsi="游ゴシック" w:eastAsia="游ゴシック"/>
                 <w:b w:val="0"/>
-                <w:sz w:val="17"/>
+                <w:sz w:val="16"/>
               </w:rPr>
               <w:t>□</w:t>
             </w:r>
@@ -1372,7 +1380,7 @@
         </w:tc>
         <w:tc>
           <w:tcPr>
-            <w:tcW w:type="dxa" w:w="5159"/>
+            <w:tcW w:type="dxa" w:w="5726"/>
             <w:vAlign w:val="center"/>
           </w:tcPr>
           <w:p>
@@ -1384,160 +1392,43 @@
               <w:rPr>
                 <w:rFonts w:ascii="游ゴシック" w:hAnsi="游ゴシック" w:eastAsia="游ゴシック"/>
                 <w:b w:val="0"/>
-                <w:sz w:val="17"/>
-              </w:rPr>
-              <w:t>№608。和室入口の分か要確認</w:t>
+                <w:sz w:val="16"/>
+              </w:rPr>
+              <w:t>応急修理は「元に戻す」のみ。数量を実測</w:t>
             </w:r>
           </w:p>
         </w:tc>
       </w:tr>
       <w:tr>
         <w:trPr>
-          <w:trHeight w:val="266"/>
+          <w:trHeight w:val="227"/>
         </w:trPr>
         <w:tc>
           <w:tcPr>
-            <w:tcW w:type="dxa" w:w="3402"/>
-            <w:vAlign w:val="center"/>
-          </w:tcPr>
-          <w:p>
-            <w:pPr>
-              <w:spacing w:after="0"/>
-            </w:pPr>
-            <w:r/>
-            <w:r>
-              <w:rPr>
-                <w:rFonts w:ascii="游ゴシック" w:hAnsi="游ゴシック" w:eastAsia="游ゴシック"/>
-                <w:b w:val="0"/>
+            <w:tcW w:type="dxa" w:w="15420"/>
+            <w:gridSpan w:val="7"/>
+            <w:vAlign w:val="center"/>
+            <w:shd w:val="clear" w:fill="F2F2F2"/>
+          </w:tcPr>
+          <w:p>
+            <w:pPr>
+              <w:spacing w:after="0"/>
+            </w:pPr>
+            <w:r/>
+            <w:r>
+              <w:rPr>
+                <w:rFonts w:ascii="游ゴシック" w:hAnsi="游ゴシック" w:eastAsia="游ゴシック"/>
+                <w:b/>
                 <w:sz w:val="17"/>
               </w:rPr>
-              <w:t>新規 観音開き襖（小）</w:t>
-            </w:r>
-          </w:p>
-        </w:tc>
-        <w:tc>
-          <w:tcPr>
-            <w:tcW w:type="dxa" w:w="1020"/>
-            <w:vAlign w:val="center"/>
-          </w:tcPr>
-          <w:p>
-            <w:pPr>
-              <w:spacing w:after="0"/>
-            </w:pPr>
-            <w:r/>
-            <w:r>
-              <w:rPr>
-                <w:rFonts w:ascii="游ゴシック" w:hAnsi="游ゴシック" w:eastAsia="游ゴシック"/>
-                <w:b w:val="0"/>
-                <w:sz w:val="17"/>
-              </w:rPr>
-              <w:t>2本</w:t>
-            </w:r>
-          </w:p>
-        </w:tc>
-        <w:tc>
-          <w:tcPr>
-            <w:tcW w:type="dxa" w:w="1531"/>
-            <w:vAlign w:val="center"/>
-          </w:tcPr>
-          <w:p>
-            <w:pPr>
-              <w:spacing w:after="0"/>
-            </w:pPr>
-            <w:r/>
-            <w:r>
-              <w:rPr>
-                <w:rFonts w:ascii="游ゴシック" w:hAnsi="游ゴシック" w:eastAsia="游ゴシック"/>
-                <w:b w:val="0"/>
-                <w:sz w:val="17"/>
-              </w:rPr>
-              <w:t>9,000</w:t>
-            </w:r>
-          </w:p>
-        </w:tc>
-        <w:tc>
-          <w:tcPr>
-            <w:tcW w:type="dxa" w:w="1077"/>
-            <w:vAlign w:val="center"/>
-          </w:tcPr>
-          <w:p>
-            <w:pPr>
-              <w:spacing w:after="0"/>
-              <w:jc w:val="right"/>
-            </w:pPr>
-            <w:r/>
-            <w:r>
-              <w:rPr>
-                <w:rFonts w:ascii="游ゴシック" w:hAnsi="游ゴシック" w:eastAsia="游ゴシック"/>
-                <w:b w:val="0"/>
-                <w:sz w:val="17"/>
-              </w:rPr>
-              <w:t>18,000</w:t>
-            </w:r>
-          </w:p>
-        </w:tc>
-        <w:tc>
-          <w:tcPr>
-            <w:tcW w:type="dxa" w:w="2494"/>
-            <w:vAlign w:val="center"/>
-          </w:tcPr>
-          <w:p>
-            <w:pPr>
-              <w:spacing w:after="0"/>
-            </w:pPr>
-            <w:r/>
-            <w:r>
-              <w:rPr>
-                <w:rFonts w:ascii="游ゴシック" w:hAnsi="游ゴシック" w:eastAsia="游ゴシック"/>
-                <w:b w:val="0"/>
-                <w:sz w:val="17"/>
-              </w:rPr>
-            </w:r>
-          </w:p>
-        </w:tc>
-        <w:tc>
-          <w:tcPr>
-            <w:tcW w:type="dxa" w:w="737"/>
-            <w:vAlign w:val="center"/>
-          </w:tcPr>
-          <w:p>
-            <w:pPr>
-              <w:spacing w:after="0"/>
-            </w:pPr>
-            <w:r/>
-            <w:r>
-              <w:rPr>
-                <w:rFonts w:ascii="游ゴシック" w:hAnsi="游ゴシック" w:eastAsia="游ゴシック"/>
-                <w:b w:val="0"/>
-                <w:sz w:val="17"/>
-              </w:rPr>
-              <w:t>□</w:t>
-            </w:r>
-          </w:p>
-        </w:tc>
-        <w:tc>
-          <w:tcPr>
-            <w:tcW w:type="dxa" w:w="5159"/>
-            <w:vAlign w:val="center"/>
-          </w:tcPr>
-          <w:p>
-            <w:pPr>
-              <w:spacing w:after="0"/>
-            </w:pPr>
-            <w:r/>
-            <w:r>
-              <w:rPr>
-                <w:rFonts w:ascii="游ゴシック" w:hAnsi="游ゴシック" w:eastAsia="游ゴシック"/>
-                <w:b w:val="0"/>
-                <w:sz w:val="17"/>
-              </w:rPr>
+              <w:t>【奥和室】</w:t>
             </w:r>
           </w:p>
         </w:tc>
       </w:tr>
       <w:tr>
         <w:trPr>
-          <w:trHeight w:val="266"/>
+          <w:trHeight w:val="227"/>
         </w:trPr>
         <w:tc>
           <w:tcPr>
@@ -1553,9 +1444,9 @@
               <w:rPr>
                 <w:rFonts w:ascii="游ゴシック" w:hAnsi="游ゴシック" w:eastAsia="游ゴシック"/>
                 <w:b w:val="0"/>
-                <w:sz w:val="17"/>
-              </w:rPr>
-              <w:t>床 断熱材交換</w:t>
+                <w:sz w:val="16"/>
+              </w:rPr>
+              <w:t>畳新調 t60</w:t>
             </w:r>
           </w:p>
         </w:tc>
@@ -1573,15 +1464,15 @@
               <w:rPr>
                 <w:rFonts w:ascii="游ゴシック" w:hAnsi="游ゴシック" w:eastAsia="游ゴシック"/>
                 <w:b w:val="0"/>
-                <w:sz w:val="17"/>
-              </w:rPr>
-              <w:t>13.7㎡</w:t>
-            </w:r>
-          </w:p>
-        </w:tc>
-        <w:tc>
-          <w:tcPr>
-            <w:tcW w:type="dxa" w:w="1531"/>
+                <w:sz w:val="16"/>
+              </w:rPr>
+              <w:t>6枚</w:t>
+            </w:r>
+          </w:p>
+        </w:tc>
+        <w:tc>
+          <w:tcPr>
+            <w:tcW w:type="dxa" w:w="1474"/>
             <w:vAlign w:val="center"/>
           </w:tcPr>
           <w:p>
@@ -1593,9 +1484,9 @@
               <w:rPr>
                 <w:rFonts w:ascii="游ゴシック" w:hAnsi="游ゴシック" w:eastAsia="游ゴシック"/>
                 <w:b w:val="0"/>
-                <w:sz w:val="17"/>
-              </w:rPr>
-              <w:t>5,000</w:t>
+                <w:sz w:val="16"/>
+              </w:rPr>
+              <w:t>18,000</w:t>
             </w:r>
           </w:p>
         </w:tc>
@@ -1614,15 +1505,15 @@
               <w:rPr>
                 <w:rFonts w:ascii="游ゴシック" w:hAnsi="游ゴシック" w:eastAsia="游ゴシック"/>
                 <w:b w:val="0"/>
-                <w:sz w:val="17"/>
-              </w:rPr>
-              <w:t>68,500</w:t>
-            </w:r>
-          </w:p>
-        </w:tc>
-        <w:tc>
-          <w:tcPr>
-            <w:tcW w:type="dxa" w:w="2494"/>
+                <w:sz w:val="16"/>
+              </w:rPr>
+              <w:t>108,000</w:t>
+            </w:r>
+          </w:p>
+        </w:tc>
+        <w:tc>
+          <w:tcPr>
+            <w:tcW w:type="dxa" w:w="2041"/>
             <w:vAlign w:val="center"/>
           </w:tcPr>
           <w:p>
@@ -1634,14 +1525,15 @@
               <w:rPr>
                 <w:rFonts w:ascii="游ゴシック" w:hAnsi="游ゴシック" w:eastAsia="游ゴシック"/>
                 <w:b w:val="0"/>
-                <w:sz w:val="17"/>
-              </w:rPr>
-            </w:r>
-          </w:p>
-        </w:tc>
-        <w:tc>
-          <w:tcPr>
-            <w:tcW w:type="dxa" w:w="737"/>
+                <w:sz w:val="16"/>
+              </w:rPr>
+              <w:t>①内装等（畳）</w:t>
+            </w:r>
+          </w:p>
+        </w:tc>
+        <w:tc>
+          <w:tcPr>
+            <w:tcW w:type="dxa" w:w="680"/>
             <w:vAlign w:val="center"/>
           </w:tcPr>
           <w:p>
@@ -1653,7 +1545,7 @@
               <w:rPr>
                 <w:rFonts w:ascii="游ゴシック" w:hAnsi="游ゴシック" w:eastAsia="游ゴシック"/>
                 <w:b w:val="0"/>
-                <w:sz w:val="17"/>
+                <w:sz w:val="16"/>
               </w:rPr>
               <w:t>□</w:t>
             </w:r>
@@ -1661,7 +1553,7 @@
         </w:tc>
         <w:tc>
           <w:tcPr>
-            <w:tcW w:type="dxa" w:w="5159"/>
+            <w:tcW w:type="dxa" w:w="5726"/>
             <w:vAlign w:val="center"/>
           </w:tcPr>
           <w:p>
@@ -1673,16 +1565,15 @@
               <w:rPr>
                 <w:rFonts w:ascii="游ゴシック" w:hAnsi="游ゴシック" w:eastAsia="游ゴシック"/>
                 <w:b w:val="0"/>
-                <w:sz w:val="17"/>
-              </w:rPr>
-              <w:t>応急修理は「元に戻す」のみ</w:t>
+                <w:sz w:val="16"/>
+              </w:rPr>
             </w:r>
           </w:p>
         </w:tc>
       </w:tr>
       <w:tr>
         <w:trPr>
-          <w:trHeight w:val="266"/>
+          <w:trHeight w:val="227"/>
         </w:trPr>
         <w:tc>
           <w:tcPr>
@@ -1698,9 +1589,9 @@
               <w:rPr>
                 <w:rFonts w:ascii="游ゴシック" w:hAnsi="游ゴシック" w:eastAsia="游ゴシック"/>
                 <w:b w:val="0"/>
-                <w:sz w:val="17"/>
-              </w:rPr>
-              <w:t>壁 断熱材交換</w:t>
+                <w:sz w:val="16"/>
+              </w:rPr>
+              <w:t>収納内 畳 床下地交換 11.5㎡</w:t>
             </w:r>
           </w:p>
         </w:tc>
@@ -1718,15 +1609,15 @@
               <w:rPr>
                 <w:rFonts w:ascii="游ゴシック" w:hAnsi="游ゴシック" w:eastAsia="游ゴシック"/>
                 <w:b w:val="0"/>
-                <w:sz w:val="17"/>
-              </w:rPr>
-              <w:t>28.9㎡</w:t>
-            </w:r>
-          </w:p>
-        </w:tc>
-        <w:tc>
-          <w:tcPr>
-            <w:tcW w:type="dxa" w:w="1531"/>
+                <w:sz w:val="16"/>
+              </w:rPr>
+              <w:t>11.5㎡</w:t>
+            </w:r>
+          </w:p>
+        </w:tc>
+        <w:tc>
+          <w:tcPr>
+            <w:tcW w:type="dxa" w:w="1474"/>
             <w:vAlign w:val="center"/>
           </w:tcPr>
           <w:p>
@@ -1738,9 +1629,9 @@
               <w:rPr>
                 <w:rFonts w:ascii="游ゴシック" w:hAnsi="游ゴシック" w:eastAsia="游ゴシック"/>
                 <w:b w:val="0"/>
-                <w:sz w:val="17"/>
-              </w:rPr>
-              <w:t>4,000</w:t>
+                <w:sz w:val="16"/>
+              </w:rPr>
+              <w:t>28,000</w:t>
             </w:r>
           </w:p>
         </w:tc>
@@ -1759,15 +1650,15 @@
               <w:rPr>
                 <w:rFonts w:ascii="游ゴシック" w:hAnsi="游ゴシック" w:eastAsia="游ゴシック"/>
                 <w:b w:val="0"/>
-                <w:sz w:val="17"/>
-              </w:rPr>
-              <w:t>115,600</w:t>
-            </w:r>
-          </w:p>
-        </w:tc>
-        <w:tc>
-          <w:tcPr>
-            <w:tcW w:type="dxa" w:w="2494"/>
+                <w:sz w:val="16"/>
+              </w:rPr>
+              <w:t>322,000</w:t>
+            </w:r>
+          </w:p>
+        </w:tc>
+        <w:tc>
+          <w:tcPr>
+            <w:tcW w:type="dxa" w:w="2041"/>
             <w:vAlign w:val="center"/>
           </w:tcPr>
           <w:p>
@@ -1779,14 +1670,15 @@
               <w:rPr>
                 <w:rFonts w:ascii="游ゴシック" w:hAnsi="游ゴシック" w:eastAsia="游ゴシック"/>
                 <w:b w:val="0"/>
-                <w:sz w:val="17"/>
-              </w:rPr>
-            </w:r>
-          </w:p>
-        </w:tc>
-        <w:tc>
-          <w:tcPr>
-            <w:tcW w:type="dxa" w:w="737"/>
+                <w:sz w:val="16"/>
+              </w:rPr>
+              <w:t>①内装等（大工）</w:t>
+            </w:r>
+          </w:p>
+        </w:tc>
+        <w:tc>
+          <w:tcPr>
+            <w:tcW w:type="dxa" w:w="680"/>
             <w:vAlign w:val="center"/>
           </w:tcPr>
           <w:p>
@@ -1798,7 +1690,7 @@
               <w:rPr>
                 <w:rFonts w:ascii="游ゴシック" w:hAnsi="游ゴシック" w:eastAsia="游ゴシック"/>
                 <w:b w:val="0"/>
-                <w:sz w:val="17"/>
+                <w:sz w:val="16"/>
               </w:rPr>
               <w:t>□</w:t>
             </w:r>
@@ -1806,7 +1698,7 @@
         </w:tc>
         <w:tc>
           <w:tcPr>
-            <w:tcW w:type="dxa" w:w="5159"/>
+            <w:tcW w:type="dxa" w:w="5726"/>
             <w:vAlign w:val="center"/>
           </w:tcPr>
           <w:p>
@@ -1818,42 +1710,162 @@
               <w:rPr>
                 <w:rFonts w:ascii="游ゴシック" w:hAnsi="游ゴシック" w:eastAsia="游ゴシック"/>
                 <w:b w:val="0"/>
-                <w:sz w:val="17"/>
-              </w:rPr>
+                <w:sz w:val="16"/>
+              </w:rPr>
+              <w:t>収納内だけで11.5㎡あるか。範囲を実測</w:t>
             </w:r>
           </w:p>
         </w:tc>
       </w:tr>
       <w:tr>
         <w:trPr>
-          <w:trHeight w:val="266"/>
+          <w:trHeight w:val="227"/>
         </w:trPr>
         <w:tc>
           <w:tcPr>
-            <w:tcW w:type="dxa" w:w="15420"/>
-            <w:gridSpan w:val="7"/>
-            <w:vAlign w:val="center"/>
-            <w:shd w:val="clear" w:fill="F2F2F2"/>
-          </w:tcPr>
-          <w:p>
-            <w:pPr>
-              <w:spacing w:after="0"/>
-            </w:pPr>
-            <w:r/>
-            <w:r>
-              <w:rPr>
-                <w:rFonts w:ascii="游ゴシック" w:hAnsi="游ゴシック" w:eastAsia="游ゴシック"/>
-                <w:b/>
-                <w:sz w:val="17"/>
-              </w:rPr>
-              <w:t>【奥和室】</w:t>
+            <w:tcW w:type="dxa" w:w="3402"/>
+            <w:vAlign w:val="center"/>
+          </w:tcPr>
+          <w:p>
+            <w:pPr>
+              <w:spacing w:after="0"/>
+            </w:pPr>
+            <w:r/>
+            <w:r>
+              <w:rPr>
+                <w:rFonts w:ascii="游ゴシック" w:hAnsi="游ゴシック" w:eastAsia="游ゴシック"/>
+                <w:b w:val="0"/>
+                <w:sz w:val="16"/>
+              </w:rPr>
+              <w:t>既存床解体・新規下地 フローリング貼り</w:t>
+            </w:r>
+          </w:p>
+        </w:tc>
+        <w:tc>
+          <w:tcPr>
+            <w:tcW w:type="dxa" w:w="1020"/>
+            <w:vAlign w:val="center"/>
+          </w:tcPr>
+          <w:p>
+            <w:pPr>
+              <w:spacing w:after="0"/>
+            </w:pPr>
+            <w:r/>
+            <w:r>
+              <w:rPr>
+                <w:rFonts w:ascii="游ゴシック" w:hAnsi="游ゴシック" w:eastAsia="游ゴシック"/>
+                <w:b w:val="0"/>
+                <w:sz w:val="16"/>
+              </w:rPr>
+              <w:t>1式（1.6㎡）</w:t>
+            </w:r>
+          </w:p>
+        </w:tc>
+        <w:tc>
+          <w:tcPr>
+            <w:tcW w:type="dxa" w:w="1474"/>
+            <w:vAlign w:val="center"/>
+          </w:tcPr>
+          <w:p>
+            <w:pPr>
+              <w:spacing w:after="0"/>
+            </w:pPr>
+            <w:r/>
+            <w:r>
+              <w:rPr>
+                <w:rFonts w:ascii="游ゴシック" w:hAnsi="游ゴシック" w:eastAsia="游ゴシック"/>
+                <w:b w:val="0"/>
+                <w:sz w:val="16"/>
+              </w:rPr>
+              <w:t>85,000</w:t>
+            </w:r>
+          </w:p>
+        </w:tc>
+        <w:tc>
+          <w:tcPr>
+            <w:tcW w:type="dxa" w:w="1077"/>
+            <w:vAlign w:val="center"/>
+          </w:tcPr>
+          <w:p>
+            <w:pPr>
+              <w:spacing w:after="0"/>
+              <w:jc w:val="right"/>
+            </w:pPr>
+            <w:r/>
+            <w:r>
+              <w:rPr>
+                <w:rFonts w:ascii="游ゴシック" w:hAnsi="游ゴシック" w:eastAsia="游ゴシック"/>
+                <w:b w:val="0"/>
+                <w:sz w:val="16"/>
+              </w:rPr>
+              <w:t>85,000</w:t>
+            </w:r>
+          </w:p>
+        </w:tc>
+        <w:tc>
+          <w:tcPr>
+            <w:tcW w:type="dxa" w:w="2041"/>
+            <w:vAlign w:val="center"/>
+          </w:tcPr>
+          <w:p>
+            <w:pPr>
+              <w:spacing w:after="0"/>
+            </w:pPr>
+            <w:r/>
+            <w:r>
+              <w:rPr>
+                <w:rFonts w:ascii="游ゴシック" w:hAnsi="游ゴシック" w:eastAsia="游ゴシック"/>
+                <w:b w:val="0"/>
+                <w:sz w:val="16"/>
+              </w:rPr>
+              <w:t>①内装等（大工）</w:t>
+            </w:r>
+          </w:p>
+        </w:tc>
+        <w:tc>
+          <w:tcPr>
+            <w:tcW w:type="dxa" w:w="680"/>
+            <w:vAlign w:val="center"/>
+          </w:tcPr>
+          <w:p>
+            <w:pPr>
+              <w:spacing w:after="0"/>
+            </w:pPr>
+            <w:r/>
+            <w:r>
+              <w:rPr>
+                <w:rFonts w:ascii="游ゴシック" w:hAnsi="游ゴシック" w:eastAsia="游ゴシック"/>
+                <w:b w:val="0"/>
+                <w:sz w:val="16"/>
+              </w:rPr>
+              <w:t>□</w:t>
+            </w:r>
+          </w:p>
+        </w:tc>
+        <w:tc>
+          <w:tcPr>
+            <w:tcW w:type="dxa" w:w="5726"/>
+            <w:vAlign w:val="center"/>
+          </w:tcPr>
+          <w:p>
+            <w:pPr>
+              <w:spacing w:after="0"/>
+            </w:pPr>
+            <w:r/>
+            <w:r>
+              <w:rPr>
+                <w:rFonts w:ascii="游ゴシック" w:hAnsi="游ゴシック" w:eastAsia="游ゴシック"/>
+                <w:b w:val="0"/>
+                <w:sz w:val="16"/>
+              </w:rPr>
+              <w:t>玄関奥納戸も同額（1.6㎡）</w:t>
             </w:r>
           </w:p>
         </w:tc>
       </w:tr>
       <w:tr>
         <w:trPr>
-          <w:trHeight w:val="266"/>
+          <w:trHeight w:val="227"/>
         </w:trPr>
         <w:tc>
           <w:tcPr>
@@ -1869,9 +1881,9 @@
               <w:rPr>
                 <w:rFonts w:ascii="游ゴシック" w:hAnsi="游ゴシック" w:eastAsia="游ゴシック"/>
                 <w:b w:val="0"/>
-                <w:sz w:val="17"/>
-              </w:rPr>
-              <w:t>畳新調 t60</w:t>
+                <w:sz w:val="16"/>
+              </w:rPr>
+              <w:t>壁 ボード交換／クロス貼り</w:t>
             </w:r>
           </w:p>
         </w:tc>
@@ -1889,15 +1901,15 @@
               <w:rPr>
                 <w:rFonts w:ascii="游ゴシック" w:hAnsi="游ゴシック" w:eastAsia="游ゴシック"/>
                 <w:b w:val="0"/>
-                <w:sz w:val="17"/>
-              </w:rPr>
-              <w:t>6枚</w:t>
-            </w:r>
-          </w:p>
-        </w:tc>
-        <w:tc>
-          <w:tcPr>
-            <w:tcW w:type="dxa" w:w="1531"/>
+                <w:sz w:val="16"/>
+              </w:rPr>
+              <w:t>16.3㎡</w:t>
+            </w:r>
+          </w:p>
+        </w:tc>
+        <w:tc>
+          <w:tcPr>
+            <w:tcW w:type="dxa" w:w="1474"/>
             <w:vAlign w:val="center"/>
           </w:tcPr>
           <w:p>
@@ -1909,9 +1921,9 @@
               <w:rPr>
                 <w:rFonts w:ascii="游ゴシック" w:hAnsi="游ゴシック" w:eastAsia="游ゴシック"/>
                 <w:b w:val="0"/>
-                <w:sz w:val="17"/>
-              </w:rPr>
-              <w:t>18,000</w:t>
+                <w:sz w:val="16"/>
+              </w:rPr>
+              <w:t>6,000／1,500</w:t>
             </w:r>
           </w:p>
         </w:tc>
@@ -1930,15 +1942,15 @@
               <w:rPr>
                 <w:rFonts w:ascii="游ゴシック" w:hAnsi="游ゴシック" w:eastAsia="游ゴシック"/>
                 <w:b w:val="0"/>
-                <w:sz w:val="17"/>
-              </w:rPr>
-              <w:t>108,000</w:t>
-            </w:r>
-          </w:p>
-        </w:tc>
-        <w:tc>
-          <w:tcPr>
-            <w:tcW w:type="dxa" w:w="2494"/>
+                <w:sz w:val="16"/>
+              </w:rPr>
+              <w:t>122,250</w:t>
+            </w:r>
+          </w:p>
+        </w:tc>
+        <w:tc>
+          <w:tcPr>
+            <w:tcW w:type="dxa" w:w="2041"/>
             <w:vAlign w:val="center"/>
           </w:tcPr>
           <w:p>
@@ -1950,14 +1962,15 @@
               <w:rPr>
                 <w:rFonts w:ascii="游ゴシック" w:hAnsi="游ゴシック" w:eastAsia="游ゴシック"/>
                 <w:b w:val="0"/>
-                <w:sz w:val="17"/>
-              </w:rPr>
-            </w:r>
-          </w:p>
-        </w:tc>
-        <w:tc>
-          <w:tcPr>
-            <w:tcW w:type="dxa" w:w="737"/>
+                <w:sz w:val="16"/>
+              </w:rPr>
+              <w:t>①内装等</w:t>
+            </w:r>
+          </w:p>
+        </w:tc>
+        <w:tc>
+          <w:tcPr>
+            <w:tcW w:type="dxa" w:w="680"/>
             <w:vAlign w:val="center"/>
           </w:tcPr>
           <w:p>
@@ -1969,7 +1982,7 @@
               <w:rPr>
                 <w:rFonts w:ascii="游ゴシック" w:hAnsi="游ゴシック" w:eastAsia="游ゴシック"/>
                 <w:b w:val="0"/>
-                <w:sz w:val="17"/>
+                <w:sz w:val="16"/>
               </w:rPr>
               <w:t>□</w:t>
             </w:r>
@@ -1977,7 +1990,7 @@
         </w:tc>
         <w:tc>
           <w:tcPr>
-            <w:tcW w:type="dxa" w:w="5159"/>
+            <w:tcW w:type="dxa" w:w="5726"/>
             <w:vAlign w:val="center"/>
           </w:tcPr>
           <w:p>
@@ -1989,7 +2002,7 @@
               <w:rPr>
                 <w:rFonts w:ascii="游ゴシック" w:hAnsi="游ゴシック" w:eastAsia="游ゴシック"/>
                 <w:b w:val="0"/>
-                <w:sz w:val="17"/>
+                <w:sz w:val="16"/>
               </w:rPr>
             </w:r>
           </w:p>
@@ -1997,7 +2010,7 @@
       </w:tr>
       <w:tr>
         <w:trPr>
-          <w:trHeight w:val="266"/>
+          <w:trHeight w:val="227"/>
         </w:trPr>
         <w:tc>
           <w:tcPr>
@@ -2013,9 +2026,9 @@
               <w:rPr>
                 <w:rFonts w:ascii="游ゴシック" w:hAnsi="游ゴシック" w:eastAsia="游ゴシック"/>
                 <w:b w:val="0"/>
-                <w:sz w:val="17"/>
-              </w:rPr>
-              <w:t>収納内 畳 床下地交換 11.5㎡</w:t>
+                <w:sz w:val="16"/>
+              </w:rPr>
+              <w:t>床 断熱材交換</w:t>
             </w:r>
           </w:p>
         </w:tc>
@@ -2033,15 +2046,15 @@
               <w:rPr>
                 <w:rFonts w:ascii="游ゴシック" w:hAnsi="游ゴシック" w:eastAsia="游ゴシック"/>
                 <w:b w:val="0"/>
-                <w:sz w:val="17"/>
-              </w:rPr>
-              <w:t>11.5㎡</w:t>
-            </w:r>
-          </w:p>
-        </w:tc>
-        <w:tc>
-          <w:tcPr>
-            <w:tcW w:type="dxa" w:w="1531"/>
+                <w:sz w:val="16"/>
+              </w:rPr>
+              <w:t>1式</w:t>
+            </w:r>
+          </w:p>
+        </w:tc>
+        <w:tc>
+          <w:tcPr>
+            <w:tcW w:type="dxa" w:w="1474"/>
             <w:vAlign w:val="center"/>
           </w:tcPr>
           <w:p>
@@ -2053,9 +2066,9 @@
               <w:rPr>
                 <w:rFonts w:ascii="游ゴシック" w:hAnsi="游ゴシック" w:eastAsia="游ゴシック"/>
                 <w:b w:val="0"/>
-                <w:sz w:val="17"/>
-              </w:rPr>
-              <w:t>28,000</w:t>
+                <w:sz w:val="16"/>
+              </w:rPr>
+              <w:t>30,000</w:t>
             </w:r>
           </w:p>
         </w:tc>
@@ -2074,15 +2087,15 @@
               <w:rPr>
                 <w:rFonts w:ascii="游ゴシック" w:hAnsi="游ゴシック" w:eastAsia="游ゴシック"/>
                 <w:b w:val="0"/>
-                <w:sz w:val="17"/>
-              </w:rPr>
-              <w:t>322,000</w:t>
-            </w:r>
-          </w:p>
-        </w:tc>
-        <w:tc>
-          <w:tcPr>
-            <w:tcW w:type="dxa" w:w="2494"/>
+                <w:sz w:val="16"/>
+              </w:rPr>
+              <w:t>30,000</w:t>
+            </w:r>
+          </w:p>
+        </w:tc>
+        <w:tc>
+          <w:tcPr>
+            <w:tcW w:type="dxa" w:w="2041"/>
             <w:vAlign w:val="center"/>
           </w:tcPr>
           <w:p>
@@ -2094,14 +2107,15 @@
               <w:rPr>
                 <w:rFonts w:ascii="游ゴシック" w:hAnsi="游ゴシック" w:eastAsia="游ゴシック"/>
                 <w:b w:val="0"/>
-                <w:sz w:val="17"/>
-              </w:rPr>
-            </w:r>
-          </w:p>
-        </w:tc>
-        <w:tc>
-          <w:tcPr>
-            <w:tcW w:type="dxa" w:w="737"/>
+                <w:sz w:val="16"/>
+              </w:rPr>
+              <w:t>①内装等（断熱）</w:t>
+            </w:r>
+          </w:p>
+        </w:tc>
+        <w:tc>
+          <w:tcPr>
+            <w:tcW w:type="dxa" w:w="680"/>
             <w:vAlign w:val="center"/>
           </w:tcPr>
           <w:p>
@@ -2113,7 +2127,7 @@
               <w:rPr>
                 <w:rFonts w:ascii="游ゴシック" w:hAnsi="游ゴシック" w:eastAsia="游ゴシック"/>
                 <w:b w:val="0"/>
-                <w:sz w:val="17"/>
+                <w:sz w:val="16"/>
               </w:rPr>
               <w:t>□</w:t>
             </w:r>
@@ -2121,7 +2135,7 @@
         </w:tc>
         <w:tc>
           <w:tcPr>
-            <w:tcW w:type="dxa" w:w="5159"/>
+            <w:tcW w:type="dxa" w:w="5726"/>
             <w:vAlign w:val="center"/>
           </w:tcPr>
           <w:p>
@@ -2133,16 +2147,16 @@
               <w:rPr>
                 <w:rFonts w:ascii="游ゴシック" w:hAnsi="游ゴシック" w:eastAsia="游ゴシック"/>
                 <w:b w:val="0"/>
-                <w:sz w:val="17"/>
-              </w:rPr>
-              <w:t>収納内だけで11.5㎡あるか。範囲を実測</w:t>
+                <w:sz w:val="16"/>
+              </w:rPr>
+              <w:t>他は5,000円/㎡。11.5㎡なら5.7万円で割高?</w:t>
             </w:r>
           </w:p>
         </w:tc>
       </w:tr>
       <w:tr>
         <w:trPr>
-          <w:trHeight w:val="266"/>
+          <w:trHeight w:val="227"/>
         </w:trPr>
         <w:tc>
           <w:tcPr>
@@ -2158,9 +2172,9 @@
               <w:rPr>
                 <w:rFonts w:ascii="游ゴシック" w:hAnsi="游ゴシック" w:eastAsia="游ゴシック"/>
                 <w:b w:val="0"/>
-                <w:sz w:val="17"/>
-              </w:rPr>
-              <w:t>既存床解体・新規下地 フローリング貼り</w:t>
+                <w:sz w:val="16"/>
+              </w:rPr>
+              <w:t>収納内下段 側面・底板 合板貼替</w:t>
             </w:r>
           </w:p>
         </w:tc>
@@ -2178,15 +2192,15 @@
               <w:rPr>
                 <w:rFonts w:ascii="游ゴシック" w:hAnsi="游ゴシック" w:eastAsia="游ゴシック"/>
                 <w:b w:val="0"/>
-                <w:sz w:val="17"/>
-              </w:rPr>
-              <w:t>1式（1.6㎡）</w:t>
-            </w:r>
-          </w:p>
-        </w:tc>
-        <w:tc>
-          <w:tcPr>
-            <w:tcW w:type="dxa" w:w="1531"/>
+                <w:sz w:val="16"/>
+              </w:rPr>
+              <w:t>3.6㎡</w:t>
+            </w:r>
+          </w:p>
+        </w:tc>
+        <w:tc>
+          <w:tcPr>
+            <w:tcW w:type="dxa" w:w="1474"/>
             <w:vAlign w:val="center"/>
           </w:tcPr>
           <w:p>
@@ -2198,9 +2212,9 @@
               <w:rPr>
                 <w:rFonts w:ascii="游ゴシック" w:hAnsi="游ゴシック" w:eastAsia="游ゴシック"/>
                 <w:b w:val="0"/>
-                <w:sz w:val="17"/>
-              </w:rPr>
-              <w:t>85,000</w:t>
+                <w:sz w:val="16"/>
+              </w:rPr>
+              <w:t>12,000</w:t>
             </w:r>
           </w:p>
         </w:tc>
@@ -2219,15 +2233,15 @@
               <w:rPr>
                 <w:rFonts w:ascii="游ゴシック" w:hAnsi="游ゴシック" w:eastAsia="游ゴシック"/>
                 <w:b w:val="0"/>
-                <w:sz w:val="17"/>
-              </w:rPr>
-              <w:t>85,000</w:t>
-            </w:r>
-          </w:p>
-        </w:tc>
-        <w:tc>
-          <w:tcPr>
-            <w:tcW w:type="dxa" w:w="2494"/>
+                <w:sz w:val="16"/>
+              </w:rPr>
+              <w:t>43,200</w:t>
+            </w:r>
+          </w:p>
+        </w:tc>
+        <w:tc>
+          <w:tcPr>
+            <w:tcW w:type="dxa" w:w="2041"/>
             <w:vAlign w:val="center"/>
           </w:tcPr>
           <w:p>
@@ -2239,14 +2253,15 @@
               <w:rPr>
                 <w:rFonts w:ascii="游ゴシック" w:hAnsi="游ゴシック" w:eastAsia="游ゴシック"/>
                 <w:b w:val="0"/>
-                <w:sz w:val="17"/>
-              </w:rPr>
-            </w:r>
-          </w:p>
-        </w:tc>
-        <w:tc>
-          <w:tcPr>
-            <w:tcW w:type="dxa" w:w="737"/>
+                <w:sz w:val="16"/>
+              </w:rPr>
+              <w:t>①内装等</w:t>
+            </w:r>
+          </w:p>
+        </w:tc>
+        <w:tc>
+          <w:tcPr>
+            <w:tcW w:type="dxa" w:w="680"/>
             <w:vAlign w:val="center"/>
           </w:tcPr>
           <w:p>
@@ -2258,7 +2273,7 @@
               <w:rPr>
                 <w:rFonts w:ascii="游ゴシック" w:hAnsi="游ゴシック" w:eastAsia="游ゴシック"/>
                 <w:b w:val="0"/>
-                <w:sz w:val="17"/>
+                <w:sz w:val="16"/>
               </w:rPr>
               <w:t>□</w:t>
             </w:r>
@@ -2266,7 +2281,7 @@
         </w:tc>
         <w:tc>
           <w:tcPr>
-            <w:tcW w:type="dxa" w:w="5159"/>
+            <w:tcW w:type="dxa" w:w="5726"/>
             <w:vAlign w:val="center"/>
           </w:tcPr>
           <w:p>
@@ -2278,16 +2293,15 @@
               <w:rPr>
                 <w:rFonts w:ascii="游ゴシック" w:hAnsi="游ゴシック" w:eastAsia="游ゴシック"/>
                 <w:b w:val="0"/>
-                <w:sz w:val="17"/>
-              </w:rPr>
-              <w:t>玄関奥納戸も同額（1.6㎡）</w:t>
+                <w:sz w:val="16"/>
+              </w:rPr>
             </w:r>
           </w:p>
         </w:tc>
       </w:tr>
       <w:tr>
         <w:trPr>
-          <w:trHeight w:val="266"/>
+          <w:trHeight w:val="227"/>
         </w:trPr>
         <w:tc>
           <w:tcPr>
@@ -2303,9 +2317,9 @@
               <w:rPr>
                 <w:rFonts w:ascii="游ゴシック" w:hAnsi="游ゴシック" w:eastAsia="游ゴシック"/>
                 <w:b w:val="0"/>
-                <w:sz w:val="17"/>
-              </w:rPr>
-              <w:t>壁 ボード交換／クロス貼り</w:t>
+                <w:sz w:val="16"/>
+              </w:rPr>
+              <w:t>襖 撤去(大2)／新規(大2)</w:t>
             </w:r>
           </w:p>
         </w:tc>
@@ -2323,15 +2337,15 @@
               <w:rPr>
                 <w:rFonts w:ascii="游ゴシック" w:hAnsi="游ゴシック" w:eastAsia="游ゴシック"/>
                 <w:b w:val="0"/>
-                <w:sz w:val="17"/>
-              </w:rPr>
-              <w:t>16.3㎡</w:t>
-            </w:r>
-          </w:p>
-        </w:tc>
-        <w:tc>
-          <w:tcPr>
-            <w:tcW w:type="dxa" w:w="1531"/>
+                <w:sz w:val="16"/>
+              </w:rPr>
+              <w:t>2＋2本</w:t>
+            </w:r>
+          </w:p>
+        </w:tc>
+        <w:tc>
+          <w:tcPr>
+            <w:tcW w:type="dxa" w:w="1474"/>
             <w:vAlign w:val="center"/>
           </w:tcPr>
           <w:p>
@@ -2343,9 +2357,9 @@
               <w:rPr>
                 <w:rFonts w:ascii="游ゴシック" w:hAnsi="游ゴシック" w:eastAsia="游ゴシック"/>
                 <w:b w:val="0"/>
-                <w:sz w:val="17"/>
-              </w:rPr>
-              <w:t>6,000／1,500</w:t>
+                <w:sz w:val="16"/>
+              </w:rPr>
+              <w:t>2,500／18,000</w:t>
             </w:r>
           </w:p>
         </w:tc>
@@ -2364,15 +2378,15 @@
               <w:rPr>
                 <w:rFonts w:ascii="游ゴシック" w:hAnsi="游ゴシック" w:eastAsia="游ゴシック"/>
                 <w:b w:val="0"/>
-                <w:sz w:val="17"/>
-              </w:rPr>
-              <w:t>122,250</w:t>
-            </w:r>
-          </w:p>
-        </w:tc>
-        <w:tc>
-          <w:tcPr>
-            <w:tcW w:type="dxa" w:w="2494"/>
+                <w:sz w:val="16"/>
+              </w:rPr>
+              <w:t>41,000</w:t>
+            </w:r>
+          </w:p>
+        </w:tc>
+        <w:tc>
+          <w:tcPr>
+            <w:tcW w:type="dxa" w:w="2041"/>
             <w:vAlign w:val="center"/>
           </w:tcPr>
           <w:p>
@@ -2384,14 +2398,15 @@
               <w:rPr>
                 <w:rFonts w:ascii="游ゴシック" w:hAnsi="游ゴシック" w:eastAsia="游ゴシック"/>
                 <w:b w:val="0"/>
-                <w:sz w:val="17"/>
-              </w:rPr>
-            </w:r>
-          </w:p>
-        </w:tc>
-        <w:tc>
-          <w:tcPr>
-            <w:tcW w:type="dxa" w:w="737"/>
+                <w:sz w:val="16"/>
+              </w:rPr>
+              <w:t>①内装等（建具）</w:t>
+            </w:r>
+          </w:p>
+        </w:tc>
+        <w:tc>
+          <w:tcPr>
+            <w:tcW w:type="dxa" w:w="680"/>
             <w:vAlign w:val="center"/>
           </w:tcPr>
           <w:p>
@@ -2403,7 +2418,7 @@
               <w:rPr>
                 <w:rFonts w:ascii="游ゴシック" w:hAnsi="游ゴシック" w:eastAsia="游ゴシック"/>
                 <w:b w:val="0"/>
-                <w:sz w:val="17"/>
+                <w:sz w:val="16"/>
               </w:rPr>
               <w:t>□</w:t>
             </w:r>
@@ -2411,7 +2426,7 @@
         </w:tc>
         <w:tc>
           <w:tcPr>
-            <w:tcW w:type="dxa" w:w="5159"/>
+            <w:tcW w:type="dxa" w:w="5726"/>
             <w:vAlign w:val="center"/>
           </w:tcPr>
           <w:p>
@@ -2423,15 +2438,16 @@
               <w:rPr>
                 <w:rFonts w:ascii="游ゴシック" w:hAnsi="游ゴシック" w:eastAsia="游ゴシック"/>
                 <w:b w:val="0"/>
-                <w:sz w:val="17"/>
-              </w:rPr>
+                <w:sz w:val="16"/>
+              </w:rPr>
+              <w:t>襖の撤去単価が和室より安い</w:t>
             </w:r>
           </w:p>
         </w:tc>
       </w:tr>
       <w:tr>
         <w:trPr>
-          <w:trHeight w:val="266"/>
+          <w:trHeight w:val="227"/>
         </w:trPr>
         <w:tc>
           <w:tcPr>
@@ -2447,9 +2463,9 @@
               <w:rPr>
                 <w:rFonts w:ascii="游ゴシック" w:hAnsi="游ゴシック" w:eastAsia="游ゴシック"/>
                 <w:b w:val="0"/>
-                <w:sz w:val="17"/>
-              </w:rPr>
-              <w:t>床 断熱材交換</w:t>
+                <w:sz w:val="16"/>
+              </w:rPr>
+              <w:t>障子 撤去（大4・小2）</w:t>
             </w:r>
           </w:p>
         </w:tc>
@@ -2467,15 +2483,15 @@
               <w:rPr>
                 <w:rFonts w:ascii="游ゴシック" w:hAnsi="游ゴシック" w:eastAsia="游ゴシック"/>
                 <w:b w:val="0"/>
-                <w:sz w:val="17"/>
-              </w:rPr>
-              <w:t>1式</w:t>
-            </w:r>
-          </w:p>
-        </w:tc>
-        <w:tc>
-          <w:tcPr>
-            <w:tcW w:type="dxa" w:w="1531"/>
+                <w:sz w:val="16"/>
+              </w:rPr>
+              <w:t>4＋2本</w:t>
+            </w:r>
+          </w:p>
+        </w:tc>
+        <w:tc>
+          <w:tcPr>
+            <w:tcW w:type="dxa" w:w="1474"/>
             <w:vAlign w:val="center"/>
           </w:tcPr>
           <w:p>
@@ -2487,9 +2503,9 @@
               <w:rPr>
                 <w:rFonts w:ascii="游ゴシック" w:hAnsi="游ゴシック" w:eastAsia="游ゴシック"/>
                 <w:b w:val="0"/>
-                <w:sz w:val="17"/>
-              </w:rPr>
-              <w:t>30,000</w:t>
+                <w:sz w:val="16"/>
+              </w:rPr>
+              <w:t>4,000／2,500</w:t>
             </w:r>
           </w:p>
         </w:tc>
@@ -2508,15 +2524,15 @@
               <w:rPr>
                 <w:rFonts w:ascii="游ゴシック" w:hAnsi="游ゴシック" w:eastAsia="游ゴシック"/>
                 <w:b w:val="0"/>
-                <w:sz w:val="17"/>
-              </w:rPr>
-              <w:t>30,000</w:t>
-            </w:r>
-          </w:p>
-        </w:tc>
-        <w:tc>
-          <w:tcPr>
-            <w:tcW w:type="dxa" w:w="2494"/>
+                <w:sz w:val="16"/>
+              </w:rPr>
+              <w:t>21,000</w:t>
+            </w:r>
+          </w:p>
+        </w:tc>
+        <w:tc>
+          <w:tcPr>
+            <w:tcW w:type="dxa" w:w="2041"/>
             <w:vAlign w:val="center"/>
           </w:tcPr>
           <w:p>
@@ -2528,14 +2544,15 @@
               <w:rPr>
                 <w:rFonts w:ascii="游ゴシック" w:hAnsi="游ゴシック" w:eastAsia="游ゴシック"/>
                 <w:b w:val="0"/>
-                <w:sz w:val="17"/>
-              </w:rPr>
-            </w:r>
-          </w:p>
-        </w:tc>
-        <w:tc>
-          <w:tcPr>
-            <w:tcW w:type="dxa" w:w="737"/>
+                <w:sz w:val="16"/>
+              </w:rPr>
+              <w:t>①内装等（建具）</w:t>
+            </w:r>
+          </w:p>
+        </w:tc>
+        <w:tc>
+          <w:tcPr>
+            <w:tcW w:type="dxa" w:w="680"/>
             <w:vAlign w:val="center"/>
           </w:tcPr>
           <w:p>
@@ -2547,7 +2564,7 @@
               <w:rPr>
                 <w:rFonts w:ascii="游ゴシック" w:hAnsi="游ゴシック" w:eastAsia="游ゴシック"/>
                 <w:b w:val="0"/>
-                <w:sz w:val="17"/>
+                <w:sz w:val="16"/>
               </w:rPr>
               <w:t>□</w:t>
             </w:r>
@@ -2555,7 +2572,7 @@
         </w:tc>
         <w:tc>
           <w:tcPr>
-            <w:tcW w:type="dxa" w:w="5159"/>
+            <w:tcW w:type="dxa" w:w="5726"/>
             <w:vAlign w:val="center"/>
           </w:tcPr>
           <w:p>
@@ -2567,16 +2584,15 @@
               <w:rPr>
                 <w:rFonts w:ascii="游ゴシック" w:hAnsi="游ゴシック" w:eastAsia="游ゴシック"/>
                 <w:b w:val="0"/>
-                <w:sz w:val="17"/>
-              </w:rPr>
-              <w:t>他は5,000円/㎡。11.5㎡なら5.7万円で割高?</w:t>
+                <w:sz w:val="16"/>
+              </w:rPr>
             </w:r>
           </w:p>
         </w:tc>
       </w:tr>
       <w:tr>
         <w:trPr>
-          <w:trHeight w:val="266"/>
+          <w:trHeight w:val="227"/>
         </w:trPr>
         <w:tc>
           <w:tcPr>
@@ -2592,9 +2608,9 @@
               <w:rPr>
                 <w:rFonts w:ascii="游ゴシック" w:hAnsi="游ゴシック" w:eastAsia="游ゴシック"/>
                 <w:b w:val="0"/>
-                <w:sz w:val="17"/>
-              </w:rPr>
-              <w:t>収納内下段 側面・底板 合板貼替</w:t>
+                <w:sz w:val="16"/>
+              </w:rPr>
+              <w:t>障子 新規（大4・小2）スプルス枠</w:t>
             </w:r>
           </w:p>
         </w:tc>
@@ -2612,15 +2628,15 @@
               <w:rPr>
                 <w:rFonts w:ascii="游ゴシック" w:hAnsi="游ゴシック" w:eastAsia="游ゴシック"/>
                 <w:b w:val="0"/>
-                <w:sz w:val="17"/>
-              </w:rPr>
-              <w:t>3.6㎡</w:t>
-            </w:r>
-          </w:p>
-        </w:tc>
-        <w:tc>
-          <w:tcPr>
-            <w:tcW w:type="dxa" w:w="1531"/>
+                <w:sz w:val="16"/>
+              </w:rPr>
+              <w:t>4＋2本</w:t>
+            </w:r>
+          </w:p>
+        </w:tc>
+        <w:tc>
+          <w:tcPr>
+            <w:tcW w:type="dxa" w:w="1474"/>
             <w:vAlign w:val="center"/>
           </w:tcPr>
           <w:p>
@@ -2632,9 +2648,9 @@
               <w:rPr>
                 <w:rFonts w:ascii="游ゴシック" w:hAnsi="游ゴシック" w:eastAsia="游ゴシック"/>
                 <w:b w:val="0"/>
-                <w:sz w:val="17"/>
-              </w:rPr>
-              <w:t>12,000</w:t>
+                <w:sz w:val="16"/>
+              </w:rPr>
+              <w:t>30,000／20,000</w:t>
             </w:r>
           </w:p>
         </w:tc>
@@ -2653,15 +2669,15 @@
               <w:rPr>
                 <w:rFonts w:ascii="游ゴシック" w:hAnsi="游ゴシック" w:eastAsia="游ゴシック"/>
                 <w:b w:val="0"/>
-                <w:sz w:val="17"/>
-              </w:rPr>
-              <w:t>43,200</w:t>
-            </w:r>
-          </w:p>
-        </w:tc>
-        <w:tc>
-          <w:tcPr>
-            <w:tcW w:type="dxa" w:w="2494"/>
+                <w:sz w:val="16"/>
+              </w:rPr>
+              <w:t>160,000</w:t>
+            </w:r>
+          </w:p>
+        </w:tc>
+        <w:tc>
+          <w:tcPr>
+            <w:tcW w:type="dxa" w:w="2041"/>
             <w:vAlign w:val="center"/>
           </w:tcPr>
           <w:p>
@@ -2673,14 +2689,15 @@
               <w:rPr>
                 <w:rFonts w:ascii="游ゴシック" w:hAnsi="游ゴシック" w:eastAsia="游ゴシック"/>
                 <w:b w:val="0"/>
-                <w:sz w:val="17"/>
-              </w:rPr>
-            </w:r>
-          </w:p>
-        </w:tc>
-        <w:tc>
-          <w:tcPr>
-            <w:tcW w:type="dxa" w:w="737"/>
+                <w:sz w:val="16"/>
+              </w:rPr>
+              <w:t>①内装等（建具）</w:t>
+            </w:r>
+          </w:p>
+        </w:tc>
+        <w:tc>
+          <w:tcPr>
+            <w:tcW w:type="dxa" w:w="680"/>
             <w:vAlign w:val="center"/>
           </w:tcPr>
           <w:p>
@@ -2692,7 +2709,7 @@
               <w:rPr>
                 <w:rFonts w:ascii="游ゴシック" w:hAnsi="游ゴシック" w:eastAsia="游ゴシック"/>
                 <w:b w:val="0"/>
-                <w:sz w:val="17"/>
+                <w:sz w:val="16"/>
               </w:rPr>
               <w:t>□</w:t>
             </w:r>
@@ -2700,7 +2717,7 @@
         </w:tc>
         <w:tc>
           <w:tcPr>
-            <w:tcW w:type="dxa" w:w="5159"/>
+            <w:tcW w:type="dxa" w:w="5726"/>
             <w:vAlign w:val="center"/>
           </w:tcPr>
           <w:p>
@@ -2712,160 +2729,43 @@
               <w:rPr>
                 <w:rFonts w:ascii="游ゴシック" w:hAnsi="游ゴシック" w:eastAsia="游ゴシック"/>
                 <w:b w:val="0"/>
-                <w:sz w:val="17"/>
-              </w:rPr>
+                <w:sz w:val="16"/>
+              </w:rPr>
+              <w:t>障子紙の種類を確認</w:t>
             </w:r>
           </w:p>
         </w:tc>
       </w:tr>
       <w:tr>
         <w:trPr>
-          <w:trHeight w:val="266"/>
+          <w:trHeight w:val="227"/>
         </w:trPr>
         <w:tc>
           <w:tcPr>
-            <w:tcW w:type="dxa" w:w="3402"/>
-            <w:vAlign w:val="center"/>
-          </w:tcPr>
-          <w:p>
-            <w:pPr>
-              <w:spacing w:after="0"/>
-            </w:pPr>
-            <w:r/>
-            <w:r>
-              <w:rPr>
-                <w:rFonts w:ascii="游ゴシック" w:hAnsi="游ゴシック" w:eastAsia="游ゴシック"/>
-                <w:b w:val="0"/>
+            <w:tcW w:type="dxa" w:w="15420"/>
+            <w:gridSpan w:val="7"/>
+            <w:vAlign w:val="center"/>
+            <w:shd w:val="clear" w:fill="F2F2F2"/>
+          </w:tcPr>
+          <w:p>
+            <w:pPr>
+              <w:spacing w:after="0"/>
+            </w:pPr>
+            <w:r/>
+            <w:r>
+              <w:rPr>
+                <w:rFonts w:ascii="游ゴシック" w:hAnsi="游ゴシック" w:eastAsia="游ゴシック"/>
+                <w:b/>
                 <w:sz w:val="17"/>
               </w:rPr>
-              <w:t>襖 撤去(大2)／新規(大2)</w:t>
-            </w:r>
-          </w:p>
-        </w:tc>
-        <w:tc>
-          <w:tcPr>
-            <w:tcW w:type="dxa" w:w="1020"/>
-            <w:vAlign w:val="center"/>
-          </w:tcPr>
-          <w:p>
-            <w:pPr>
-              <w:spacing w:after="0"/>
-            </w:pPr>
-            <w:r/>
-            <w:r>
-              <w:rPr>
-                <w:rFonts w:ascii="游ゴシック" w:hAnsi="游ゴシック" w:eastAsia="游ゴシック"/>
-                <w:b w:val="0"/>
-                <w:sz w:val="17"/>
-              </w:rPr>
-              <w:t>2＋2本</w:t>
-            </w:r>
-          </w:p>
-        </w:tc>
-        <w:tc>
-          <w:tcPr>
-            <w:tcW w:type="dxa" w:w="1531"/>
-            <w:vAlign w:val="center"/>
-          </w:tcPr>
-          <w:p>
-            <w:pPr>
-              <w:spacing w:after="0"/>
-            </w:pPr>
-            <w:r/>
-            <w:r>
-              <w:rPr>
-                <w:rFonts w:ascii="游ゴシック" w:hAnsi="游ゴシック" w:eastAsia="游ゴシック"/>
-                <w:b w:val="0"/>
-                <w:sz w:val="17"/>
-              </w:rPr>
-              <w:t>2,500／18,000</w:t>
-            </w:r>
-          </w:p>
-        </w:tc>
-        <w:tc>
-          <w:tcPr>
-            <w:tcW w:type="dxa" w:w="1077"/>
-            <w:vAlign w:val="center"/>
-          </w:tcPr>
-          <w:p>
-            <w:pPr>
-              <w:spacing w:after="0"/>
-              <w:jc w:val="right"/>
-            </w:pPr>
-            <w:r/>
-            <w:r>
-              <w:rPr>
-                <w:rFonts w:ascii="游ゴシック" w:hAnsi="游ゴシック" w:eastAsia="游ゴシック"/>
-                <w:b w:val="0"/>
-                <w:sz w:val="17"/>
-              </w:rPr>
-              <w:t>41,000</w:t>
-            </w:r>
-          </w:p>
-        </w:tc>
-        <w:tc>
-          <w:tcPr>
-            <w:tcW w:type="dxa" w:w="2494"/>
-            <w:vAlign w:val="center"/>
-          </w:tcPr>
-          <w:p>
-            <w:pPr>
-              <w:spacing w:after="0"/>
-            </w:pPr>
-            <w:r/>
-            <w:r>
-              <w:rPr>
-                <w:rFonts w:ascii="游ゴシック" w:hAnsi="游ゴシック" w:eastAsia="游ゴシック"/>
-                <w:b w:val="0"/>
-                <w:sz w:val="17"/>
-              </w:rPr>
-            </w:r>
-          </w:p>
-        </w:tc>
-        <w:tc>
-          <w:tcPr>
-            <w:tcW w:type="dxa" w:w="737"/>
-            <w:vAlign w:val="center"/>
-          </w:tcPr>
-          <w:p>
-            <w:pPr>
-              <w:spacing w:after="0"/>
-            </w:pPr>
-            <w:r/>
-            <w:r>
-              <w:rPr>
-                <w:rFonts w:ascii="游ゴシック" w:hAnsi="游ゴシック" w:eastAsia="游ゴシック"/>
-                <w:b w:val="0"/>
-                <w:sz w:val="17"/>
-              </w:rPr>
-              <w:t>□</w:t>
-            </w:r>
-          </w:p>
-        </w:tc>
-        <w:tc>
-          <w:tcPr>
-            <w:tcW w:type="dxa" w:w="5159"/>
-            <w:vAlign w:val="center"/>
-          </w:tcPr>
-          <w:p>
-            <w:pPr>
-              <w:spacing w:after="0"/>
-            </w:pPr>
-            <w:r/>
-            <w:r>
-              <w:rPr>
-                <w:rFonts w:ascii="游ゴシック" w:hAnsi="游ゴシック" w:eastAsia="游ゴシック"/>
-                <w:b w:val="0"/>
-                <w:sz w:val="17"/>
-              </w:rPr>
-              <w:t>襖の撤去単価が和室より安い</w:t>
+              <w:t>【縁側】</w:t>
             </w:r>
           </w:p>
         </w:tc>
       </w:tr>
       <w:tr>
         <w:trPr>
-          <w:trHeight w:val="266"/>
+          <w:trHeight w:val="227"/>
         </w:trPr>
         <w:tc>
           <w:tcPr>
@@ -2881,9 +2781,9 @@
               <w:rPr>
                 <w:rFonts w:ascii="游ゴシック" w:hAnsi="游ゴシック" w:eastAsia="游ゴシック"/>
                 <w:b w:val="0"/>
-                <w:sz w:val="17"/>
-              </w:rPr>
-              <w:t>障子 撤去（大4・小2）</w:t>
+                <w:sz w:val="16"/>
+              </w:rPr>
+              <w:t>既存床解体・新規下地 フローリング貼り</w:t>
             </w:r>
           </w:p>
         </w:tc>
@@ -2901,15 +2801,15 @@
               <w:rPr>
                 <w:rFonts w:ascii="游ゴシック" w:hAnsi="游ゴシック" w:eastAsia="游ゴシック"/>
                 <w:b w:val="0"/>
-                <w:sz w:val="17"/>
-              </w:rPr>
-              <w:t>4＋2本</w:t>
-            </w:r>
-          </w:p>
-        </w:tc>
-        <w:tc>
-          <w:tcPr>
-            <w:tcW w:type="dxa" w:w="1531"/>
+                <w:sz w:val="16"/>
+              </w:rPr>
+              <w:t>1式（3.6㎡）</w:t>
+            </w:r>
+          </w:p>
+        </w:tc>
+        <w:tc>
+          <w:tcPr>
+            <w:tcW w:type="dxa" w:w="1474"/>
             <w:vAlign w:val="center"/>
           </w:tcPr>
           <w:p>
@@ -2921,9 +2821,9 @@
               <w:rPr>
                 <w:rFonts w:ascii="游ゴシック" w:hAnsi="游ゴシック" w:eastAsia="游ゴシック"/>
                 <w:b w:val="0"/>
-                <w:sz w:val="17"/>
-              </w:rPr>
-              <w:t>4,000／2,500</w:t>
+                <w:sz w:val="16"/>
+              </w:rPr>
+              <w:t>125,000</w:t>
             </w:r>
           </w:p>
         </w:tc>
@@ -2942,15 +2842,15 @@
               <w:rPr>
                 <w:rFonts w:ascii="游ゴシック" w:hAnsi="游ゴシック" w:eastAsia="游ゴシック"/>
                 <w:b w:val="0"/>
-                <w:sz w:val="17"/>
-              </w:rPr>
-              <w:t>21,000</w:t>
-            </w:r>
-          </w:p>
-        </w:tc>
-        <w:tc>
-          <w:tcPr>
-            <w:tcW w:type="dxa" w:w="2494"/>
+                <w:sz w:val="16"/>
+              </w:rPr>
+              <w:t>125,000</w:t>
+            </w:r>
+          </w:p>
+        </w:tc>
+        <w:tc>
+          <w:tcPr>
+            <w:tcW w:type="dxa" w:w="2041"/>
             <w:vAlign w:val="center"/>
           </w:tcPr>
           <w:p>
@@ -2962,14 +2862,15 @@
               <w:rPr>
                 <w:rFonts w:ascii="游ゴシック" w:hAnsi="游ゴシック" w:eastAsia="游ゴシック"/>
                 <w:b w:val="0"/>
-                <w:sz w:val="17"/>
-              </w:rPr>
-            </w:r>
-          </w:p>
-        </w:tc>
-        <w:tc>
-          <w:tcPr>
-            <w:tcW w:type="dxa" w:w="737"/>
+                <w:sz w:val="16"/>
+              </w:rPr>
+              <w:t>①内装等（大工）</w:t>
+            </w:r>
+          </w:p>
+        </w:tc>
+        <w:tc>
+          <w:tcPr>
+            <w:tcW w:type="dxa" w:w="680"/>
             <w:vAlign w:val="center"/>
           </w:tcPr>
           <w:p>
@@ -2981,7 +2882,7 @@
               <w:rPr>
                 <w:rFonts w:ascii="游ゴシック" w:hAnsi="游ゴシック" w:eastAsia="游ゴシック"/>
                 <w:b w:val="0"/>
-                <w:sz w:val="17"/>
+                <w:sz w:val="16"/>
               </w:rPr>
               <w:t>□</w:t>
             </w:r>
@@ -2989,7 +2890,7 @@
         </w:tc>
         <w:tc>
           <w:tcPr>
-            <w:tcW w:type="dxa" w:w="5159"/>
+            <w:tcW w:type="dxa" w:w="5726"/>
             <w:vAlign w:val="center"/>
           </w:tcPr>
           <w:p>
@@ -3001,15 +2902,16 @@
               <w:rPr>
                 <w:rFonts w:ascii="游ゴシック" w:hAnsi="游ゴシック" w:eastAsia="游ゴシック"/>
                 <w:b w:val="0"/>
-                <w:sz w:val="17"/>
-              </w:rPr>
+                <w:sz w:val="16"/>
+              </w:rPr>
+              <w:t>㎡単価で約3.5万円。奥和室と単価が違う</w:t>
             </w:r>
           </w:p>
         </w:tc>
       </w:tr>
       <w:tr>
         <w:trPr>
-          <w:trHeight w:val="266"/>
+          <w:trHeight w:val="227"/>
         </w:trPr>
         <w:tc>
           <w:tcPr>
@@ -3025,9 +2927,9 @@
               <w:rPr>
                 <w:rFonts w:ascii="游ゴシック" w:hAnsi="游ゴシック" w:eastAsia="游ゴシック"/>
                 <w:b w:val="0"/>
-                <w:sz w:val="17"/>
-              </w:rPr>
-              <w:t>障子 新規（大4・小2）スプルス枠</w:t>
+                <w:sz w:val="16"/>
+              </w:rPr>
+              <w:t>床 断熱材交換</w:t>
             </w:r>
           </w:p>
         </w:tc>
@@ -3045,15 +2947,15 @@
               <w:rPr>
                 <w:rFonts w:ascii="游ゴシック" w:hAnsi="游ゴシック" w:eastAsia="游ゴシック"/>
                 <w:b w:val="0"/>
-                <w:sz w:val="17"/>
-              </w:rPr>
-              <w:t>4＋2本</w:t>
-            </w:r>
-          </w:p>
-        </w:tc>
-        <w:tc>
-          <w:tcPr>
-            <w:tcW w:type="dxa" w:w="1531"/>
+                <w:sz w:val="16"/>
+              </w:rPr>
+              <w:t>1式</w:t>
+            </w:r>
+          </w:p>
+        </w:tc>
+        <w:tc>
+          <w:tcPr>
+            <w:tcW w:type="dxa" w:w="1474"/>
             <w:vAlign w:val="center"/>
           </w:tcPr>
           <w:p>
@@ -3065,9 +2967,9 @@
               <w:rPr>
                 <w:rFonts w:ascii="游ゴシック" w:hAnsi="游ゴシック" w:eastAsia="游ゴシック"/>
                 <w:b w:val="0"/>
-                <w:sz w:val="17"/>
-              </w:rPr>
-              <w:t>30,000／20,000</w:t>
+                <w:sz w:val="16"/>
+              </w:rPr>
+              <w:t>45,000</w:t>
             </w:r>
           </w:p>
         </w:tc>
@@ -3086,15 +2988,15 @@
               <w:rPr>
                 <w:rFonts w:ascii="游ゴシック" w:hAnsi="游ゴシック" w:eastAsia="游ゴシック"/>
                 <w:b w:val="0"/>
-                <w:sz w:val="17"/>
-              </w:rPr>
-              <w:t>160,000</w:t>
-            </w:r>
-          </w:p>
-        </w:tc>
-        <w:tc>
-          <w:tcPr>
-            <w:tcW w:type="dxa" w:w="2494"/>
+                <w:sz w:val="16"/>
+              </w:rPr>
+              <w:t>45,000</w:t>
+            </w:r>
+          </w:p>
+        </w:tc>
+        <w:tc>
+          <w:tcPr>
+            <w:tcW w:type="dxa" w:w="2041"/>
             <w:vAlign w:val="center"/>
           </w:tcPr>
           <w:p>
@@ -3106,14 +3008,15 @@
               <w:rPr>
                 <w:rFonts w:ascii="游ゴシック" w:hAnsi="游ゴシック" w:eastAsia="游ゴシック"/>
                 <w:b w:val="0"/>
-                <w:sz w:val="17"/>
-              </w:rPr>
-            </w:r>
-          </w:p>
-        </w:tc>
-        <w:tc>
-          <w:tcPr>
-            <w:tcW w:type="dxa" w:w="737"/>
+                <w:sz w:val="16"/>
+              </w:rPr>
+              <w:t>①内装等（断熱）</w:t>
+            </w:r>
+          </w:p>
+        </w:tc>
+        <w:tc>
+          <w:tcPr>
+            <w:tcW w:type="dxa" w:w="680"/>
             <w:vAlign w:val="center"/>
           </w:tcPr>
           <w:p>
@@ -3125,7 +3028,7 @@
               <w:rPr>
                 <w:rFonts w:ascii="游ゴシック" w:hAnsi="游ゴシック" w:eastAsia="游ゴシック"/>
                 <w:b w:val="0"/>
-                <w:sz w:val="17"/>
+                <w:sz w:val="16"/>
               </w:rPr>
               <w:t>□</w:t>
             </w:r>
@@ -3133,7 +3036,7 @@
         </w:tc>
         <w:tc>
           <w:tcPr>
-            <w:tcW w:type="dxa" w:w="5159"/>
+            <w:tcW w:type="dxa" w:w="5726"/>
             <w:vAlign w:val="center"/>
           </w:tcPr>
           <w:p>
@@ -3145,188 +3048,187 @@
               <w:rPr>
                 <w:rFonts w:ascii="游ゴシック" w:hAnsi="游ゴシック" w:eastAsia="游ゴシック"/>
                 <w:b w:val="0"/>
-                <w:sz w:val="17"/>
-              </w:rPr>
-              <w:t>障子紙の種類を確認</w:t>
+                <w:sz w:val="16"/>
+              </w:rPr>
             </w:r>
           </w:p>
         </w:tc>
       </w:tr>
       <w:tr>
         <w:trPr>
-          <w:trHeight w:val="266"/>
+          <w:trHeight w:val="227"/>
         </w:trPr>
         <w:tc>
           <w:tcPr>
-            <w:tcW w:type="dxa" w:w="15420"/>
-            <w:gridSpan w:val="7"/>
-            <w:vAlign w:val="center"/>
-            <w:shd w:val="clear" w:fill="F2F2F2"/>
-          </w:tcPr>
-          <w:p>
-            <w:pPr>
-              <w:spacing w:after="0"/>
-            </w:pPr>
-            <w:r/>
-            <w:r>
-              <w:rPr>
-                <w:rFonts w:ascii="游ゴシック" w:hAnsi="游ゴシック" w:eastAsia="游ゴシック"/>
-                <w:b/>
-                <w:sz w:val="17"/>
-              </w:rPr>
-              <w:t>【縁側】</w:t>
+            <w:tcW w:type="dxa" w:w="3402"/>
+            <w:vAlign w:val="center"/>
+          </w:tcPr>
+          <w:p>
+            <w:pPr>
+              <w:spacing w:after="0"/>
+            </w:pPr>
+            <w:r/>
+            <w:r>
+              <w:rPr>
+                <w:rFonts w:ascii="游ゴシック" w:hAnsi="游ゴシック" w:eastAsia="游ゴシック"/>
+                <w:b w:val="0"/>
+                <w:sz w:val="16"/>
+              </w:rPr>
+              <w:t>壁 ボード交換／断熱材／クロス</w:t>
+            </w:r>
+          </w:p>
+        </w:tc>
+        <w:tc>
+          <w:tcPr>
+            <w:tcW w:type="dxa" w:w="1020"/>
+            <w:vAlign w:val="center"/>
+          </w:tcPr>
+          <w:p>
+            <w:pPr>
+              <w:spacing w:after="0"/>
+            </w:pPr>
+            <w:r/>
+            <w:r>
+              <w:rPr>
+                <w:rFonts w:ascii="游ゴシック" w:hAnsi="游ゴシック" w:eastAsia="游ゴシック"/>
+                <w:b w:val="0"/>
+                <w:sz w:val="16"/>
+              </w:rPr>
+              <w:t>10.5㎡</w:t>
+            </w:r>
+          </w:p>
+        </w:tc>
+        <w:tc>
+          <w:tcPr>
+            <w:tcW w:type="dxa" w:w="1474"/>
+            <w:vAlign w:val="center"/>
+          </w:tcPr>
+          <w:p>
+            <w:pPr>
+              <w:spacing w:after="0"/>
+            </w:pPr>
+            <w:r/>
+            <w:r>
+              <w:rPr>
+                <w:rFonts w:ascii="游ゴシック" w:hAnsi="游ゴシック" w:eastAsia="游ゴシック"/>
+                <w:b w:val="0"/>
+                <w:sz w:val="16"/>
+              </w:rPr>
+              <w:t>6,000／4,000／1,500</w:t>
+            </w:r>
+          </w:p>
+        </w:tc>
+        <w:tc>
+          <w:tcPr>
+            <w:tcW w:type="dxa" w:w="1077"/>
+            <w:vAlign w:val="center"/>
+          </w:tcPr>
+          <w:p>
+            <w:pPr>
+              <w:spacing w:after="0"/>
+              <w:jc w:val="right"/>
+            </w:pPr>
+            <w:r/>
+            <w:r>
+              <w:rPr>
+                <w:rFonts w:ascii="游ゴシック" w:hAnsi="游ゴシック" w:eastAsia="游ゴシック"/>
+                <w:b w:val="0"/>
+                <w:sz w:val="16"/>
+              </w:rPr>
+              <w:t>120,750</w:t>
+            </w:r>
+          </w:p>
+        </w:tc>
+        <w:tc>
+          <w:tcPr>
+            <w:tcW w:type="dxa" w:w="2041"/>
+            <w:vAlign w:val="center"/>
+          </w:tcPr>
+          <w:p>
+            <w:pPr>
+              <w:spacing w:after="0"/>
+            </w:pPr>
+            <w:r/>
+            <w:r>
+              <w:rPr>
+                <w:rFonts w:ascii="游ゴシック" w:hAnsi="游ゴシック" w:eastAsia="游ゴシック"/>
+                <w:b w:val="0"/>
+                <w:sz w:val="16"/>
+              </w:rPr>
+              <w:t>①内装等</w:t>
+            </w:r>
+          </w:p>
+        </w:tc>
+        <w:tc>
+          <w:tcPr>
+            <w:tcW w:type="dxa" w:w="680"/>
+            <w:vAlign w:val="center"/>
+          </w:tcPr>
+          <w:p>
+            <w:pPr>
+              <w:spacing w:after="0"/>
+            </w:pPr>
+            <w:r/>
+            <w:r>
+              <w:rPr>
+                <w:rFonts w:ascii="游ゴシック" w:hAnsi="游ゴシック" w:eastAsia="游ゴシック"/>
+                <w:b w:val="0"/>
+                <w:sz w:val="16"/>
+              </w:rPr>
+              <w:t>□</w:t>
+            </w:r>
+          </w:p>
+        </w:tc>
+        <w:tc>
+          <w:tcPr>
+            <w:tcW w:type="dxa" w:w="5726"/>
+            <w:vAlign w:val="center"/>
+          </w:tcPr>
+          <w:p>
+            <w:pPr>
+              <w:spacing w:after="0"/>
+            </w:pPr>
+            <w:r/>
+            <w:r>
+              <w:rPr>
+                <w:rFonts w:ascii="游ゴシック" w:hAnsi="游ゴシック" w:eastAsia="游ゴシック"/>
+                <w:b w:val="0"/>
+                <w:sz w:val="16"/>
+              </w:rPr>
             </w:r>
           </w:p>
         </w:tc>
       </w:tr>
       <w:tr>
         <w:trPr>
-          <w:trHeight w:val="266"/>
+          <w:trHeight w:val="227"/>
         </w:trPr>
         <w:tc>
           <w:tcPr>
-            <w:tcW w:type="dxa" w:w="3402"/>
-            <w:vAlign w:val="center"/>
-          </w:tcPr>
-          <w:p>
-            <w:pPr>
-              <w:spacing w:after="0"/>
-            </w:pPr>
-            <w:r/>
-            <w:r>
-              <w:rPr>
-                <w:rFonts w:ascii="游ゴシック" w:hAnsi="游ゴシック" w:eastAsia="游ゴシック"/>
-                <w:b w:val="0"/>
+            <w:tcW w:type="dxa" w:w="15420"/>
+            <w:gridSpan w:val="7"/>
+            <w:vAlign w:val="center"/>
+            <w:shd w:val="clear" w:fill="F2F2F2"/>
+          </w:tcPr>
+          <w:p>
+            <w:pPr>
+              <w:spacing w:after="0"/>
+            </w:pPr>
+            <w:r/>
+            <w:r>
+              <w:rPr>
+                <w:rFonts w:ascii="游ゴシック" w:hAnsi="游ゴシック" w:eastAsia="游ゴシック"/>
+                <w:b/>
                 <w:sz w:val="17"/>
               </w:rPr>
-              <w:t>既存床解体・新規下地 フローリング貼り</w:t>
-            </w:r>
-          </w:p>
-        </w:tc>
-        <w:tc>
-          <w:tcPr>
-            <w:tcW w:type="dxa" w:w="1020"/>
-            <w:vAlign w:val="center"/>
-          </w:tcPr>
-          <w:p>
-            <w:pPr>
-              <w:spacing w:after="0"/>
-            </w:pPr>
-            <w:r/>
-            <w:r>
-              <w:rPr>
-                <w:rFonts w:ascii="游ゴシック" w:hAnsi="游ゴシック" w:eastAsia="游ゴシック"/>
-                <w:b w:val="0"/>
-                <w:sz w:val="17"/>
-              </w:rPr>
-              <w:t>1式（3.6㎡）</w:t>
-            </w:r>
-          </w:p>
-        </w:tc>
-        <w:tc>
-          <w:tcPr>
-            <w:tcW w:type="dxa" w:w="1531"/>
-            <w:vAlign w:val="center"/>
-          </w:tcPr>
-          <w:p>
-            <w:pPr>
-              <w:spacing w:after="0"/>
-            </w:pPr>
-            <w:r/>
-            <w:r>
-              <w:rPr>
-                <w:rFonts w:ascii="游ゴシック" w:hAnsi="游ゴシック" w:eastAsia="游ゴシック"/>
-                <w:b w:val="0"/>
-                <w:sz w:val="17"/>
-              </w:rPr>
-              <w:t>125,000</w:t>
-            </w:r>
-          </w:p>
-        </w:tc>
-        <w:tc>
-          <w:tcPr>
-            <w:tcW w:type="dxa" w:w="1077"/>
-            <w:vAlign w:val="center"/>
-          </w:tcPr>
-          <w:p>
-            <w:pPr>
-              <w:spacing w:after="0"/>
-              <w:jc w:val="right"/>
-            </w:pPr>
-            <w:r/>
-            <w:r>
-              <w:rPr>
-                <w:rFonts w:ascii="游ゴシック" w:hAnsi="游ゴシック" w:eastAsia="游ゴシック"/>
-                <w:b w:val="0"/>
-                <w:sz w:val="17"/>
-              </w:rPr>
-              <w:t>125,000</w:t>
-            </w:r>
-          </w:p>
-        </w:tc>
-        <w:tc>
-          <w:tcPr>
-            <w:tcW w:type="dxa" w:w="2494"/>
-            <w:vAlign w:val="center"/>
-          </w:tcPr>
-          <w:p>
-            <w:pPr>
-              <w:spacing w:after="0"/>
-            </w:pPr>
-            <w:r/>
-            <w:r>
-              <w:rPr>
-                <w:rFonts w:ascii="游ゴシック" w:hAnsi="游ゴシック" w:eastAsia="游ゴシック"/>
-                <w:b w:val="0"/>
-                <w:sz w:val="17"/>
-              </w:rPr>
-            </w:r>
-          </w:p>
-        </w:tc>
-        <w:tc>
-          <w:tcPr>
-            <w:tcW w:type="dxa" w:w="737"/>
-            <w:vAlign w:val="center"/>
-          </w:tcPr>
-          <w:p>
-            <w:pPr>
-              <w:spacing w:after="0"/>
-            </w:pPr>
-            <w:r/>
-            <w:r>
-              <w:rPr>
-                <w:rFonts w:ascii="游ゴシック" w:hAnsi="游ゴシック" w:eastAsia="游ゴシック"/>
-                <w:b w:val="0"/>
-                <w:sz w:val="17"/>
-              </w:rPr>
-              <w:t>□</w:t>
-            </w:r>
-          </w:p>
-        </w:tc>
-        <w:tc>
-          <w:tcPr>
-            <w:tcW w:type="dxa" w:w="5159"/>
-            <w:vAlign w:val="center"/>
-          </w:tcPr>
-          <w:p>
-            <w:pPr>
-              <w:spacing w:after="0"/>
-            </w:pPr>
-            <w:r/>
-            <w:r>
-              <w:rPr>
-                <w:rFonts w:ascii="游ゴシック" w:hAnsi="游ゴシック" w:eastAsia="游ゴシック"/>
-                <w:b w:val="0"/>
-                <w:sz w:val="17"/>
-              </w:rPr>
-              <w:t>㎡単価で約3.5万円。奥和室と単価が違う</w:t>
+              <w:t>【玄関奥納戸・リビング入口・仮設・諸経費（No.3）】</w:t>
             </w:r>
           </w:p>
         </w:tc>
       </w:tr>
       <w:tr>
         <w:trPr>
-          <w:trHeight w:val="266"/>
+          <w:trHeight w:val="227"/>
         </w:trPr>
         <w:tc>
           <w:tcPr>
@@ -3342,9 +3244,9 @@
               <w:rPr>
                 <w:rFonts w:ascii="游ゴシック" w:hAnsi="游ゴシック" w:eastAsia="游ゴシック"/>
                 <w:b w:val="0"/>
-                <w:sz w:val="17"/>
-              </w:rPr>
-              <w:t>床 断熱材交換</w:t>
+                <w:sz w:val="16"/>
+              </w:rPr>
+              <w:t>玄関奥納戸 フローリング貼り1.6㎡85,000／リビング入口 戸ドアカット25,000</w:t>
             </w:r>
           </w:p>
         </w:tc>
@@ -3362,15 +3264,15 @@
               <w:rPr>
                 <w:rFonts w:ascii="游ゴシック" w:hAnsi="游ゴシック" w:eastAsia="游ゴシック"/>
                 <w:b w:val="0"/>
-                <w:sz w:val="17"/>
-              </w:rPr>
-              <w:t>1式</w:t>
-            </w:r>
-          </w:p>
-        </w:tc>
-        <w:tc>
-          <w:tcPr>
-            <w:tcW w:type="dxa" w:w="1531"/>
+                <w:sz w:val="16"/>
+              </w:rPr>
+              <w:t>1式×2</w:t>
+            </w:r>
+          </w:p>
+        </w:tc>
+        <w:tc>
+          <w:tcPr>
+            <w:tcW w:type="dxa" w:w="1474"/>
             <w:vAlign w:val="center"/>
           </w:tcPr>
           <w:p>
@@ -3382,9 +3284,8 @@
               <w:rPr>
                 <w:rFonts w:ascii="游ゴシック" w:hAnsi="游ゴシック" w:eastAsia="游ゴシック"/>
                 <w:b w:val="0"/>
-                <w:sz w:val="17"/>
-              </w:rPr>
-              <w:t>45,000</w:t>
+                <w:sz w:val="16"/>
+              </w:rPr>
             </w:r>
           </w:p>
         </w:tc>
@@ -3403,15 +3304,15 @@
               <w:rPr>
                 <w:rFonts w:ascii="游ゴシック" w:hAnsi="游ゴシック" w:eastAsia="游ゴシック"/>
                 <w:b w:val="0"/>
-                <w:sz w:val="17"/>
-              </w:rPr>
-              <w:t>45,000</w:t>
-            </w:r>
-          </w:p>
-        </w:tc>
-        <w:tc>
-          <w:tcPr>
-            <w:tcW w:type="dxa" w:w="2494"/>
+                <w:sz w:val="16"/>
+              </w:rPr>
+              <w:t>110,000</w:t>
+            </w:r>
+          </w:p>
+        </w:tc>
+        <w:tc>
+          <w:tcPr>
+            <w:tcW w:type="dxa" w:w="2041"/>
             <w:vAlign w:val="center"/>
           </w:tcPr>
           <w:p>
@@ -3423,14 +3324,15 @@
               <w:rPr>
                 <w:rFonts w:ascii="游ゴシック" w:hAnsi="游ゴシック" w:eastAsia="游ゴシック"/>
                 <w:b w:val="0"/>
-                <w:sz w:val="17"/>
-              </w:rPr>
-            </w:r>
-          </w:p>
-        </w:tc>
-        <w:tc>
-          <w:tcPr>
-            <w:tcW w:type="dxa" w:w="737"/>
+                <w:sz w:val="16"/>
+              </w:rPr>
+              <w:t>①内装等（大工・建具）</w:t>
+            </w:r>
+          </w:p>
+        </w:tc>
+        <w:tc>
+          <w:tcPr>
+            <w:tcW w:type="dxa" w:w="680"/>
             <w:vAlign w:val="center"/>
           </w:tcPr>
           <w:p>
@@ -3442,7 +3344,7 @@
               <w:rPr>
                 <w:rFonts w:ascii="游ゴシック" w:hAnsi="游ゴシック" w:eastAsia="游ゴシック"/>
                 <w:b w:val="0"/>
-                <w:sz w:val="17"/>
+                <w:sz w:val="16"/>
               </w:rPr>
               <w:t>□</w:t>
             </w:r>
@@ -3450,7 +3352,7 @@
         </w:tc>
         <w:tc>
           <w:tcPr>
-            <w:tcW w:type="dxa" w:w="5159"/>
+            <w:tcW w:type="dxa" w:w="5726"/>
             <w:vAlign w:val="center"/>
           </w:tcPr>
           <w:p>
@@ -3462,7 +3364,7 @@
               <w:rPr>
                 <w:rFonts w:ascii="游ゴシック" w:hAnsi="游ゴシック" w:eastAsia="游ゴシック"/>
                 <w:b w:val="0"/>
-                <w:sz w:val="17"/>
+                <w:sz w:val="16"/>
               </w:rPr>
             </w:r>
           </w:p>
@@ -3470,7 +3372,7 @@
       </w:tr>
       <w:tr>
         <w:trPr>
-          <w:trHeight w:val="266"/>
+          <w:trHeight w:val="227"/>
         </w:trPr>
         <w:tc>
           <w:tcPr>
@@ -3486,9 +3388,9 @@
               <w:rPr>
                 <w:rFonts w:ascii="游ゴシック" w:hAnsi="游ゴシック" w:eastAsia="游ゴシック"/>
                 <w:b w:val="0"/>
-                <w:sz w:val="17"/>
-              </w:rPr>
-              <w:t>壁 ボード交換／断熱材／クロス</w:t>
+                <w:sz w:val="16"/>
+              </w:rPr>
+              <w:t>仮設トイレ 設置・引上げ・汲取り込み</w:t>
             </w:r>
           </w:p>
         </w:tc>
@@ -3506,15 +3408,15 @@
               <w:rPr>
                 <w:rFonts w:ascii="游ゴシック" w:hAnsi="游ゴシック" w:eastAsia="游ゴシック"/>
                 <w:b w:val="0"/>
-                <w:sz w:val="17"/>
-              </w:rPr>
-              <w:t>10.5㎡</w:t>
-            </w:r>
-          </w:p>
-        </w:tc>
-        <w:tc>
-          <w:tcPr>
-            <w:tcW w:type="dxa" w:w="1531"/>
+                <w:sz w:val="16"/>
+              </w:rPr>
+              <w:t>―</w:t>
+            </w:r>
+          </w:p>
+        </w:tc>
+        <w:tc>
+          <w:tcPr>
+            <w:tcW w:type="dxa" w:w="1474"/>
             <w:vAlign w:val="center"/>
           </w:tcPr>
           <w:p>
@@ -3526,9 +3428,9 @@
               <w:rPr>
                 <w:rFonts w:ascii="游ゴシック" w:hAnsi="游ゴシック" w:eastAsia="游ゴシック"/>
                 <w:b w:val="0"/>
-                <w:sz w:val="17"/>
-              </w:rPr>
-              <w:t>6,000／4,000／1,500</w:t>
+                <w:sz w:val="16"/>
+              </w:rPr>
+              <w:t>金額なし</w:t>
             </w:r>
           </w:p>
         </w:tc>
@@ -3547,15 +3449,15 @@
               <w:rPr>
                 <w:rFonts w:ascii="游ゴシック" w:hAnsi="游ゴシック" w:eastAsia="游ゴシック"/>
                 <w:b w:val="0"/>
-                <w:sz w:val="17"/>
-              </w:rPr>
-              <w:t>120,750</w:t>
-            </w:r>
-          </w:p>
-        </w:tc>
-        <w:tc>
-          <w:tcPr>
-            <w:tcW w:type="dxa" w:w="2494"/>
+                <w:sz w:val="16"/>
+              </w:rPr>
+              <w:t>0</w:t>
+            </w:r>
+          </w:p>
+        </w:tc>
+        <w:tc>
+          <w:tcPr>
+            <w:tcW w:type="dxa" w:w="2041"/>
             <w:vAlign w:val="center"/>
           </w:tcPr>
           <w:p>
@@ -3567,14 +3469,15 @@
               <w:rPr>
                 <w:rFonts w:ascii="游ゴシック" w:hAnsi="游ゴシック" w:eastAsia="游ゴシック"/>
                 <w:b w:val="0"/>
-                <w:sz w:val="17"/>
-              </w:rPr>
-            </w:r>
-          </w:p>
-        </w:tc>
-        <w:tc>
-          <w:tcPr>
-            <w:tcW w:type="dxa" w:w="737"/>
+                <w:sz w:val="16"/>
+              </w:rPr>
+              <w:t>①仮設</w:t>
+            </w:r>
+          </w:p>
+        </w:tc>
+        <w:tc>
+          <w:tcPr>
+            <w:tcW w:type="dxa" w:w="680"/>
             <w:vAlign w:val="center"/>
           </w:tcPr>
           <w:p>
@@ -3586,7 +3489,7 @@
               <w:rPr>
                 <w:rFonts w:ascii="游ゴシック" w:hAnsi="游ゴシック" w:eastAsia="游ゴシック"/>
                 <w:b w:val="0"/>
-                <w:sz w:val="17"/>
+                <w:sz w:val="16"/>
               </w:rPr>
               <w:t>□</w:t>
             </w:r>
@@ -3594,7 +3497,7 @@
         </w:tc>
         <w:tc>
           <w:tcPr>
-            <w:tcW w:type="dxa" w:w="5159"/>
+            <w:tcW w:type="dxa" w:w="5726"/>
             <w:vAlign w:val="center"/>
           </w:tcPr>
           <w:p>
@@ -3606,42 +3509,161 @@
               <w:rPr>
                 <w:rFonts w:ascii="游ゴシック" w:hAnsi="游ゴシック" w:eastAsia="游ゴシック"/>
                 <w:b w:val="0"/>
-                <w:sz w:val="17"/>
-              </w:rPr>
+                <w:sz w:val="16"/>
+              </w:rPr>
+              <w:t>IAは金額欄が空白。当社仮設(461,184)に含むか確認。前の版は200,000円</w:t>
             </w:r>
           </w:p>
         </w:tc>
       </w:tr>
       <w:tr>
         <w:trPr>
-          <w:trHeight w:val="266"/>
+          <w:trHeight w:val="227"/>
         </w:trPr>
         <w:tc>
           <w:tcPr>
-            <w:tcW w:type="dxa" w:w="15420"/>
-            <w:gridSpan w:val="7"/>
-            <w:vAlign w:val="center"/>
-            <w:shd w:val="clear" w:fill="F2F2F2"/>
-          </w:tcPr>
-          <w:p>
-            <w:pPr>
-              <w:spacing w:after="0"/>
-            </w:pPr>
-            <w:r/>
-            <w:r>
-              <w:rPr>
-                <w:rFonts w:ascii="游ゴシック" w:hAnsi="游ゴシック" w:eastAsia="游ゴシック"/>
-                <w:b/>
-                <w:sz w:val="17"/>
-              </w:rPr>
-              <w:t>【玄関奥納戸・リビング入口・その他】</w:t>
+            <w:tcW w:type="dxa" w:w="3402"/>
+            <w:vAlign w:val="center"/>
+          </w:tcPr>
+          <w:p>
+            <w:pPr>
+              <w:spacing w:after="0"/>
+            </w:pPr>
+            <w:r/>
+            <w:r>
+              <w:rPr>
+                <w:rFonts w:ascii="游ゴシック" w:hAnsi="游ゴシック" w:eastAsia="游ゴシック"/>
+                <w:b w:val="0"/>
+                <w:sz w:val="16"/>
+              </w:rPr>
+              <w:t>諸経費（養生30・家具移動80・在宅手間100・資材運搬80・現場管理50・車輌50＝390千円）＋追加諸経費（No.4）70千円</w:t>
+            </w:r>
+          </w:p>
+        </w:tc>
+        <w:tc>
+          <w:tcPr>
+            <w:tcW w:type="dxa" w:w="1020"/>
+            <w:vAlign w:val="center"/>
+          </w:tcPr>
+          <w:p>
+            <w:pPr>
+              <w:spacing w:after="0"/>
+            </w:pPr>
+            <w:r/>
+            <w:r>
+              <w:rPr>
+                <w:rFonts w:ascii="游ゴシック" w:hAnsi="游ゴシック" w:eastAsia="游ゴシック"/>
+                <w:b w:val="0"/>
+                <w:sz w:val="16"/>
+              </w:rPr>
+              <w:t>6項目＋追加</w:t>
+            </w:r>
+          </w:p>
+        </w:tc>
+        <w:tc>
+          <w:tcPr>
+            <w:tcW w:type="dxa" w:w="1474"/>
+            <w:vAlign w:val="center"/>
+          </w:tcPr>
+          <w:p>
+            <w:pPr>
+              <w:spacing w:after="0"/>
+            </w:pPr>
+            <w:r/>
+            <w:r>
+              <w:rPr>
+                <w:rFonts w:ascii="游ゴシック" w:hAnsi="游ゴシック" w:eastAsia="游ゴシック"/>
+                <w:b w:val="0"/>
+                <w:sz w:val="16"/>
+              </w:rPr>
+            </w:r>
+          </w:p>
+        </w:tc>
+        <w:tc>
+          <w:tcPr>
+            <w:tcW w:type="dxa" w:w="1077"/>
+            <w:vAlign w:val="center"/>
+          </w:tcPr>
+          <w:p>
+            <w:pPr>
+              <w:spacing w:after="0"/>
+              <w:jc w:val="right"/>
+            </w:pPr>
+            <w:r/>
+            <w:r>
+              <w:rPr>
+                <w:rFonts w:ascii="游ゴシック" w:hAnsi="游ゴシック" w:eastAsia="游ゴシック"/>
+                <w:b w:val="0"/>
+                <w:sz w:val="16"/>
+              </w:rPr>
+              <w:t>460,000</w:t>
+            </w:r>
+          </w:p>
+        </w:tc>
+        <w:tc>
+          <w:tcPr>
+            <w:tcW w:type="dxa" w:w="2041"/>
+            <w:vAlign w:val="center"/>
+          </w:tcPr>
+          <w:p>
+            <w:pPr>
+              <w:spacing w:after="0"/>
+            </w:pPr>
+            <w:r/>
+            <w:r>
+              <w:rPr>
+                <w:rFonts w:ascii="游ゴシック" w:hAnsi="游ゴシック" w:eastAsia="游ゴシック"/>
+                <w:b w:val="0"/>
+                <w:sz w:val="16"/>
+              </w:rPr>
+              <w:t>諸経費率に含む</w:t>
+            </w:r>
+          </w:p>
+        </w:tc>
+        <w:tc>
+          <w:tcPr>
+            <w:tcW w:type="dxa" w:w="680"/>
+            <w:vAlign w:val="center"/>
+          </w:tcPr>
+          <w:p>
+            <w:pPr>
+              <w:spacing w:after="0"/>
+            </w:pPr>
+            <w:r/>
+            <w:r>
+              <w:rPr>
+                <w:rFonts w:ascii="游ゴシック" w:hAnsi="游ゴシック" w:eastAsia="游ゴシック"/>
+                <w:b w:val="0"/>
+                <w:sz w:val="16"/>
+              </w:rPr>
+              <w:t>□</w:t>
+            </w:r>
+          </w:p>
+        </w:tc>
+        <w:tc>
+          <w:tcPr>
+            <w:tcW w:type="dxa" w:w="5726"/>
+            <w:vAlign w:val="center"/>
+          </w:tcPr>
+          <w:p>
+            <w:pPr>
+              <w:spacing w:after="0"/>
+            </w:pPr>
+            <w:r/>
+            <w:r>
+              <w:rPr>
+                <w:rFonts w:ascii="游ゴシック" w:hAnsi="游ゴシック" w:eastAsia="游ゴシック"/>
+                <w:b w:val="0"/>
+                <w:sz w:val="16"/>
+              </w:rPr>
+              <w:t>在宅手間代の根拠。追加諸経費70,000(家具移動代込み)は家具移動費80,000と二重でないか。当社の諸経費(約15.5%)とも</w:t>
             </w:r>
           </w:p>
         </w:tc>
       </w:tr>
       <w:tr>
         <w:trPr>
-          <w:trHeight w:val="266"/>
+          <w:trHeight w:val="227"/>
         </w:trPr>
         <w:tc>
           <w:tcPr>
@@ -3657,9 +3679,9 @@
               <w:rPr>
                 <w:rFonts w:ascii="游ゴシック" w:hAnsi="游ゴシック" w:eastAsia="游ゴシック"/>
                 <w:b w:val="0"/>
-                <w:sz w:val="17"/>
-              </w:rPr>
-              <w:t>玄関奥納戸 フローリング貼り 1.6㎡</w:t>
+                <w:sz w:val="16"/>
+              </w:rPr>
+              <w:t>木巾木工事（9/25追加）</w:t>
             </w:r>
           </w:p>
         </w:tc>
@@ -3677,7 +3699,7 @@
               <w:rPr>
                 <w:rFonts w:ascii="游ゴシック" w:hAnsi="游ゴシック" w:eastAsia="游ゴシック"/>
                 <w:b w:val="0"/>
-                <w:sz w:val="17"/>
+                <w:sz w:val="16"/>
               </w:rPr>
               <w:t>1式</w:t>
             </w:r>
@@ -3685,7 +3707,7 @@
         </w:tc>
         <w:tc>
           <w:tcPr>
-            <w:tcW w:type="dxa" w:w="1531"/>
+            <w:tcW w:type="dxa" w:w="1474"/>
             <w:vAlign w:val="center"/>
           </w:tcPr>
           <w:p>
@@ -3697,9 +3719,9 @@
               <w:rPr>
                 <w:rFonts w:ascii="游ゴシック" w:hAnsi="游ゴシック" w:eastAsia="游ゴシック"/>
                 <w:b w:val="0"/>
-                <w:sz w:val="17"/>
-              </w:rPr>
-              <w:t>85,000</w:t>
+                <w:sz w:val="16"/>
+              </w:rPr>
+              <w:t>30,000</w:t>
             </w:r>
           </w:p>
         </w:tc>
@@ -3718,15 +3740,15 @@
               <w:rPr>
                 <w:rFonts w:ascii="游ゴシック" w:hAnsi="游ゴシック" w:eastAsia="游ゴシック"/>
                 <w:b w:val="0"/>
-                <w:sz w:val="17"/>
-              </w:rPr>
-              <w:t>85,000</w:t>
-            </w:r>
-          </w:p>
-        </w:tc>
-        <w:tc>
-          <w:tcPr>
-            <w:tcW w:type="dxa" w:w="2494"/>
+                <w:sz w:val="16"/>
+              </w:rPr>
+              <w:t>30,000</w:t>
+            </w:r>
+          </w:p>
+        </w:tc>
+        <w:tc>
+          <w:tcPr>
+            <w:tcW w:type="dxa" w:w="2041"/>
             <w:vAlign w:val="center"/>
           </w:tcPr>
           <w:p>
@@ -3738,14 +3760,15 @@
               <w:rPr>
                 <w:rFonts w:ascii="游ゴシック" w:hAnsi="游ゴシック" w:eastAsia="游ゴシック"/>
                 <w:b w:val="0"/>
-                <w:sz w:val="17"/>
-              </w:rPr>
-            </w:r>
-          </w:p>
-        </w:tc>
-        <w:tc>
-          <w:tcPr>
-            <w:tcW w:type="dxa" w:w="737"/>
+                <w:sz w:val="16"/>
+              </w:rPr>
+              <w:t>①内装等（大工）</w:t>
+            </w:r>
+          </w:p>
+        </w:tc>
+        <w:tc>
+          <w:tcPr>
+            <w:tcW w:type="dxa" w:w="680"/>
             <w:vAlign w:val="center"/>
           </w:tcPr>
           <w:p>
@@ -3757,7 +3780,7 @@
               <w:rPr>
                 <w:rFonts w:ascii="游ゴシック" w:hAnsi="游ゴシック" w:eastAsia="游ゴシック"/>
                 <w:b w:val="0"/>
-                <w:sz w:val="17"/>
+                <w:sz w:val="16"/>
               </w:rPr>
               <w:t>□</w:t>
             </w:r>
@@ -3765,7 +3788,7 @@
         </w:tc>
         <w:tc>
           <w:tcPr>
-            <w:tcW w:type="dxa" w:w="5159"/>
+            <w:tcW w:type="dxa" w:w="5726"/>
             <w:vAlign w:val="center"/>
           </w:tcPr>
           <w:p>
@@ -3777,160 +3800,43 @@
               <w:rPr>
                 <w:rFonts w:ascii="游ゴシック" w:hAnsi="游ゴシック" w:eastAsia="游ゴシック"/>
                 <w:b w:val="0"/>
-                <w:sz w:val="17"/>
-              </w:rPr>
+                <w:sz w:val="16"/>
+              </w:rPr>
+              <w:t>実測×2,000円/m で修正予定</w:t>
             </w:r>
           </w:p>
         </w:tc>
       </w:tr>
       <w:tr>
         <w:trPr>
-          <w:trHeight w:val="266"/>
+          <w:trHeight w:val="227"/>
         </w:trPr>
         <w:tc>
           <w:tcPr>
-            <w:tcW w:type="dxa" w:w="3402"/>
-            <w:vAlign w:val="center"/>
-          </w:tcPr>
-          <w:p>
-            <w:pPr>
-              <w:spacing w:after="0"/>
-            </w:pPr>
-            <w:r/>
-            <w:r>
-              <w:rPr>
-                <w:rFonts w:ascii="游ゴシック" w:hAnsi="游ゴシック" w:eastAsia="游ゴシック"/>
-                <w:b w:val="0"/>
+            <w:tcW w:type="dxa" w:w="15420"/>
+            <w:gridSpan w:val="7"/>
+            <w:vAlign w:val="center"/>
+            <w:shd w:val="clear" w:fill="F2F2F2"/>
+          </w:tcPr>
+          <w:p>
+            <w:pPr>
+              <w:spacing w:after="0"/>
+            </w:pPr>
+            <w:r/>
+            <w:r>
+              <w:rPr>
+                <w:rFonts w:ascii="游ゴシック" w:hAnsi="游ゴシック" w:eastAsia="游ゴシック"/>
+                <w:b/>
                 <w:sz w:val="17"/>
               </w:rPr>
-              <w:t>リビング入口 引き戸ドアカット・建付調整</w:t>
-            </w:r>
-          </w:p>
-        </w:tc>
-        <w:tc>
-          <w:tcPr>
-            <w:tcW w:type="dxa" w:w="1020"/>
-            <w:vAlign w:val="center"/>
-          </w:tcPr>
-          <w:p>
-            <w:pPr>
-              <w:spacing w:after="0"/>
-            </w:pPr>
-            <w:r/>
-            <w:r>
-              <w:rPr>
-                <w:rFonts w:ascii="游ゴシック" w:hAnsi="游ゴシック" w:eastAsia="游ゴシック"/>
-                <w:b w:val="0"/>
-                <w:sz w:val="17"/>
-              </w:rPr>
-              <w:t>1式</w:t>
-            </w:r>
-          </w:p>
-        </w:tc>
-        <w:tc>
-          <w:tcPr>
-            <w:tcW w:type="dxa" w:w="1531"/>
-            <w:vAlign w:val="center"/>
-          </w:tcPr>
-          <w:p>
-            <w:pPr>
-              <w:spacing w:after="0"/>
-            </w:pPr>
-            <w:r/>
-            <w:r>
-              <w:rPr>
-                <w:rFonts w:ascii="游ゴシック" w:hAnsi="游ゴシック" w:eastAsia="游ゴシック"/>
-                <w:b w:val="0"/>
-                <w:sz w:val="17"/>
-              </w:rPr>
-              <w:t>25,000</w:t>
-            </w:r>
-          </w:p>
-        </w:tc>
-        <w:tc>
-          <w:tcPr>
-            <w:tcW w:type="dxa" w:w="1077"/>
-            <w:vAlign w:val="center"/>
-          </w:tcPr>
-          <w:p>
-            <w:pPr>
-              <w:spacing w:after="0"/>
-              <w:jc w:val="right"/>
-            </w:pPr>
-            <w:r/>
-            <w:r>
-              <w:rPr>
-                <w:rFonts w:ascii="游ゴシック" w:hAnsi="游ゴシック" w:eastAsia="游ゴシック"/>
-                <w:b w:val="0"/>
-                <w:sz w:val="17"/>
-              </w:rPr>
-              <w:t>25,000</w:t>
-            </w:r>
-          </w:p>
-        </w:tc>
-        <w:tc>
-          <w:tcPr>
-            <w:tcW w:type="dxa" w:w="2494"/>
-            <w:vAlign w:val="center"/>
-          </w:tcPr>
-          <w:p>
-            <w:pPr>
-              <w:spacing w:after="0"/>
-            </w:pPr>
-            <w:r/>
-            <w:r>
-              <w:rPr>
-                <w:rFonts w:ascii="游ゴシック" w:hAnsi="游ゴシック" w:eastAsia="游ゴシック"/>
-                <w:b w:val="0"/>
-                <w:sz w:val="17"/>
-              </w:rPr>
-            </w:r>
-          </w:p>
-        </w:tc>
-        <w:tc>
-          <w:tcPr>
-            <w:tcW w:type="dxa" w:w="737"/>
-            <w:vAlign w:val="center"/>
-          </w:tcPr>
-          <w:p>
-            <w:pPr>
-              <w:spacing w:after="0"/>
-            </w:pPr>
-            <w:r/>
-            <w:r>
-              <w:rPr>
-                <w:rFonts w:ascii="游ゴシック" w:hAnsi="游ゴシック" w:eastAsia="游ゴシック"/>
-                <w:b w:val="0"/>
-                <w:sz w:val="17"/>
-              </w:rPr>
-              <w:t>□</w:t>
-            </w:r>
-          </w:p>
-        </w:tc>
-        <w:tc>
-          <w:tcPr>
-            <w:tcW w:type="dxa" w:w="5159"/>
-            <w:vAlign w:val="center"/>
-          </w:tcPr>
-          <w:p>
-            <w:pPr>
-              <w:spacing w:after="0"/>
-            </w:pPr>
-            <w:r/>
-            <w:r>
-              <w:rPr>
-                <w:rFonts w:ascii="游ゴシック" w:hAnsi="游ゴシック" w:eastAsia="游ゴシック"/>
-                <w:b w:val="0"/>
-                <w:sz w:val="17"/>
-              </w:rPr>
-              <w:t>リビングの壁・クロス・床下断熱は未計上</w:t>
+              <w:t>【10/13追加分（No.4）】</w:t>
             </w:r>
           </w:p>
         </w:tc>
       </w:tr>
       <w:tr>
         <w:trPr>
-          <w:trHeight w:val="266"/>
+          <w:trHeight w:val="227"/>
         </w:trPr>
         <w:tc>
           <w:tcPr>
@@ -3946,9 +3852,9 @@
               <w:rPr>
                 <w:rFonts w:ascii="游ゴシック" w:hAnsi="游ゴシック" w:eastAsia="游ゴシック"/>
                 <w:b w:val="0"/>
-                <w:sz w:val="17"/>
-              </w:rPr>
-              <w:t>仮設トイレ 設置・引上げ・汲取り込み</w:t>
+                <w:sz w:val="16"/>
+              </w:rPr>
+              <w:t>リビング ボード解体撤去・断熱材交換・新規ボード（床上900mm・5m）</w:t>
             </w:r>
           </w:p>
         </w:tc>
@@ -3966,7 +3872,7 @@
               <w:rPr>
                 <w:rFonts w:ascii="游ゴシック" w:hAnsi="游ゴシック" w:eastAsia="游ゴシック"/>
                 <w:b w:val="0"/>
-                <w:sz w:val="17"/>
+                <w:sz w:val="16"/>
               </w:rPr>
               <w:t>1式</w:t>
             </w:r>
@@ -3974,7 +3880,7 @@
         </w:tc>
         <w:tc>
           <w:tcPr>
-            <w:tcW w:type="dxa" w:w="1531"/>
+            <w:tcW w:type="dxa" w:w="1474"/>
             <w:vAlign w:val="center"/>
           </w:tcPr>
           <w:p>
@@ -3986,9 +3892,9 @@
               <w:rPr>
                 <w:rFonts w:ascii="游ゴシック" w:hAnsi="游ゴシック" w:eastAsia="游ゴシック"/>
                 <w:b w:val="0"/>
-                <w:sz w:val="17"/>
-              </w:rPr>
-              <w:t>200,000</w:t>
+                <w:sz w:val="16"/>
+              </w:rPr>
+              <w:t>70,000</w:t>
             </w:r>
           </w:p>
         </w:tc>
@@ -4007,15 +3913,15 @@
               <w:rPr>
                 <w:rFonts w:ascii="游ゴシック" w:hAnsi="游ゴシック" w:eastAsia="游ゴシック"/>
                 <w:b w:val="0"/>
-                <w:sz w:val="17"/>
-              </w:rPr>
-              <w:t>200,000</w:t>
-            </w:r>
-          </w:p>
-        </w:tc>
-        <w:tc>
-          <w:tcPr>
-            <w:tcW w:type="dxa" w:w="2494"/>
+                <w:sz w:val="16"/>
+              </w:rPr>
+              <w:t>70,000</w:t>
+            </w:r>
+          </w:p>
+        </w:tc>
+        <w:tc>
+          <w:tcPr>
+            <w:tcW w:type="dxa" w:w="2041"/>
             <w:vAlign w:val="center"/>
           </w:tcPr>
           <w:p>
@@ -4027,14 +3933,15 @@
               <w:rPr>
                 <w:rFonts w:ascii="游ゴシック" w:hAnsi="游ゴシック" w:eastAsia="游ゴシック"/>
                 <w:b w:val="0"/>
-                <w:sz w:val="17"/>
-              </w:rPr>
-            </w:r>
-          </w:p>
-        </w:tc>
-        <w:tc>
-          <w:tcPr>
-            <w:tcW w:type="dxa" w:w="737"/>
+                <w:sz w:val="16"/>
+              </w:rPr>
+              <w:t>①</w:t>
+            </w:r>
+          </w:p>
+        </w:tc>
+        <w:tc>
+          <w:tcPr>
+            <w:tcW w:type="dxa" w:w="680"/>
             <w:vAlign w:val="center"/>
           </w:tcPr>
           <w:p>
@@ -4046,7 +3953,7 @@
               <w:rPr>
                 <w:rFonts w:ascii="游ゴシック" w:hAnsi="游ゴシック" w:eastAsia="游ゴシック"/>
                 <w:b w:val="0"/>
-                <w:sz w:val="17"/>
+                <w:sz w:val="16"/>
               </w:rPr>
               <w:t>□</w:t>
             </w:r>
@@ -4054,7 +3961,7 @@
         </w:tc>
         <w:tc>
           <w:tcPr>
-            <w:tcW w:type="dxa" w:w="5159"/>
+            <w:tcW w:type="dxa" w:w="5726"/>
             <w:vAlign w:val="center"/>
           </w:tcPr>
           <w:p>
@@ -4066,16 +3973,16 @@
               <w:rPr>
                 <w:rFonts w:ascii="游ゴシック" w:hAnsi="游ゴシック" w:eastAsia="游ゴシック"/>
                 <w:b w:val="0"/>
-                <w:sz w:val="17"/>
-              </w:rPr>
-              <w:t>期間と台数、当社側の仮設との重複</w:t>
+                <w:sz w:val="16"/>
+              </w:rPr>
+              <w:t>もともと断熱なし→自費。壁の範囲を実測</w:t>
             </w:r>
           </w:p>
         </w:tc>
       </w:tr>
       <w:tr>
         <w:trPr>
-          <w:trHeight w:val="266"/>
+          <w:trHeight w:val="227"/>
         </w:trPr>
         <w:tc>
           <w:tcPr>
@@ -4091,9 +3998,9 @@
               <w:rPr>
                 <w:rFonts w:ascii="游ゴシック" w:hAnsi="游ゴシック" w:eastAsia="游ゴシック"/>
                 <w:b w:val="0"/>
-                <w:sz w:val="17"/>
-              </w:rPr>
-              <w:t>諸経費（養生・家具移動・在宅手間・資材運搬・現場管理・車輌）</w:t>
+                <w:sz w:val="16"/>
+              </w:rPr>
+              <w:t>リビング・キッチン クロス貼替（壁面・下地込み）</w:t>
             </w:r>
           </w:p>
         </w:tc>
@@ -4111,15 +4018,15 @@
               <w:rPr>
                 <w:rFonts w:ascii="游ゴシック" w:hAnsi="游ゴシック" w:eastAsia="游ゴシック"/>
                 <w:b w:val="0"/>
-                <w:sz w:val="17"/>
-              </w:rPr>
-              <w:t>6項目</w:t>
-            </w:r>
-          </w:p>
-        </w:tc>
-        <w:tc>
-          <w:tcPr>
-            <w:tcW w:type="dxa" w:w="1531"/>
+                <w:sz w:val="16"/>
+              </w:rPr>
+              <w:t>46.5㎡</w:t>
+            </w:r>
+          </w:p>
+        </w:tc>
+        <w:tc>
+          <w:tcPr>
+            <w:tcW w:type="dxa" w:w="1474"/>
             <w:vAlign w:val="center"/>
           </w:tcPr>
           <w:p>
@@ -4131,8 +4038,9 @@
               <w:rPr>
                 <w:rFonts w:ascii="游ゴシック" w:hAnsi="游ゴシック" w:eastAsia="游ゴシック"/>
                 <w:b w:val="0"/>
-                <w:sz w:val="17"/>
-              </w:rPr>
+                <w:sz w:val="16"/>
+              </w:rPr>
+              <w:t>1,500</w:t>
             </w:r>
           </w:p>
         </w:tc>
@@ -4151,15 +4059,15 @@
               <w:rPr>
                 <w:rFonts w:ascii="游ゴシック" w:hAnsi="游ゴシック" w:eastAsia="游ゴシック"/>
                 <w:b w:val="0"/>
-                <w:sz w:val="17"/>
-              </w:rPr>
-              <w:t>390,000</w:t>
-            </w:r>
-          </w:p>
-        </w:tc>
-        <w:tc>
-          <w:tcPr>
-            <w:tcW w:type="dxa" w:w="2494"/>
+                <w:sz w:val="16"/>
+              </w:rPr>
+              <w:t>69,750</w:t>
+            </w:r>
+          </w:p>
+        </w:tc>
+        <w:tc>
+          <w:tcPr>
+            <w:tcW w:type="dxa" w:w="2041"/>
             <w:vAlign w:val="center"/>
           </w:tcPr>
           <w:p>
@@ -4171,14 +4079,15 @@
               <w:rPr>
                 <w:rFonts w:ascii="游ゴシック" w:hAnsi="游ゴシック" w:eastAsia="游ゴシック"/>
                 <w:b w:val="0"/>
-                <w:sz w:val="17"/>
-              </w:rPr>
-            </w:r>
-          </w:p>
-        </w:tc>
-        <w:tc>
-          <w:tcPr>
-            <w:tcW w:type="dxa" w:w="737"/>
+                <w:sz w:val="16"/>
+              </w:rPr>
+              <w:t>①</w:t>
+            </w:r>
+          </w:p>
+        </w:tc>
+        <w:tc>
+          <w:tcPr>
+            <w:tcW w:type="dxa" w:w="680"/>
             <w:vAlign w:val="center"/>
           </w:tcPr>
           <w:p>
@@ -4190,7 +4099,7 @@
               <w:rPr>
                 <w:rFonts w:ascii="游ゴシック" w:hAnsi="游ゴシック" w:eastAsia="游ゴシック"/>
                 <w:b w:val="0"/>
-                <w:sz w:val="17"/>
+                <w:sz w:val="16"/>
               </w:rPr>
               <w:t>□</w:t>
             </w:r>
@@ -4198,7 +4107,7 @@
         </w:tc>
         <w:tc>
           <w:tcPr>
-            <w:tcW w:type="dxa" w:w="5159"/>
+            <w:tcW w:type="dxa" w:w="5726"/>
             <w:vAlign w:val="center"/>
           </w:tcPr>
           <w:p>
@@ -4210,16 +4119,16 @@
               <w:rPr>
                 <w:rFonts w:ascii="游ゴシック" w:hAnsi="游ゴシック" w:eastAsia="游ゴシック"/>
                 <w:b w:val="0"/>
-                <w:sz w:val="17"/>
-              </w:rPr>
-              <w:t>在宅手間代100,000の根拠。当社の諸経費と二重でないか</w:t>
+                <w:sz w:val="16"/>
+              </w:rPr>
+              <w:t>キッチン収納裏 +14,400／収納移動手間 +60,000 は未決</w:t>
             </w:r>
           </w:p>
         </w:tc>
       </w:tr>
       <w:tr>
         <w:trPr>
-          <w:trHeight w:val="266"/>
+          <w:trHeight w:val="227"/>
         </w:trPr>
         <w:tc>
           <w:tcPr>
@@ -4235,9 +4144,9 @@
               <w:rPr>
                 <w:rFonts w:ascii="游ゴシック" w:hAnsi="游ゴシック" w:eastAsia="游ゴシック"/>
                 <w:b w:val="0"/>
-                <w:sz w:val="17"/>
-              </w:rPr>
-              <w:t>木巾木工事（9/25追加）</w:t>
+                <w:sz w:val="16"/>
+              </w:rPr>
+              <w:t>トイレ／2階トイレ クロス貼替＋柄合わせ余剰分8,000</w:t>
             </w:r>
           </w:p>
         </w:tc>
@@ -4255,7 +4164,153 @@
               <w:rPr>
                 <w:rFonts w:ascii="游ゴシック" w:hAnsi="游ゴシック" w:eastAsia="游ゴシック"/>
                 <w:b w:val="0"/>
-                <w:sz w:val="17"/>
+                <w:sz w:val="16"/>
+              </w:rPr>
+              <w:t>12.9㎡×2</w:t>
+            </w:r>
+          </w:p>
+        </w:tc>
+        <w:tc>
+          <w:tcPr>
+            <w:tcW w:type="dxa" w:w="1474"/>
+            <w:vAlign w:val="center"/>
+          </w:tcPr>
+          <w:p>
+            <w:pPr>
+              <w:spacing w:after="0"/>
+            </w:pPr>
+            <w:r/>
+            <w:r>
+              <w:rPr>
+                <w:rFonts w:ascii="游ゴシック" w:hAnsi="游ゴシック" w:eastAsia="游ゴシック"/>
+                <w:b w:val="0"/>
+                <w:sz w:val="16"/>
+              </w:rPr>
+              <w:t>1,500</w:t>
+            </w:r>
+          </w:p>
+        </w:tc>
+        <w:tc>
+          <w:tcPr>
+            <w:tcW w:type="dxa" w:w="1077"/>
+            <w:vAlign w:val="center"/>
+          </w:tcPr>
+          <w:p>
+            <w:pPr>
+              <w:spacing w:after="0"/>
+              <w:jc w:val="right"/>
+            </w:pPr>
+            <w:r/>
+            <w:r>
+              <w:rPr>
+                <w:rFonts w:ascii="游ゴシック" w:hAnsi="游ゴシック" w:eastAsia="游ゴシック"/>
+                <w:b w:val="0"/>
+                <w:sz w:val="16"/>
+              </w:rPr>
+              <w:t>46,700</w:t>
+            </w:r>
+          </w:p>
+        </w:tc>
+        <w:tc>
+          <w:tcPr>
+            <w:tcW w:type="dxa" w:w="2041"/>
+            <w:vAlign w:val="center"/>
+          </w:tcPr>
+          <w:p>
+            <w:pPr>
+              <w:spacing w:after="0"/>
+            </w:pPr>
+            <w:r/>
+            <w:r>
+              <w:rPr>
+                <w:rFonts w:ascii="游ゴシック" w:hAnsi="游ゴシック" w:eastAsia="游ゴシック"/>
+                <w:b w:val="0"/>
+                <w:sz w:val="16"/>
+              </w:rPr>
+              <w:t>①</w:t>
+            </w:r>
+          </w:p>
+        </w:tc>
+        <w:tc>
+          <w:tcPr>
+            <w:tcW w:type="dxa" w:w="680"/>
+            <w:vAlign w:val="center"/>
+          </w:tcPr>
+          <w:p>
+            <w:pPr>
+              <w:spacing w:after="0"/>
+            </w:pPr>
+            <w:r/>
+            <w:r>
+              <w:rPr>
+                <w:rFonts w:ascii="游ゴシック" w:hAnsi="游ゴシック" w:eastAsia="游ゴシック"/>
+                <w:b w:val="0"/>
+                <w:sz w:val="16"/>
+              </w:rPr>
+              <w:t>□</w:t>
+            </w:r>
+          </w:p>
+        </w:tc>
+        <w:tc>
+          <w:tcPr>
+            <w:tcW w:type="dxa" w:w="5726"/>
+            <w:vAlign w:val="center"/>
+          </w:tcPr>
+          <w:p>
+            <w:pPr>
+              <w:spacing w:after="0"/>
+            </w:pPr>
+            <w:r/>
+            <w:r>
+              <w:rPr>
+                <w:rFonts w:ascii="游ゴシック" w:hAnsi="游ゴシック" w:eastAsia="游ゴシック"/>
+                <w:b w:val="0"/>
+                <w:sz w:val="16"/>
+              </w:rPr>
+              <w:t>1階と2階が同じ12.9㎡。実測。余剰分は無地なら削除</w:t>
+            </w:r>
+          </w:p>
+        </w:tc>
+      </w:tr>
+      <w:tr>
+        <w:trPr>
+          <w:trHeight w:val="227"/>
+        </w:trPr>
+        <w:tc>
+          <w:tcPr>
+            <w:tcW w:type="dxa" w:w="3402"/>
+            <w:vAlign w:val="center"/>
+          </w:tcPr>
+          <w:p>
+            <w:pPr>
+              <w:spacing w:after="0"/>
+            </w:pPr>
+            <w:r/>
+            <w:r>
+              <w:rPr>
+                <w:rFonts w:ascii="游ゴシック" w:hAnsi="游ゴシック" w:eastAsia="游ゴシック"/>
+                <w:b w:val="0"/>
+                <w:sz w:val="16"/>
+              </w:rPr>
+              <w:t>和室以外 1階床 断熱材新規施工 約36㎡</w:t>
+            </w:r>
+          </w:p>
+        </w:tc>
+        <w:tc>
+          <w:tcPr>
+            <w:tcW w:type="dxa" w:w="1020"/>
+            <w:vAlign w:val="center"/>
+          </w:tcPr>
+          <w:p>
+            <w:pPr>
+              <w:spacing w:after="0"/>
+            </w:pPr>
+            <w:r/>
+            <w:r>
+              <w:rPr>
+                <w:rFonts w:ascii="游ゴシック" w:hAnsi="游ゴシック" w:eastAsia="游ゴシック"/>
+                <w:b w:val="0"/>
+                <w:sz w:val="16"/>
               </w:rPr>
               <w:t>1式</w:t>
             </w:r>
@@ -4263,7 +4318,7 @@
         </w:tc>
         <w:tc>
           <w:tcPr>
-            <w:tcW w:type="dxa" w:w="1531"/>
+            <w:tcW w:type="dxa" w:w="1474"/>
             <w:vAlign w:val="center"/>
           </w:tcPr>
           <w:p>
@@ -4275,9 +4330,9 @@
               <w:rPr>
                 <w:rFonts w:ascii="游ゴシック" w:hAnsi="游ゴシック" w:eastAsia="游ゴシック"/>
                 <w:b w:val="0"/>
-                <w:sz w:val="17"/>
-              </w:rPr>
-              <w:t>30,000</w:t>
+                <w:sz w:val="16"/>
+              </w:rPr>
+              <w:t>270,000</w:t>
             </w:r>
           </w:p>
         </w:tc>
@@ -4296,15 +4351,15 @@
               <w:rPr>
                 <w:rFonts w:ascii="游ゴシック" w:hAnsi="游ゴシック" w:eastAsia="游ゴシック"/>
                 <w:b w:val="0"/>
-                <w:sz w:val="17"/>
-              </w:rPr>
-              <w:t>30,000</w:t>
-            </w:r>
-          </w:p>
-        </w:tc>
-        <w:tc>
-          <w:tcPr>
-            <w:tcW w:type="dxa" w:w="2494"/>
+                <w:sz w:val="16"/>
+              </w:rPr>
+              <w:t>270,000</w:t>
+            </w:r>
+          </w:p>
+        </w:tc>
+        <w:tc>
+          <w:tcPr>
+            <w:tcW w:type="dxa" w:w="2041"/>
             <w:vAlign w:val="center"/>
           </w:tcPr>
           <w:p>
@@ -4316,14 +4371,15 @@
               <w:rPr>
                 <w:rFonts w:ascii="游ゴシック" w:hAnsi="游ゴシック" w:eastAsia="游ゴシック"/>
                 <w:b w:val="0"/>
-                <w:sz w:val="17"/>
-              </w:rPr>
-            </w:r>
-          </w:p>
-        </w:tc>
-        <w:tc>
-          <w:tcPr>
-            <w:tcW w:type="dxa" w:w="737"/>
+                <w:sz w:val="16"/>
+              </w:rPr>
+              <w:t>①</w:t>
+            </w:r>
+          </w:p>
+        </w:tc>
+        <w:tc>
+          <w:tcPr>
+            <w:tcW w:type="dxa" w:w="680"/>
             <w:vAlign w:val="center"/>
           </w:tcPr>
           <w:p>
@@ -4335,7 +4391,7 @@
               <w:rPr>
                 <w:rFonts w:ascii="游ゴシック" w:hAnsi="游ゴシック" w:eastAsia="游ゴシック"/>
                 <w:b w:val="0"/>
-                <w:sz w:val="17"/>
+                <w:sz w:val="16"/>
               </w:rPr>
               <w:t>□</w:t>
             </w:r>
@@ -4343,7 +4399,7 @@
         </w:tc>
         <w:tc>
           <w:tcPr>
-            <w:tcW w:type="dxa" w:w="5159"/>
+            <w:tcW w:type="dxa" w:w="5726"/>
             <w:vAlign w:val="center"/>
           </w:tcPr>
           <w:p>
@@ -4355,9 +4411,9 @@
               <w:rPr>
                 <w:rFonts w:ascii="游ゴシック" w:hAnsi="游ゴシック" w:eastAsia="游ゴシック"/>
                 <w:b w:val="0"/>
-                <w:sz w:val="17"/>
-              </w:rPr>
-              <w:t>実測×2,000円/m で修正予定</w:t>
+                <w:sz w:val="16"/>
+              </w:rPr>
+              <w:t>7,500円/㎡。床下点検口から施工・解体復旧含まず。入れない所は別途</w:t>
             </w:r>
           </w:p>
         </w:tc>
@@ -4379,7 +4435,7 @@
           <w:b/>
           <w:sz w:val="28"/>
         </w:rPr>
-        <w:t>金額の突き合わせ（カテゴリー別）</w:t>
+        <w:t>金額の突き合わせ（修理見積書 様式第3号・税込）</w:t>
       </w:r>
     </w:p>
     <w:p>
@@ -4392,7 +4448,7 @@
           <w:b w:val="0"/>
           <w:sz w:val="17"/>
         </w:rPr>
-        <w:t>当社見積は項目別の小計のみを手元で確認。明細の行は現地で見ながら右の欄に書き込む</w:t>
+        <w:t>総工事費8,140,000円（税込）－応急修理分757,000円＝被災者負担7,383,000円。※諸経費は各項目に約15.5％を上乗せ済みと逆算（①内訳4,662,022円×1.1×1.1545≒5,920,686円）</w:t>
       </w:r>
     </w:p>
     <w:tbl>
@@ -4403,19 +4459,20 @@
         <w:tblLook w:firstColumn="1" w:firstRow="1" w:lastColumn="0" w:lastRow="0" w:noHBand="0" w:noVBand="1" w:val="04A0"/>
       </w:tblPr>
       <w:tblGrid>
-        <w:gridCol w:w="3061"/>
-        <w:gridCol w:w="2381"/>
-        <w:gridCol w:w="2041"/>
+        <w:gridCol w:w="567"/>
+        <w:gridCol w:w="3288"/>
         <w:gridCol w:w="1701"/>
-        <w:gridCol w:w="5839"/>
+        <w:gridCol w:w="1701"/>
+        <w:gridCol w:w="3402"/>
+        <w:gridCol w:w="4479"/>
       </w:tblGrid>
       <w:tr>
         <w:trPr>
-          <w:trHeight w:val="266"/>
+          <w:trHeight w:val="227"/>
         </w:trPr>
         <w:tc>
           <w:tcPr>
-            <w:tcW w:type="dxa" w:w="3061"/>
+            <w:tcW w:type="dxa" w:w="567"/>
             <w:vAlign w:val="center"/>
             <w:shd w:val="clear" w:fill="D9D9D9"/>
           </w:tcPr>
@@ -4431,13 +4488,13 @@
                 <w:b/>
                 <w:sz w:val="17"/>
               </w:rPr>
-              <w:t>カテゴリー</w:t>
-            </w:r>
-          </w:p>
-        </w:tc>
-        <w:tc>
-          <w:tcPr>
-            <w:tcW w:type="dxa" w:w="2381"/>
+              <w:t>No</w:t>
+            </w:r>
+          </w:p>
+        </w:tc>
+        <w:tc>
+          <w:tcPr>
+            <w:tcW w:type="dxa" w:w="3288"/>
             <w:vAlign w:val="center"/>
             <w:shd w:val="clear" w:fill="D9D9D9"/>
           </w:tcPr>
@@ -4453,13 +4510,13 @@
                 <w:b/>
                 <w:sz w:val="17"/>
               </w:rPr>
-              <w:t>当社見積 税抜（9/26版）</w:t>
-            </w:r>
-          </w:p>
-        </w:tc>
-        <w:tc>
-          <w:tcPr>
-            <w:tcW w:type="dxa" w:w="2041"/>
+              <w:t>工事名称（様式第3号）</w:t>
+            </w:r>
+          </w:p>
+        </w:tc>
+        <w:tc>
+          <w:tcPr>
+            <w:tcW w:type="dxa" w:w="1701"/>
             <w:vAlign w:val="center"/>
             <w:shd w:val="clear" w:fill="D9D9D9"/>
           </w:tcPr>
@@ -4475,7 +4532,7 @@
                 <w:b/>
                 <w:sz w:val="17"/>
               </w:rPr>
-              <w:t>IA見積 税抜</w:t>
+              <w:t>当社 税込</w:t>
             </w:r>
           </w:p>
         </w:tc>
@@ -4497,13 +4554,35 @@
                 <w:b/>
                 <w:sz w:val="17"/>
               </w:rPr>
-              <w:t>差額</w:t>
-            </w:r>
-          </w:p>
-        </w:tc>
-        <w:tc>
-          <w:tcPr>
-            <w:tcW w:type="dxa" w:w="5839"/>
+              <w:t>応急修理対象</w:t>
+            </w:r>
+          </w:p>
+        </w:tc>
+        <w:tc>
+          <w:tcPr>
+            <w:tcW w:type="dxa" w:w="3402"/>
+            <w:vAlign w:val="center"/>
+            <w:shd w:val="clear" w:fill="D9D9D9"/>
+          </w:tcPr>
+          <w:p>
+            <w:pPr>
+              <w:spacing w:after="0"/>
+              <w:jc w:val="center"/>
+            </w:pPr>
+            <w:r/>
+            <w:r>
+              <w:rPr>
+                <w:rFonts w:ascii="游ゴシック" w:hAnsi="游ゴシック" w:eastAsia="游ゴシック"/>
+                <w:b/>
+                <w:sz w:val="17"/>
+              </w:rPr>
+              <w:t>突き合わせ先の見積</w:t>
+            </w:r>
+          </w:p>
+        </w:tc>
+        <w:tc>
+          <w:tcPr>
+            <w:tcW w:type="dxa" w:w="4479"/>
             <w:vAlign w:val="center"/>
             <w:shd w:val="clear" w:fill="D9D9D9"/>
           </w:tcPr>
@@ -4526,11 +4605,11 @@
       </w:tr>
       <w:tr>
         <w:trPr>
-          <w:trHeight w:val="266"/>
+          <w:trHeight w:val="227"/>
         </w:trPr>
         <w:tc>
           <w:tcPr>
-            <w:tcW w:type="dxa" w:w="3061"/>
+            <w:tcW w:type="dxa" w:w="567"/>
             <w:vAlign w:val="center"/>
           </w:tcPr>
           <w:p>
@@ -4542,15 +4621,15 @@
               <w:rPr>
                 <w:rFonts w:ascii="游ゴシック" w:hAnsi="游ゴシック" w:eastAsia="游ゴシック"/>
                 <w:b w:val="0"/>
-                <w:sz w:val="17"/>
-              </w:rPr>
-              <w:t>仮設</w:t>
-            </w:r>
-          </w:p>
-        </w:tc>
-        <w:tc>
-          <w:tcPr>
-            <w:tcW w:type="dxa" w:w="2381"/>
+                <w:sz w:val="16"/>
+              </w:rPr>
+              <w:t>①</w:t>
+            </w:r>
+          </w:p>
+        </w:tc>
+        <w:tc>
+          <w:tcPr>
+            <w:tcW w:type="dxa" w:w="3288"/>
             <w:vAlign w:val="center"/>
           </w:tcPr>
           <w:p>
@@ -4562,29 +4641,30 @@
               <w:rPr>
                 <w:rFonts w:ascii="游ゴシック" w:hAnsi="游ゴシック" w:eastAsia="游ゴシック"/>
                 <w:b w:val="0"/>
-                <w:sz w:val="17"/>
-              </w:rPr>
-              <w:t>461,184</w:t>
-            </w:r>
-          </w:p>
-        </w:tc>
-        <w:tc>
-          <w:tcPr>
-            <w:tcW w:type="dxa" w:w="2041"/>
-            <w:vAlign w:val="center"/>
-          </w:tcPr>
-          <w:p>
-            <w:pPr>
-              <w:spacing w:after="0"/>
+                <w:sz w:val="16"/>
+              </w:rPr>
+              <w:t>内装・建具・断熱・床壁工事一式</w:t>
+            </w:r>
+          </w:p>
+        </w:tc>
+        <w:tc>
+          <w:tcPr>
+            <w:tcW w:type="dxa" w:w="1701"/>
+            <w:vAlign w:val="center"/>
+          </w:tcPr>
+          <w:p>
+            <w:pPr>
+              <w:spacing w:after="0"/>
+              <w:jc w:val="right"/>
             </w:pPr>
             <w:r/>
             <w:r>
               <w:rPr>
                 <w:rFonts w:ascii="游ゴシック" w:hAnsi="游ゴシック" w:eastAsia="游ゴシック"/>
                 <w:b w:val="0"/>
-                <w:sz w:val="17"/>
-              </w:rPr>
-              <w:t>200,000（トイレ）</w:t>
+                <w:sz w:val="16"/>
+              </w:rPr>
+              <w:t>5,920,686</w:t>
             </w:r>
           </w:p>
         </w:tc>
@@ -4596,20 +4676,22 @@
           <w:p>
             <w:pPr>
               <w:spacing w:after="0"/>
+              <w:jc w:val="right"/>
             </w:pPr>
             <w:r/>
             <w:r>
               <w:rPr>
                 <w:rFonts w:ascii="游ゴシック" w:hAnsi="游ゴシック" w:eastAsia="游ゴシック"/>
                 <w:b w:val="0"/>
-                <w:sz w:val="17"/>
-              </w:rPr>
-            </w:r>
-          </w:p>
-        </w:tc>
-        <w:tc>
-          <w:tcPr>
-            <w:tcW w:type="dxa" w:w="5839"/>
+                <w:sz w:val="16"/>
+              </w:rPr>
+              <w:t>757,000</w:t>
+            </w:r>
+          </w:p>
+        </w:tc>
+        <w:tc>
+          <w:tcPr>
+            <w:tcW w:type="dxa" w:w="3402"/>
             <w:vAlign w:val="center"/>
           </w:tcPr>
           <w:p>
@@ -4621,19 +4703,40 @@
               <w:rPr>
                 <w:rFonts w:ascii="游ゴシック" w:hAnsi="游ゴシック" w:eastAsia="游ゴシック"/>
                 <w:b w:val="0"/>
-                <w:sz w:val="17"/>
-              </w:rPr>
+                <w:sz w:val="16"/>
+              </w:rPr>
+              <w:t>IA 税込3,784,990＋当社大工・断熱・仮設</w:t>
+            </w:r>
+          </w:p>
+        </w:tc>
+        <w:tc>
+          <w:tcPr>
+            <w:tcW w:type="dxa" w:w="4479"/>
+            <w:vAlign w:val="center"/>
+          </w:tcPr>
+          <w:p>
+            <w:pPr>
+              <w:spacing w:after="0"/>
+            </w:pPr>
+            <w:r/>
+            <w:r>
+              <w:rPr>
+                <w:rFonts w:ascii="游ゴシック" w:hAnsi="游ゴシック" w:eastAsia="游ゴシック"/>
+                <w:b w:val="0"/>
+                <w:sz w:val="16"/>
+              </w:rPr>
+              <w:t>IAの範囲と当社大工の範囲に、抜け・重複がないか</w:t>
             </w:r>
           </w:p>
         </w:tc>
       </w:tr>
       <w:tr>
         <w:trPr>
-          <w:trHeight w:val="266"/>
+          <w:trHeight w:val="227"/>
         </w:trPr>
         <w:tc>
           <w:tcPr>
-            <w:tcW w:type="dxa" w:w="3061"/>
+            <w:tcW w:type="dxa" w:w="567"/>
             <w:vAlign w:val="center"/>
           </w:tcPr>
           <w:p>
@@ -4645,15 +4748,15 @@
               <w:rPr>
                 <w:rFonts w:ascii="游ゴシック" w:hAnsi="游ゴシック" w:eastAsia="游ゴシック"/>
                 <w:b w:val="0"/>
-                <w:sz w:val="17"/>
-              </w:rPr>
-              <w:t>断熱</w:t>
-            </w:r>
-          </w:p>
-        </w:tc>
-        <w:tc>
-          <w:tcPr>
-            <w:tcW w:type="dxa" w:w="2381"/>
+                <w:sz w:val="16"/>
+              </w:rPr>
+              <w:t>②</w:t>
+            </w:r>
+          </w:p>
+        </w:tc>
+        <w:tc>
+          <w:tcPr>
+            <w:tcW w:type="dxa" w:w="3288"/>
             <w:vAlign w:val="center"/>
           </w:tcPr>
           <w:p>
@@ -4665,29 +4768,30 @@
               <w:rPr>
                 <w:rFonts w:ascii="游ゴシック" w:hAnsi="游ゴシック" w:eastAsia="游ゴシック"/>
                 <w:b w:val="0"/>
-                <w:sz w:val="17"/>
-              </w:rPr>
-              <w:t>1,274,652</w:t>
-            </w:r>
-          </w:p>
-        </w:tc>
-        <w:tc>
-          <w:tcPr>
-            <w:tcW w:type="dxa" w:w="2041"/>
-            <w:vAlign w:val="center"/>
-          </w:tcPr>
-          <w:p>
-            <w:pPr>
-              <w:spacing w:after="0"/>
+                <w:sz w:val="16"/>
+              </w:rPr>
+              <w:t>解体工事</w:t>
+            </w:r>
+          </w:p>
+        </w:tc>
+        <w:tc>
+          <w:tcPr>
+            <w:tcW w:type="dxa" w:w="1701"/>
+            <w:vAlign w:val="center"/>
+          </w:tcPr>
+          <w:p>
+            <w:pPr>
+              <w:spacing w:after="0"/>
+              <w:jc w:val="right"/>
             </w:pPr>
             <w:r/>
             <w:r>
               <w:rPr>
                 <w:rFonts w:ascii="游ゴシック" w:hAnsi="游ゴシック" w:eastAsia="游ゴシック"/>
                 <w:b w:val="0"/>
-                <w:sz w:val="17"/>
-              </w:rPr>
-              <w:t>床143,500＋壁157,600＝301,100</w:t>
+                <w:sz w:val="16"/>
+              </w:rPr>
+              <w:t>368,803</w:t>
             </w:r>
           </w:p>
         </w:tc>
@@ -4699,20 +4803,22 @@
           <w:p>
             <w:pPr>
               <w:spacing w:after="0"/>
+              <w:jc w:val="right"/>
             </w:pPr>
             <w:r/>
             <w:r>
               <w:rPr>
                 <w:rFonts w:ascii="游ゴシック" w:hAnsi="游ゴシック" w:eastAsia="游ゴシック"/>
                 <w:b w:val="0"/>
-                <w:sz w:val="17"/>
-              </w:rPr>
-            </w:r>
-          </w:p>
-        </w:tc>
-        <w:tc>
-          <w:tcPr>
-            <w:tcW w:type="dxa" w:w="5839"/>
+                <w:sz w:val="16"/>
+              </w:rPr>
+              <w:t>―</w:t>
+            </w:r>
+          </w:p>
+        </w:tc>
+        <w:tc>
+          <w:tcPr>
+            <w:tcW w:type="dxa" w:w="3402"/>
             <w:vAlign w:val="center"/>
           </w:tcPr>
           <w:p>
@@ -4724,20 +4830,40 @@
               <w:rPr>
                 <w:rFonts w:ascii="游ゴシック" w:hAnsi="游ゴシック" w:eastAsia="游ゴシック"/>
                 <w:b w:val="0"/>
-                <w:sz w:val="17"/>
-              </w:rPr>
-              <w:t>当社が大きいのは、リビング等の追加分を含むためか確認</w:t>
+                <w:sz w:val="16"/>
+              </w:rPr>
+              <w:t>IA「撤去費用込み」</w:t>
+            </w:r>
+          </w:p>
+        </w:tc>
+        <w:tc>
+          <w:tcPr>
+            <w:tcW w:type="dxa" w:w="4479"/>
+            <w:vAlign w:val="center"/>
+          </w:tcPr>
+          <w:p>
+            <w:pPr>
+              <w:spacing w:after="0"/>
+            </w:pPr>
+            <w:r/>
+            <w:r>
+              <w:rPr>
+                <w:rFonts w:ascii="游ゴシック" w:hAnsi="游ゴシック" w:eastAsia="游ゴシック"/>
+                <w:b w:val="0"/>
+                <w:sz w:val="16"/>
+              </w:rPr>
+              <w:t>解体・残材処分が二重になっていないか</w:t>
             </w:r>
           </w:p>
         </w:tc>
       </w:tr>
       <w:tr>
         <w:trPr>
-          <w:trHeight w:val="266"/>
+          <w:trHeight w:val="227"/>
         </w:trPr>
         <w:tc>
           <w:tcPr>
-            <w:tcW w:type="dxa" w:w="3061"/>
+            <w:tcW w:type="dxa" w:w="567"/>
             <w:vAlign w:val="center"/>
           </w:tcPr>
           <w:p>
@@ -4749,15 +4875,15 @@
               <w:rPr>
                 <w:rFonts w:ascii="游ゴシック" w:hAnsi="游ゴシック" w:eastAsia="游ゴシック"/>
                 <w:b w:val="0"/>
-                <w:sz w:val="17"/>
-              </w:rPr>
-              <w:t>大工</w:t>
-            </w:r>
-          </w:p>
-        </w:tc>
-        <w:tc>
-          <w:tcPr>
-            <w:tcW w:type="dxa" w:w="2381"/>
+                <w:sz w:val="16"/>
+              </w:rPr>
+              <w:t>③</w:t>
+            </w:r>
+          </w:p>
+        </w:tc>
+        <w:tc>
+          <w:tcPr>
+            <w:tcW w:type="dxa" w:w="3288"/>
             <w:vAlign w:val="center"/>
           </w:tcPr>
           <w:p>
@@ -4769,29 +4895,30 @@
               <w:rPr>
                 <w:rFonts w:ascii="游ゴシック" w:hAnsi="游ゴシック" w:eastAsia="游ゴシック"/>
                 <w:b w:val="0"/>
-                <w:sz w:val="17"/>
-              </w:rPr>
-              <w:t>1,104,186</w:t>
-            </w:r>
-          </w:p>
-        </w:tc>
-        <w:tc>
-          <w:tcPr>
-            <w:tcW w:type="dxa" w:w="2041"/>
-            <w:vAlign w:val="center"/>
-          </w:tcPr>
-          <w:p>
-            <w:pPr>
-              <w:spacing w:after="0"/>
+                <w:sz w:val="16"/>
+              </w:rPr>
+              <w:t>衛生器具工事（洗面台・便器）</w:t>
+            </w:r>
+          </w:p>
+        </w:tc>
+        <w:tc>
+          <w:tcPr>
+            <w:tcW w:type="dxa" w:w="1701"/>
+            <w:vAlign w:val="center"/>
+          </w:tcPr>
+          <w:p>
+            <w:pPr>
+              <w:spacing w:after="0"/>
+              <w:jc w:val="right"/>
             </w:pPr>
             <w:r/>
             <w:r>
               <w:rPr>
                 <w:rFonts w:ascii="游ゴシック" w:hAnsi="游ゴシック" w:eastAsia="游ゴシック"/>
                 <w:b w:val="0"/>
-                <w:sz w:val="17"/>
-              </w:rPr>
-              <w:t>床下地705,600＋収納108,000＋フローリング295,000＋木巾木30,000 ほか</w:t>
+                <w:sz w:val="16"/>
+              </w:rPr>
+              <w:t>773,356</w:t>
             </w:r>
           </w:p>
         </w:tc>
@@ -4803,20 +4930,22 @@
           <w:p>
             <w:pPr>
               <w:spacing w:after="0"/>
+              <w:jc w:val="right"/>
             </w:pPr>
             <w:r/>
             <w:r>
               <w:rPr>
                 <w:rFonts w:ascii="游ゴシック" w:hAnsi="游ゴシック" w:eastAsia="游ゴシック"/>
                 <w:b w:val="0"/>
-                <w:sz w:val="17"/>
-              </w:rPr>
-            </w:r>
-          </w:p>
-        </w:tc>
-        <w:tc>
-          <w:tcPr>
-            <w:tcW w:type="dxa" w:w="5839"/>
+                <w:sz w:val="16"/>
+              </w:rPr>
+              <w:t>―（対象外）</w:t>
+            </w:r>
+          </w:p>
+        </w:tc>
+        <w:tc>
+          <w:tcPr>
+            <w:tcW w:type="dxa" w:w="3402"/>
             <w:vAlign w:val="center"/>
           </w:tcPr>
           <w:p>
@@ -4828,20 +4957,40 @@
               <w:rPr>
                 <w:rFonts w:ascii="游ゴシック" w:hAnsi="游ゴシック" w:eastAsia="游ゴシック"/>
                 <w:b w:val="0"/>
-                <w:sz w:val="17"/>
-              </w:rPr>
-              <w:t>当社の内訳明細書と1行ずつ照合する</w:t>
+                <w:sz w:val="16"/>
+              </w:rPr>
+              <w:t>アベルコ見積</w:t>
+            </w:r>
+          </w:p>
+        </w:tc>
+        <w:tc>
+          <w:tcPr>
+            <w:tcW w:type="dxa" w:w="4479"/>
+            <w:vAlign w:val="center"/>
+          </w:tcPr>
+          <w:p>
+            <w:pPr>
+              <w:spacing w:after="0"/>
+            </w:pPr>
+            <w:r/>
+            <w:r>
+              <w:rPr>
+                <w:rFonts w:ascii="游ゴシック" w:hAnsi="游ゴシック" w:eastAsia="游ゴシック"/>
+                <w:b w:val="0"/>
+                <w:sz w:val="16"/>
+              </w:rPr>
+              <w:t>洗面台の撤去・取付の項目が見積にあるか</w:t>
             </w:r>
           </w:p>
         </w:tc>
       </w:tr>
       <w:tr>
         <w:trPr>
-          <w:trHeight w:val="266"/>
+          <w:trHeight w:val="227"/>
         </w:trPr>
         <w:tc>
           <w:tcPr>
-            <w:tcW w:type="dxa" w:w="3061"/>
+            <w:tcW w:type="dxa" w:w="567"/>
             <w:vAlign w:val="center"/>
           </w:tcPr>
           <w:p>
@@ -4853,15 +5002,15 @@
               <w:rPr>
                 <w:rFonts w:ascii="游ゴシック" w:hAnsi="游ゴシック" w:eastAsia="游ゴシック"/>
                 <w:b w:val="0"/>
-                <w:sz w:val="17"/>
-              </w:rPr>
-              <w:t>建具</w:t>
-            </w:r>
-          </w:p>
-        </w:tc>
-        <w:tc>
-          <w:tcPr>
-            <w:tcW w:type="dxa" w:w="2381"/>
+                <w:sz w:val="16"/>
+              </w:rPr>
+              <w:t>④</w:t>
+            </w:r>
+          </w:p>
+        </w:tc>
+        <w:tc>
+          <w:tcPr>
+            <w:tcW w:type="dxa" w:w="3288"/>
             <w:vAlign w:val="center"/>
           </w:tcPr>
           <w:p>
@@ -4873,29 +5022,30 @@
               <w:rPr>
                 <w:rFonts w:ascii="游ゴシック" w:hAnsi="游ゴシック" w:eastAsia="游ゴシック"/>
                 <w:b w:val="0"/>
-                <w:sz w:val="17"/>
-              </w:rPr>
-              <w:t>664,000</w:t>
-            </w:r>
-          </w:p>
-        </w:tc>
-        <w:tc>
-          <w:tcPr>
-            <w:tcW w:type="dxa" w:w="2041"/>
-            <w:vAlign w:val="center"/>
-          </w:tcPr>
-          <w:p>
-            <w:pPr>
-              <w:spacing w:after="0"/>
+                <w:sz w:val="16"/>
+              </w:rPr>
+              <w:t>給湯器交換工事</w:t>
+            </w:r>
+          </w:p>
+        </w:tc>
+        <w:tc>
+          <w:tcPr>
+            <w:tcW w:type="dxa" w:w="1701"/>
+            <w:vAlign w:val="center"/>
+          </w:tcPr>
+          <w:p>
+            <w:pPr>
+              <w:spacing w:after="0"/>
+              <w:jc w:val="right"/>
             </w:pPr>
             <w:r/>
             <w:r>
               <w:rPr>
                 <w:rFonts w:ascii="游ゴシック" w:hAnsi="游ゴシック" w:eastAsia="游ゴシック"/>
                 <w:b w:val="0"/>
-                <w:sz w:val="17"/>
-              </w:rPr>
-              <w:t>―（アベルコ分）</w:t>
+                <w:sz w:val="16"/>
+              </w:rPr>
+              <w:t>663,439</w:t>
             </w:r>
           </w:p>
         </w:tc>
@@ -4907,20 +5057,22 @@
           <w:p>
             <w:pPr>
               <w:spacing w:after="0"/>
+              <w:jc w:val="right"/>
             </w:pPr>
             <w:r/>
             <w:r>
               <w:rPr>
                 <w:rFonts w:ascii="游ゴシック" w:hAnsi="游ゴシック" w:eastAsia="游ゴシック"/>
                 <w:b w:val="0"/>
-                <w:sz w:val="17"/>
-              </w:rPr>
-            </w:r>
-          </w:p>
-        </w:tc>
-        <w:tc>
-          <w:tcPr>
-            <w:tcW w:type="dxa" w:w="5839"/>
+                <w:sz w:val="16"/>
+              </w:rPr>
+              <w:t>―（対象外）</w:t>
+            </w:r>
+          </w:p>
+        </w:tc>
+        <w:tc>
+          <w:tcPr>
+            <w:tcW w:type="dxa" w:w="3402"/>
             <w:vAlign w:val="center"/>
           </w:tcPr>
           <w:p>
@@ -4932,20 +5084,40 @@
               <w:rPr>
                 <w:rFonts w:ascii="游ゴシック" w:hAnsi="游ゴシック" w:eastAsia="游ゴシック"/>
                 <w:b w:val="0"/>
-                <w:sz w:val="17"/>
-              </w:rPr>
-              <w:t>アベルコ原価とは別。給湯器の取付は含むか</w:t>
+                <w:sz w:val="16"/>
+              </w:rPr>
+              <w:t>アベルコ 税込350,000（販売のみ）</w:t>
+            </w:r>
+          </w:p>
+        </w:tc>
+        <w:tc>
+          <w:tcPr>
+            <w:tcW w:type="dxa" w:w="4479"/>
+            <w:vAlign w:val="center"/>
+          </w:tcPr>
+          <w:p>
+            <w:pPr>
+              <w:spacing w:after="0"/>
+            </w:pPr>
+            <w:r/>
+            <w:r>
+              <w:rPr>
+                <w:rFonts w:ascii="游ゴシック" w:hAnsi="游ゴシック" w:eastAsia="游ゴシック"/>
+                <w:b w:val="0"/>
+                <w:sz w:val="16"/>
+              </w:rPr>
+              <w:t>取付・撤去は誰が行うか。有効期限10/31</w:t>
             </w:r>
           </w:p>
         </w:tc>
       </w:tr>
       <w:tr>
         <w:trPr>
-          <w:trHeight w:val="266"/>
+          <w:trHeight w:val="227"/>
         </w:trPr>
         <w:tc>
           <w:tcPr>
-            <w:tcW w:type="dxa" w:w="3061"/>
+            <w:tcW w:type="dxa" w:w="567"/>
             <w:vAlign w:val="center"/>
           </w:tcPr>
           <w:p>
@@ -4957,15 +5129,15 @@
               <w:rPr>
                 <w:rFonts w:ascii="游ゴシック" w:hAnsi="游ゴシック" w:eastAsia="游ゴシック"/>
                 <w:b w:val="0"/>
-                <w:sz w:val="17"/>
-              </w:rPr>
-              <w:t>造作</w:t>
-            </w:r>
-          </w:p>
-        </w:tc>
-        <w:tc>
-          <w:tcPr>
-            <w:tcW w:type="dxa" w:w="2381"/>
+                <w:sz w:val="16"/>
+              </w:rPr>
+              <w:t>⑤</w:t>
+            </w:r>
+          </w:p>
+        </w:tc>
+        <w:tc>
+          <w:tcPr>
+            <w:tcW w:type="dxa" w:w="3288"/>
             <w:vAlign w:val="center"/>
           </w:tcPr>
           <w:p>
@@ -4977,29 +5149,30 @@
               <w:rPr>
                 <w:rFonts w:ascii="游ゴシック" w:hAnsi="游ゴシック" w:eastAsia="游ゴシック"/>
                 <w:b w:val="0"/>
-                <w:sz w:val="17"/>
-              </w:rPr>
-              <w:t>220,800</w:t>
-            </w:r>
-          </w:p>
-        </w:tc>
-        <w:tc>
-          <w:tcPr>
-            <w:tcW w:type="dxa" w:w="2041"/>
-            <w:vAlign w:val="center"/>
-          </w:tcPr>
-          <w:p>
-            <w:pPr>
-              <w:spacing w:after="0"/>
+                <w:sz w:val="16"/>
+              </w:rPr>
+              <w:t>その他（シロアリ防除・清掃）</w:t>
+            </w:r>
+          </w:p>
+        </w:tc>
+        <w:tc>
+          <w:tcPr>
+            <w:tcW w:type="dxa" w:w="1701"/>
+            <w:vAlign w:val="center"/>
+          </w:tcPr>
+          <w:p>
+            <w:pPr>
+              <w:spacing w:after="0"/>
+              <w:jc w:val="right"/>
             </w:pPr>
             <w:r/>
             <w:r>
               <w:rPr>
                 <w:rFonts w:ascii="游ゴシック" w:hAnsi="游ゴシック" w:eastAsia="游ゴシック"/>
                 <w:b w:val="0"/>
-                <w:sz w:val="17"/>
-              </w:rPr>
-              <w:t>―</w:t>
+                <w:sz w:val="16"/>
+              </w:rPr>
+              <w:t>413,716</w:t>
             </w:r>
           </w:p>
         </w:tc>
@@ -5011,20 +5184,22 @@
           <w:p>
             <w:pPr>
               <w:spacing w:after="0"/>
+              <w:jc w:val="right"/>
             </w:pPr>
             <w:r/>
             <w:r>
               <w:rPr>
                 <w:rFonts w:ascii="游ゴシック" w:hAnsi="游ゴシック" w:eastAsia="游ゴシック"/>
                 <w:b w:val="0"/>
-                <w:sz w:val="17"/>
-              </w:rPr>
-            </w:r>
-          </w:p>
-        </w:tc>
-        <w:tc>
-          <w:tcPr>
-            <w:tcW w:type="dxa" w:w="5839"/>
+                <w:sz w:val="16"/>
+              </w:rPr>
+              <w:t>―（対象外）</w:t>
+            </w:r>
+          </w:p>
+        </w:tc>
+        <w:tc>
+          <w:tcPr>
+            <w:tcW w:type="dxa" w:w="3402"/>
             <w:vAlign w:val="center"/>
           </w:tcPr>
           <w:p>
@@ -5036,19 +5211,40 @@
               <w:rPr>
                 <w:rFonts w:ascii="游ゴシック" w:hAnsi="游ゴシック" w:eastAsia="游ゴシック"/>
                 <w:b w:val="0"/>
-                <w:sz w:val="17"/>
-              </w:rPr>
+                <w:sz w:val="16"/>
+              </w:rPr>
+              <w:t>京葉ハウスヒール 206,514（26.82坪）</w:t>
+            </w:r>
+          </w:p>
+        </w:tc>
+        <w:tc>
+          <w:tcPr>
+            <w:tcW w:type="dxa" w:w="4479"/>
+            <w:vAlign w:val="center"/>
+          </w:tcPr>
+          <w:p>
+            <w:pPr>
+              <w:spacing w:after="0"/>
+            </w:pPr>
+            <w:r/>
+            <w:r>
+              <w:rPr>
+                <w:rFonts w:ascii="游ゴシック" w:hAnsi="游ゴシック" w:eastAsia="游ゴシック"/>
+                <w:b w:val="0"/>
+                <w:sz w:val="16"/>
+              </w:rPr>
+              <w:t>当社は25.87坪。クリーニングの有無</w:t>
             </w:r>
           </w:p>
         </w:tc>
       </w:tr>
       <w:tr>
         <w:trPr>
-          <w:trHeight w:val="266"/>
+          <w:trHeight w:val="227"/>
         </w:trPr>
         <w:tc>
           <w:tcPr>
-            <w:tcW w:type="dxa" w:w="3061"/>
+            <w:tcW w:type="dxa" w:w="567"/>
             <w:vAlign w:val="center"/>
           </w:tcPr>
           <w:p>
@@ -5060,15 +5256,14 @@
               <w:rPr>
                 <w:rFonts w:ascii="游ゴシック" w:hAnsi="游ゴシック" w:eastAsia="游ゴシック"/>
                 <w:b w:val="0"/>
-                <w:sz w:val="17"/>
-              </w:rPr>
-              <w:t>内装（クロス・襖・障子）</w:t>
-            </w:r>
-          </w:p>
-        </w:tc>
-        <w:tc>
-          <w:tcPr>
-            <w:tcW w:type="dxa" w:w="2381"/>
+                <w:sz w:val="16"/>
+              </w:rPr>
+            </w:r>
+          </w:p>
+        </w:tc>
+        <w:tc>
+          <w:tcPr>
+            <w:tcW w:type="dxa" w:w="3288"/>
             <w:vAlign w:val="center"/>
           </w:tcPr>
           <w:p>
@@ -5080,29 +5275,30 @@
               <w:rPr>
                 <w:rFonts w:ascii="游ゴシック" w:hAnsi="游ゴシック" w:eastAsia="游ゴシック"/>
                 <w:b w:val="0"/>
-                <w:sz w:val="17"/>
-              </w:rPr>
-              <w:t>668,400</w:t>
-            </w:r>
-          </w:p>
-        </w:tc>
-        <w:tc>
-          <w:tcPr>
-            <w:tcW w:type="dxa" w:w="2041"/>
-            <w:vAlign w:val="center"/>
-          </w:tcPr>
-          <w:p>
-            <w:pPr>
-              <w:spacing w:after="0"/>
+                <w:sz w:val="16"/>
+              </w:rPr>
+              <w:t>合計</w:t>
+            </w:r>
+          </w:p>
+        </w:tc>
+        <w:tc>
+          <w:tcPr>
+            <w:tcW w:type="dxa" w:w="1701"/>
+            <w:vAlign w:val="center"/>
+          </w:tcPr>
+          <w:p>
+            <w:pPr>
+              <w:spacing w:after="0"/>
+              <w:jc w:val="right"/>
             </w:pPr>
             <w:r/>
             <w:r>
               <w:rPr>
                 <w:rFonts w:ascii="游ゴシック" w:hAnsi="游ゴシック" w:eastAsia="游ゴシック"/>
                 <w:b w:val="0"/>
-                <w:sz w:val="17"/>
-              </w:rPr>
-              <w:t>クロス83,550＋襖・障子 ほか</w:t>
+                <w:sz w:val="16"/>
+              </w:rPr>
+              <w:t>8,140,000</w:t>
             </w:r>
           </w:p>
         </w:tc>
@@ -5114,20 +5310,22 @@
           <w:p>
             <w:pPr>
               <w:spacing w:after="0"/>
+              <w:jc w:val="right"/>
             </w:pPr>
             <w:r/>
             <w:r>
               <w:rPr>
                 <w:rFonts w:ascii="游ゴシック" w:hAnsi="游ゴシック" w:eastAsia="游ゴシック"/>
                 <w:b w:val="0"/>
-                <w:sz w:val="17"/>
-              </w:rPr>
-            </w:r>
-          </w:p>
-        </w:tc>
-        <w:tc>
-          <w:tcPr>
-            <w:tcW w:type="dxa" w:w="5839"/>
+                <w:sz w:val="16"/>
+              </w:rPr>
+              <w:t>757,000</w:t>
+            </w:r>
+          </w:p>
+        </w:tc>
+        <w:tc>
+          <w:tcPr>
+            <w:tcW w:type="dxa" w:w="3402"/>
             <w:vAlign w:val="center"/>
           </w:tcPr>
           <w:p>
@@ -5139,19 +5337,14 @@
               <w:rPr>
                 <w:rFonts w:ascii="游ゴシック" w:hAnsi="游ゴシック" w:eastAsia="游ゴシック"/>
                 <w:b w:val="0"/>
-                <w:sz w:val="17"/>
-              </w:rPr>
-            </w:r>
-          </w:p>
-        </w:tc>
-      </w:tr>
-      <w:tr>
-        <w:trPr>
-          <w:trHeight w:val="266"/>
-        </w:trPr>
-        <w:tc>
-          <w:tcPr>
-            <w:tcW w:type="dxa" w:w="3061"/>
+                <w:sz w:val="16"/>
+              </w:rPr>
+            </w:r>
+          </w:p>
+        </w:tc>
+        <w:tc>
+          <w:tcPr>
+            <w:tcW w:type="dxa" w:w="4479"/>
             <w:vAlign w:val="center"/>
           </w:tcPr>
           <w:p>
@@ -5163,193 +5356,8 @@
               <w:rPr>
                 <w:rFonts w:ascii="游ゴシック" w:hAnsi="游ゴシック" w:eastAsia="游ゴシック"/>
                 <w:b w:val="0"/>
-                <w:sz w:val="17"/>
-              </w:rPr>
-              <w:t>畳</w:t>
-            </w:r>
-          </w:p>
-        </w:tc>
-        <w:tc>
-          <w:tcPr>
-            <w:tcW w:type="dxa" w:w="2381"/>
-            <w:vAlign w:val="center"/>
-          </w:tcPr>
-          <w:p>
-            <w:pPr>
-              <w:spacing w:after="0"/>
-            </w:pPr>
-            <w:r/>
-            <w:r>
-              <w:rPr>
-                <w:rFonts w:ascii="游ゴシック" w:hAnsi="游ゴシック" w:eastAsia="游ゴシック"/>
-                <w:b w:val="0"/>
-                <w:sz w:val="17"/>
-              </w:rPr>
-              <w:t>268,800</w:t>
-            </w:r>
-          </w:p>
-        </w:tc>
-        <w:tc>
-          <w:tcPr>
-            <w:tcW w:type="dxa" w:w="2041"/>
-            <w:vAlign w:val="center"/>
-          </w:tcPr>
-          <w:p>
-            <w:pPr>
-              <w:spacing w:after="0"/>
-            </w:pPr>
-            <w:r/>
-            <w:r>
-              <w:rPr>
-                <w:rFonts w:ascii="游ゴシック" w:hAnsi="游ゴシック" w:eastAsia="游ゴシック"/>
-                <w:b w:val="0"/>
-                <w:sz w:val="17"/>
-              </w:rPr>
-              <w:t>252,000（14枚）</w:t>
-            </w:r>
-          </w:p>
-        </w:tc>
-        <w:tc>
-          <w:tcPr>
-            <w:tcW w:type="dxa" w:w="1701"/>
-            <w:vAlign w:val="center"/>
-          </w:tcPr>
-          <w:p>
-            <w:pPr>
-              <w:spacing w:after="0"/>
-            </w:pPr>
-            <w:r/>
-            <w:r>
-              <w:rPr>
-                <w:rFonts w:ascii="游ゴシック" w:hAnsi="游ゴシック" w:eastAsia="游ゴシック"/>
-                <w:b w:val="0"/>
-                <w:sz w:val="17"/>
-              </w:rPr>
-              <w:t>16,800</w:t>
-            </w:r>
-          </w:p>
-        </w:tc>
-        <w:tc>
-          <w:tcPr>
-            <w:tcW w:type="dxa" w:w="5839"/>
-            <w:vAlign w:val="center"/>
-          </w:tcPr>
-          <w:p>
-            <w:pPr>
-              <w:spacing w:after="0"/>
-            </w:pPr>
-            <w:r/>
-            <w:r>
-              <w:rPr>
-                <w:rFonts w:ascii="游ゴシック" w:hAnsi="游ゴシック" w:eastAsia="游ゴシック"/>
-                <w:b w:val="0"/>
-                <w:sz w:val="17"/>
-              </w:rPr>
-              <w:t>当社は1枚19,200円。IAは18,000円</w:t>
-            </w:r>
-          </w:p>
-        </w:tc>
-      </w:tr>
-      <w:tr>
-        <w:trPr>
-          <w:trHeight w:val="266"/>
-        </w:trPr>
-        <w:tc>
-          <w:tcPr>
-            <w:tcW w:type="dxa" w:w="3061"/>
-            <w:vAlign w:val="center"/>
-          </w:tcPr>
-          <w:p>
-            <w:pPr>
-              <w:spacing w:after="0"/>
-            </w:pPr>
-            <w:r/>
-            <w:r>
-              <w:rPr>
-                <w:rFonts w:ascii="游ゴシック" w:hAnsi="游ゴシック" w:eastAsia="游ゴシック"/>
-                <w:b w:val="0"/>
-                <w:sz w:val="17"/>
-              </w:rPr>
-              <w:t>IA見積 小計（工事＋諸経費）</w:t>
-            </w:r>
-          </w:p>
-        </w:tc>
-        <w:tc>
-          <w:tcPr>
-            <w:tcW w:type="dxa" w:w="2381"/>
-            <w:vAlign w:val="center"/>
-          </w:tcPr>
-          <w:p>
-            <w:pPr>
-              <w:spacing w:after="0"/>
-            </w:pPr>
-            <w:r/>
-            <w:r>
-              <w:rPr>
-                <w:rFonts w:ascii="游ゴシック" w:hAnsi="游ゴシック" w:eastAsia="游ゴシック"/>
-                <w:b w:val="0"/>
-                <w:sz w:val="17"/>
-              </w:rPr>
-              <w:t>―</w:t>
-            </w:r>
-          </w:p>
-        </w:tc>
-        <w:tc>
-          <w:tcPr>
-            <w:tcW w:type="dxa" w:w="2041"/>
-            <w:vAlign w:val="center"/>
-          </w:tcPr>
-          <w:p>
-            <w:pPr>
-              <w:spacing w:after="0"/>
-            </w:pPr>
-            <w:r/>
-            <w:r>
-              <w:rPr>
-                <w:rFonts w:ascii="游ゴシック" w:hAnsi="游ゴシック" w:eastAsia="游ゴシック"/>
-                <w:b w:val="0"/>
-                <w:sz w:val="17"/>
-              </w:rPr>
-              <w:t>3,114,450（税込3,425,895）</w:t>
-            </w:r>
-          </w:p>
-        </w:tc>
-        <w:tc>
-          <w:tcPr>
-            <w:tcW w:type="dxa" w:w="1701"/>
-            <w:vAlign w:val="center"/>
-          </w:tcPr>
-          <w:p>
-            <w:pPr>
-              <w:spacing w:after="0"/>
-            </w:pPr>
-            <w:r/>
-            <w:r>
-              <w:rPr>
-                <w:rFonts w:ascii="游ゴシック" w:hAnsi="游ゴシック" w:eastAsia="游ゴシック"/>
-                <w:b w:val="0"/>
-                <w:sz w:val="17"/>
-              </w:rPr>
-            </w:r>
-          </w:p>
-        </w:tc>
-        <w:tc>
-          <w:tcPr>
-            <w:tcW w:type="dxa" w:w="5839"/>
-            <w:vAlign w:val="center"/>
-          </w:tcPr>
-          <w:p>
-            <w:pPr>
-              <w:spacing w:after="0"/>
-            </w:pPr>
-            <w:r/>
-            <w:r>
-              <w:rPr>
-                <w:rFonts w:ascii="游ゴシック" w:hAnsi="游ゴシック" w:eastAsia="游ゴシック"/>
-                <w:b w:val="0"/>
-                <w:sz w:val="17"/>
-              </w:rPr>
-              <w:t>当社の売上に対する原価の目安</w:t>
+                <w:sz w:val="16"/>
+              </w:rPr>
             </w:r>
           </w:p>
         </w:tc>
@@ -5384,7 +5392,7 @@
       </w:tblGrid>
       <w:tr>
         <w:trPr>
-          <w:trHeight w:val="266"/>
+          <w:trHeight w:val="227"/>
         </w:trPr>
         <w:tc>
           <w:tcPr>
@@ -5499,7 +5507,7 @@
       </w:tr>
       <w:tr>
         <w:trPr>
-          <w:trHeight w:val="266"/>
+          <w:trHeight w:val="227"/>
         </w:trPr>
         <w:tc>
           <w:tcPr>
@@ -5515,7 +5523,7 @@
               <w:rPr>
                 <w:rFonts w:ascii="游ゴシック" w:hAnsi="游ゴシック" w:eastAsia="游ゴシック"/>
                 <w:b w:val="0"/>
-                <w:sz w:val="17"/>
+                <w:sz w:val="16"/>
               </w:rPr>
               <w:t>戸襖4枚（和室〜奥和室の間）</w:t>
             </w:r>
@@ -5535,7 +5543,7 @@
               <w:rPr>
                 <w:rFonts w:ascii="游ゴシック" w:hAnsi="游ゴシック" w:eastAsia="游ゴシック"/>
                 <w:b w:val="0"/>
-                <w:sz w:val="17"/>
+                <w:sz w:val="16"/>
               </w:rPr>
               <w:t>なし</w:t>
             </w:r>
@@ -5555,7 +5563,7 @@
               <w:rPr>
                 <w:rFonts w:ascii="游ゴシック" w:hAnsi="游ゴシック" w:eastAsia="游ゴシック"/>
                 <w:b w:val="0"/>
-                <w:sz w:val="17"/>
+                <w:sz w:val="16"/>
               </w:rPr>
               <w:t>□ あり □ なし</w:t>
             </w:r>
@@ -5575,7 +5583,7 @@
               <w:rPr>
                 <w:rFonts w:ascii="游ゴシック" w:hAnsi="游ゴシック" w:eastAsia="游ゴシック"/>
                 <w:b w:val="0"/>
-                <w:sz w:val="17"/>
+                <w:sz w:val="16"/>
               </w:rPr>
               <w:t>□</w:t>
             </w:r>
@@ -5595,7 +5603,7 @@
               <w:rPr>
                 <w:rFonts w:ascii="游ゴシック" w:hAnsi="游ゴシック" w:eastAsia="游ゴシック"/>
                 <w:b w:val="0"/>
-                <w:sz w:val="17"/>
+                <w:sz w:val="16"/>
               </w:rPr>
               <w:t>荻沼さんに追加を依頼済み・全額謙二様負担</w:t>
             </w:r>
@@ -5604,7 +5612,7 @@
       </w:tr>
       <w:tr>
         <w:trPr>
-          <w:trHeight w:val="266"/>
+          <w:trHeight w:val="227"/>
         </w:trPr>
         <w:tc>
           <w:tcPr>
@@ -5620,7 +5628,7 @@
               <w:rPr>
                 <w:rFonts w:ascii="游ゴシック" w:hAnsi="游ゴシック" w:eastAsia="游ゴシック"/>
                 <w:b w:val="0"/>
-                <w:sz w:val="17"/>
+                <w:sz w:val="16"/>
               </w:rPr>
               <w:t>手前の和室の天袋 4枚</w:t>
             </w:r>
@@ -5640,7 +5648,7 @@
               <w:rPr>
                 <w:rFonts w:ascii="游ゴシック" w:hAnsi="游ゴシック" w:eastAsia="游ゴシック"/>
                 <w:b w:val="0"/>
-                <w:sz w:val="17"/>
+                <w:sz w:val="16"/>
               </w:rPr>
               <w:t>なし</w:t>
             </w:r>
@@ -5660,7 +5668,7 @@
               <w:rPr>
                 <w:rFonts w:ascii="游ゴシック" w:hAnsi="游ゴシック" w:eastAsia="游ゴシック"/>
                 <w:b w:val="0"/>
-                <w:sz w:val="17"/>
+                <w:sz w:val="16"/>
               </w:rPr>
               <w:t>□ あり □ なし</w:t>
             </w:r>
@@ -5680,7 +5688,7 @@
               <w:rPr>
                 <w:rFonts w:ascii="游ゴシック" w:hAnsi="游ゴシック" w:eastAsia="游ゴシック"/>
                 <w:b w:val="0"/>
-                <w:sz w:val="17"/>
+                <w:sz w:val="16"/>
               </w:rPr>
               <w:t>□</w:t>
             </w:r>
@@ -5700,7 +5708,7 @@
               <w:rPr>
                 <w:rFonts w:ascii="游ゴシック" w:hAnsi="游ゴシック" w:eastAsia="游ゴシック"/>
                 <w:b w:val="0"/>
-                <w:sz w:val="17"/>
+                <w:sz w:val="16"/>
               </w:rPr>
               <w:t>襖か板戸か。柄は№608か</w:t>
             </w:r>
@@ -5709,7 +5717,7 @@
       </w:tr>
       <w:tr>
         <w:trPr>
-          <w:trHeight w:val="266"/>
+          <w:trHeight w:val="227"/>
         </w:trPr>
         <w:tc>
           <w:tcPr>
@@ -5725,9 +5733,9 @@
               <w:rPr>
                 <w:rFonts w:ascii="游ゴシック" w:hAnsi="游ゴシック" w:eastAsia="游ゴシック"/>
                 <w:b w:val="0"/>
-                <w:sz w:val="17"/>
-              </w:rPr>
-              <w:t>リビングの壁（床上90cm解体）・クロス・床下断熱</w:t>
+                <w:sz w:val="16"/>
+              </w:rPr>
+              <w:t>リビングの壁・クロス・床下断熱</w:t>
             </w:r>
           </w:p>
         </w:tc>
@@ -5745,9 +5753,9 @@
               <w:rPr>
                 <w:rFonts w:ascii="游ゴシック" w:hAnsi="游ゴシック" w:eastAsia="游ゴシック"/>
                 <w:b w:val="0"/>
-                <w:sz w:val="17"/>
-              </w:rPr>
-              <w:t>なし</w:t>
+                <w:sz w:val="16"/>
+              </w:rPr>
+              <w:t>あり（10/13追加）</w:t>
             </w:r>
           </w:p>
         </w:tc>
@@ -5765,7 +5773,7 @@
               <w:rPr>
                 <w:rFonts w:ascii="游ゴシック" w:hAnsi="游ゴシック" w:eastAsia="游ゴシック"/>
                 <w:b w:val="0"/>
-                <w:sz w:val="17"/>
+                <w:sz w:val="16"/>
               </w:rPr>
               <w:t>□ あり □ なし</w:t>
             </w:r>
@@ -5785,7 +5793,7 @@
               <w:rPr>
                 <w:rFonts w:ascii="游ゴシック" w:hAnsi="游ゴシック" w:eastAsia="游ゴシック"/>
                 <w:b w:val="0"/>
-                <w:sz w:val="17"/>
+                <w:sz w:val="16"/>
               </w:rPr>
               <w:t>□</w:t>
             </w:r>
@@ -5805,16 +5813,16 @@
               <w:rPr>
                 <w:rFonts w:ascii="游ゴシック" w:hAnsi="游ゴシック" w:eastAsia="游ゴシック"/>
                 <w:b w:val="0"/>
-                <w:sz w:val="17"/>
-              </w:rPr>
-              <w:t>もともと断熱が無い → 自費。壁の範囲を確認</w:t>
+                <w:sz w:val="16"/>
+              </w:rPr>
+              <w:t>壁70,000／クロス69,750／床断熱270,000。壁の範囲・床下に入れるかを確認</w:t>
             </w:r>
           </w:p>
         </w:tc>
       </w:tr>
       <w:tr>
         <w:trPr>
-          <w:trHeight w:val="266"/>
+          <w:trHeight w:val="227"/>
         </w:trPr>
         <w:tc>
           <w:tcPr>
@@ -5830,7 +5838,7 @@
               <w:rPr>
                 <w:rFonts w:ascii="游ゴシック" w:hAnsi="游ゴシック" w:eastAsia="游ゴシック"/>
                 <w:b w:val="0"/>
-                <w:sz w:val="17"/>
+                <w:sz w:val="16"/>
               </w:rPr>
               <w:t>天井クロス／ドア交換</w:t>
             </w:r>
@@ -5850,7 +5858,7 @@
               <w:rPr>
                 <w:rFonts w:ascii="游ゴシック" w:hAnsi="游ゴシック" w:eastAsia="游ゴシック"/>
                 <w:b w:val="0"/>
-                <w:sz w:val="17"/>
+                <w:sz w:val="16"/>
               </w:rPr>
               <w:t>なし</w:t>
             </w:r>
@@ -5870,7 +5878,7 @@
               <w:rPr>
                 <w:rFonts w:ascii="游ゴシック" w:hAnsi="游ゴシック" w:eastAsia="游ゴシック"/>
                 <w:b w:val="0"/>
-                <w:sz w:val="17"/>
+                <w:sz w:val="16"/>
               </w:rPr>
               <w:t>□ あり □ なし</w:t>
             </w:r>
@@ -5890,7 +5898,7 @@
               <w:rPr>
                 <w:rFonts w:ascii="游ゴシック" w:hAnsi="游ゴシック" w:eastAsia="游ゴシック"/>
                 <w:b w:val="0"/>
-                <w:sz w:val="17"/>
+                <w:sz w:val="16"/>
               </w:rPr>
               <w:t>□</w:t>
             </w:r>
@@ -5910,7 +5918,7 @@
               <w:rPr>
                 <w:rFonts w:ascii="游ゴシック" w:hAnsi="游ゴシック" w:eastAsia="游ゴシック"/>
                 <w:b w:val="0"/>
-                <w:sz w:val="17"/>
+                <w:sz w:val="16"/>
               </w:rPr>
               <w:t>色決め表で社長に確認予定の項目</w:t>
             </w:r>
@@ -5919,7 +5927,7 @@
       </w:tr>
       <w:tr>
         <w:trPr>
-          <w:trHeight w:val="266"/>
+          <w:trHeight w:val="227"/>
         </w:trPr>
         <w:tc>
           <w:tcPr>
@@ -5935,7 +5943,7 @@
               <w:rPr>
                 <w:rFonts w:ascii="游ゴシック" w:hAnsi="游ゴシック" w:eastAsia="游ゴシック"/>
                 <w:b w:val="0"/>
-                <w:sz w:val="17"/>
+                <w:sz w:val="16"/>
               </w:rPr>
               <w:t>床束→鋼製束（本数）</w:t>
             </w:r>
@@ -5955,7 +5963,7 @@
               <w:rPr>
                 <w:rFonts w:ascii="游ゴシック" w:hAnsi="游ゴシック" w:eastAsia="游ゴシック"/>
                 <w:b w:val="0"/>
-                <w:sz w:val="17"/>
+                <w:sz w:val="16"/>
               </w:rPr>
               <w:t>「考慮」のみ</w:t>
             </w:r>
@@ -5975,7 +5983,7 @@
               <w:rPr>
                 <w:rFonts w:ascii="游ゴシック" w:hAnsi="游ゴシック" w:eastAsia="游ゴシック"/>
                 <w:b w:val="0"/>
-                <w:sz w:val="17"/>
+                <w:sz w:val="16"/>
               </w:rPr>
               <w:t>□ あり □ なし</w:t>
             </w:r>
@@ -5995,7 +6003,7 @@
               <w:rPr>
                 <w:rFonts w:ascii="游ゴシック" w:hAnsi="游ゴシック" w:eastAsia="游ゴシック"/>
                 <w:b w:val="0"/>
-                <w:sz w:val="17"/>
+                <w:sz w:val="16"/>
               </w:rPr>
               <w:t>□</w:t>
             </w:r>
@@ -6015,7 +6023,7 @@
               <w:rPr>
                 <w:rFonts w:ascii="游ゴシック" w:hAnsi="游ゴシック" w:eastAsia="游ゴシック"/>
                 <w:b w:val="0"/>
-                <w:sz w:val="17"/>
+                <w:sz w:val="16"/>
               </w:rPr>
               <w:t>追加の可能性。本数を数える</w:t>
             </w:r>
@@ -6024,7 +6032,7 @@
       </w:tr>
       <w:tr>
         <w:trPr>
-          <w:trHeight w:val="266"/>
+          <w:trHeight w:val="227"/>
         </w:trPr>
         <w:tc>
           <w:tcPr>
@@ -6040,7 +6048,7 @@
               <w:rPr>
                 <w:rFonts w:ascii="游ゴシック" w:hAnsi="游ゴシック" w:eastAsia="游ゴシック"/>
                 <w:b w:val="0"/>
-                <w:sz w:val="17"/>
+                <w:sz w:val="16"/>
               </w:rPr>
               <w:t>解体・撤去・残材処分費（IAの「撤去費用込み」の範囲）</w:t>
             </w:r>
@@ -6060,7 +6068,7 @@
               <w:rPr>
                 <w:rFonts w:ascii="游ゴシック" w:hAnsi="游ゴシック" w:eastAsia="游ゴシック"/>
                 <w:b w:val="0"/>
-                <w:sz w:val="17"/>
+                <w:sz w:val="16"/>
               </w:rPr>
               <w:t>込み</w:t>
             </w:r>
@@ -6080,7 +6088,7 @@
               <w:rPr>
                 <w:rFonts w:ascii="游ゴシック" w:hAnsi="游ゴシック" w:eastAsia="游ゴシック"/>
                 <w:b w:val="0"/>
-                <w:sz w:val="17"/>
+                <w:sz w:val="16"/>
               </w:rPr>
               <w:t>□ あり □ なし</w:t>
             </w:r>
@@ -6100,7 +6108,7 @@
               <w:rPr>
                 <w:rFonts w:ascii="游ゴシック" w:hAnsi="游ゴシック" w:eastAsia="游ゴシック"/>
                 <w:b w:val="0"/>
-                <w:sz w:val="17"/>
+                <w:sz w:val="16"/>
               </w:rPr>
               <w:t>□</w:t>
             </w:r>
@@ -6120,16 +6128,16 @@
               <w:rPr>
                 <w:rFonts w:ascii="游ゴシック" w:hAnsi="游ゴシック" w:eastAsia="游ゴシック"/>
                 <w:b w:val="0"/>
-                <w:sz w:val="17"/>
-              </w:rPr>
-              <w:t>当社の解体・残材処理150,000との二重</w:t>
+                <w:sz w:val="16"/>
+              </w:rPr>
+              <w:t>当社の解体工事②368,803との二重</w:t>
             </w:r>
           </w:p>
         </w:tc>
       </w:tr>
       <w:tr>
         <w:trPr>
-          <w:trHeight w:val="266"/>
+          <w:trHeight w:val="227"/>
         </w:trPr>
         <w:tc>
           <w:tcPr>
@@ -6145,7 +6153,7 @@
               <w:rPr>
                 <w:rFonts w:ascii="游ゴシック" w:hAnsi="游ゴシック" w:eastAsia="游ゴシック"/>
                 <w:b w:val="0"/>
-                <w:sz w:val="17"/>
+                <w:sz w:val="16"/>
               </w:rPr>
               <w:t>洗面台・便器・給湯器の取付と既存の撤去</w:t>
             </w:r>
@@ -6165,7 +6173,7 @@
               <w:rPr>
                 <w:rFonts w:ascii="游ゴシック" w:hAnsi="游ゴシック" w:eastAsia="游ゴシック"/>
                 <w:b w:val="0"/>
-                <w:sz w:val="17"/>
+                <w:sz w:val="16"/>
               </w:rPr>
               <w:t>―</w:t>
             </w:r>
@@ -6185,7 +6193,7 @@
               <w:rPr>
                 <w:rFonts w:ascii="游ゴシック" w:hAnsi="游ゴシック" w:eastAsia="游ゴシック"/>
                 <w:b w:val="0"/>
-                <w:sz w:val="17"/>
+                <w:sz w:val="16"/>
               </w:rPr>
               <w:t>□ あり □ なし</w:t>
             </w:r>
@@ -6205,7 +6213,7 @@
               <w:rPr>
                 <w:rFonts w:ascii="游ゴシック" w:hAnsi="游ゴシック" w:eastAsia="游ゴシック"/>
                 <w:b w:val="0"/>
-                <w:sz w:val="17"/>
+                <w:sz w:val="16"/>
               </w:rPr>
               <w:t>□</w:t>
             </w:r>
@@ -6225,7 +6233,7 @@
               <w:rPr>
                 <w:rFonts w:ascii="游ゴシック" w:hAnsi="游ゴシック" w:eastAsia="游ゴシック"/>
                 <w:b w:val="0"/>
-                <w:sz w:val="17"/>
+                <w:sz w:val="16"/>
               </w:rPr>
               <w:t>アベルコの給湯器は販売のみ。取付は誰がするか</w:t>
             </w:r>
@@ -6234,7 +6242,7 @@
       </w:tr>
       <w:tr>
         <w:trPr>
-          <w:trHeight w:val="266"/>
+          <w:trHeight w:val="227"/>
         </w:trPr>
         <w:tc>
           <w:tcPr>
@@ -6250,7 +6258,7 @@
               <w:rPr>
                 <w:rFonts w:ascii="游ゴシック" w:hAnsi="游ゴシック" w:eastAsia="游ゴシック"/>
                 <w:b w:val="0"/>
-                <w:sz w:val="17"/>
+                <w:sz w:val="16"/>
               </w:rPr>
               <w:t>ガスコンロ（2案）</w:t>
             </w:r>
@@ -6270,7 +6278,7 @@
               <w:rPr>
                 <w:rFonts w:ascii="游ゴシック" w:hAnsi="游ゴシック" w:eastAsia="游ゴシック"/>
                 <w:b w:val="0"/>
-                <w:sz w:val="17"/>
+                <w:sz w:val="16"/>
               </w:rPr>
               <w:t>―</w:t>
             </w:r>
@@ -6290,7 +6298,7 @@
               <w:rPr>
                 <w:rFonts w:ascii="游ゴシック" w:hAnsi="游ゴシック" w:eastAsia="游ゴシック"/>
                 <w:b w:val="0"/>
-                <w:sz w:val="17"/>
+                <w:sz w:val="16"/>
               </w:rPr>
               <w:t>□ あり □ なし</w:t>
             </w:r>
@@ -6310,7 +6318,7 @@
               <w:rPr>
                 <w:rFonts w:ascii="游ゴシック" w:hAnsi="游ゴシック" w:eastAsia="游ゴシック"/>
                 <w:b w:val="0"/>
-                <w:sz w:val="17"/>
+                <w:sz w:val="16"/>
               </w:rPr>
               <w:t>□</w:t>
             </w:r>
@@ -6330,7 +6338,7 @@
               <w:rPr>
                 <w:rFonts w:ascii="游ゴシック" w:hAnsi="游ゴシック" w:eastAsia="游ゴシック"/>
                 <w:b w:val="0"/>
-                <w:sz w:val="17"/>
+                <w:sz w:val="16"/>
               </w:rPr>
               <w:t>10/19付のアベルコ見積・案を選ぶ</w:t>
             </w:r>
@@ -6339,7 +6347,7 @@
       </w:tr>
       <w:tr>
         <w:trPr>
-          <w:trHeight w:val="266"/>
+          <w:trHeight w:val="227"/>
         </w:trPr>
         <w:tc>
           <w:tcPr>
@@ -6355,7 +6363,7 @@
               <w:rPr>
                 <w:rFonts w:ascii="游ゴシック" w:hAnsi="游ゴシック" w:eastAsia="游ゴシック"/>
                 <w:b w:val="0"/>
-                <w:sz w:val="17"/>
+                <w:sz w:val="16"/>
               </w:rPr>
               <w:t>シロアリ（25.87坪か26.82坪）・クリーニング</w:t>
             </w:r>
@@ -6375,7 +6383,7 @@
               <w:rPr>
                 <w:rFonts w:ascii="游ゴシック" w:hAnsi="游ゴシック" w:eastAsia="游ゴシック"/>
                 <w:b w:val="0"/>
-                <w:sz w:val="17"/>
+                <w:sz w:val="16"/>
               </w:rPr>
               <w:t>―</w:t>
             </w:r>
@@ -6395,7 +6403,7 @@
               <w:rPr>
                 <w:rFonts w:ascii="游ゴシック" w:hAnsi="游ゴシック" w:eastAsia="游ゴシック"/>
                 <w:b w:val="0"/>
-                <w:sz w:val="17"/>
+                <w:sz w:val="16"/>
               </w:rPr>
               <w:t>□ あり □ なし</w:t>
             </w:r>
@@ -6415,7 +6423,7 @@
               <w:rPr>
                 <w:rFonts w:ascii="游ゴシック" w:hAnsi="游ゴシック" w:eastAsia="游ゴシック"/>
                 <w:b w:val="0"/>
-                <w:sz w:val="17"/>
+                <w:sz w:val="16"/>
               </w:rPr>
               <w:t>□</w:t>
             </w:r>
@@ -6435,7 +6443,7 @@
               <w:rPr>
                 <w:rFonts w:ascii="游ゴシック" w:hAnsi="游ゴシック" w:eastAsia="游ゴシック"/>
                 <w:b w:val="0"/>
-                <w:sz w:val="17"/>
+                <w:sz w:val="16"/>
               </w:rPr>
               <w:t>京葉の見積と当社見積の坪数を合わせる</w:t>
             </w:r>
@@ -6444,7 +6452,7 @@
       </w:tr>
       <w:tr>
         <w:trPr>
-          <w:trHeight w:val="266"/>
+          <w:trHeight w:val="227"/>
         </w:trPr>
         <w:tc>
           <w:tcPr>
@@ -6460,7 +6468,7 @@
               <w:rPr>
                 <w:rFonts w:ascii="游ゴシック" w:hAnsi="游ゴシック" w:eastAsia="游ゴシック"/>
                 <w:b w:val="0"/>
-                <w:sz w:val="17"/>
+                <w:sz w:val="16"/>
               </w:rPr>
               <w:t>電気・水道の支給（IA「別途」）</w:t>
             </w:r>
@@ -6480,7 +6488,7 @@
               <w:rPr>
                 <w:rFonts w:ascii="游ゴシック" w:hAnsi="游ゴシック" w:eastAsia="游ゴシック"/>
                 <w:b w:val="0"/>
-                <w:sz w:val="17"/>
+                <w:sz w:val="16"/>
               </w:rPr>
               <w:t>別途</w:t>
             </w:r>
@@ -6500,7 +6508,7 @@
               <w:rPr>
                 <w:rFonts w:ascii="游ゴシック" w:hAnsi="游ゴシック" w:eastAsia="游ゴシック"/>
                 <w:b w:val="0"/>
-                <w:sz w:val="17"/>
+                <w:sz w:val="16"/>
               </w:rPr>
               <w:t>□ あり □ なし</w:t>
             </w:r>
@@ -6520,7 +6528,7 @@
               <w:rPr>
                 <w:rFonts w:ascii="游ゴシック" w:hAnsi="游ゴシック" w:eastAsia="游ゴシック"/>
                 <w:b w:val="0"/>
-                <w:sz w:val="17"/>
+                <w:sz w:val="16"/>
               </w:rPr>
               <w:t>□</w:t>
             </w:r>
@@ -6540,7 +6548,7 @@
               <w:rPr>
                 <w:rFonts w:ascii="游ゴシック" w:hAnsi="游ゴシック" w:eastAsia="游ゴシック"/>
                 <w:b w:val="0"/>
-                <w:sz w:val="17"/>
+                <w:sz w:val="16"/>
               </w:rPr>
               <w:t>IA見積の注記。当社で見るか</w:t>
             </w:r>
@@ -6549,7 +6557,7 @@
       </w:tr>
       <w:tr>
         <w:trPr>
-          <w:trHeight w:val="266"/>
+          <w:trHeight w:val="227"/>
         </w:trPr>
         <w:tc>
           <w:tcPr>
@@ -6565,7 +6573,112 @@
               <w:rPr>
                 <w:rFonts w:ascii="游ゴシック" w:hAnsi="游ゴシック" w:eastAsia="游ゴシック"/>
                 <w:b w:val="0"/>
-                <w:sz w:val="17"/>
+                <w:sz w:val="16"/>
+              </w:rPr>
+              <w:t>仮設トイレの金額（IA は空白）</w:t>
+            </w:r>
+          </w:p>
+        </w:tc>
+        <w:tc>
+          <w:tcPr>
+            <w:tcW w:type="dxa" w:w="1701"/>
+            <w:vAlign w:val="center"/>
+          </w:tcPr>
+          <w:p>
+            <w:pPr>
+              <w:spacing w:after="0"/>
+            </w:pPr>
+            <w:r/>
+            <w:r>
+              <w:rPr>
+                <w:rFonts w:ascii="游ゴシック" w:hAnsi="游ゴシック" w:eastAsia="游ゴシック"/>
+                <w:b w:val="0"/>
+                <w:sz w:val="16"/>
+              </w:rPr>
+              <w:t>空白</w:t>
+            </w:r>
+          </w:p>
+        </w:tc>
+        <w:tc>
+          <w:tcPr>
+            <w:tcW w:type="dxa" w:w="1701"/>
+            <w:vAlign w:val="center"/>
+          </w:tcPr>
+          <w:p>
+            <w:pPr>
+              <w:spacing w:after="0"/>
+            </w:pPr>
+            <w:r/>
+            <w:r>
+              <w:rPr>
+                <w:rFonts w:ascii="游ゴシック" w:hAnsi="游ゴシック" w:eastAsia="游ゴシック"/>
+                <w:b w:val="0"/>
+                <w:sz w:val="16"/>
+              </w:rPr>
+              <w:t>□ あり □ なし</w:t>
+            </w:r>
+          </w:p>
+        </w:tc>
+        <w:tc>
+          <w:tcPr>
+            <w:tcW w:type="dxa" w:w="1134"/>
+            <w:vAlign w:val="center"/>
+          </w:tcPr>
+          <w:p>
+            <w:pPr>
+              <w:spacing w:after="0"/>
+            </w:pPr>
+            <w:r/>
+            <w:r>
+              <w:rPr>
+                <w:rFonts w:ascii="游ゴシック" w:hAnsi="游ゴシック" w:eastAsia="游ゴシック"/>
+                <w:b w:val="0"/>
+                <w:sz w:val="16"/>
+              </w:rPr>
+              <w:t>□</w:t>
+            </w:r>
+          </w:p>
+        </w:tc>
+        <w:tc>
+          <w:tcPr>
+            <w:tcW w:type="dxa" w:w="5953"/>
+            <w:vAlign w:val="center"/>
+          </w:tcPr>
+          <w:p>
+            <w:pPr>
+              <w:spacing w:after="0"/>
+            </w:pPr>
+            <w:r/>
+            <w:r>
+              <w:rPr>
+                <w:rFonts w:ascii="游ゴシック" w:hAnsi="游ゴシック" w:eastAsia="游ゴシック"/>
+                <w:b w:val="0"/>
+                <w:sz w:val="16"/>
+              </w:rPr>
+              <w:t>設置するか、費用はどちらで持つか</w:t>
+            </w:r>
+          </w:p>
+        </w:tc>
+      </w:tr>
+      <w:tr>
+        <w:trPr>
+          <w:trHeight w:val="227"/>
+        </w:trPr>
+        <w:tc>
+          <w:tcPr>
+            <w:tcW w:type="dxa" w:w="4535"/>
+            <w:vAlign w:val="center"/>
+          </w:tcPr>
+          <w:p>
+            <w:pPr>
+              <w:spacing w:after="0"/>
+            </w:pPr>
+            <w:r/>
+            <w:r>
+              <w:rPr>
+                <w:rFonts w:ascii="游ゴシック" w:hAnsi="游ゴシック" w:eastAsia="游ゴシック"/>
+                <w:b w:val="0"/>
+                <w:sz w:val="16"/>
               </w:rPr>
               <w:t>工期・大工さんの日程</w:t>
             </w:r>
@@ -6585,7 +6698,7 @@
               <w:rPr>
                 <w:rFonts w:ascii="游ゴシック" w:hAnsi="游ゴシック" w:eastAsia="游ゴシック"/>
                 <w:b w:val="0"/>
-                <w:sz w:val="17"/>
+                <w:sz w:val="16"/>
               </w:rPr>
               <w:t>―</w:t>
             </w:r>
@@ -6605,7 +6718,7 @@
               <w:rPr>
                 <w:rFonts w:ascii="游ゴシック" w:hAnsi="游ゴシック" w:eastAsia="游ゴシック"/>
                 <w:b w:val="0"/>
-                <w:sz w:val="17"/>
+                <w:sz w:val="16"/>
               </w:rPr>
               <w:t>―</w:t>
             </w:r>
@@ -6625,7 +6738,7 @@
               <w:rPr>
                 <w:rFonts w:ascii="游ゴシック" w:hAnsi="游ゴシック" w:eastAsia="游ゴシック"/>
                 <w:b w:val="0"/>
-                <w:sz w:val="17"/>
+                <w:sz w:val="16"/>
               </w:rPr>
               <w:t>□</w:t>
             </w:r>
@@ -6645,7 +6758,7 @@
               <w:rPr>
                 <w:rFonts w:ascii="游ゴシック" w:hAnsi="游ゴシック" w:eastAsia="游ゴシック"/>
                 <w:b w:val="0"/>
-                <w:sz w:val="17"/>
+                <w:sz w:val="16"/>
               </w:rPr>
               <w:t>請書は10/19以降の日付。保険立ち合い（11/5）より前に解体しない</w:t>
             </w:r>
@@ -6668,7 +6781,7 @@
     </w:p>
     <w:sectPr>
       <w:pgSz w:w="16838" w:h="11906" w:orient="landscape"/>
-      <w:pgMar w:top="624" w:right="680" w:bottom="567" w:left="680" w:header="720" w:footer="720" w:gutter="0"/>
+      <w:pgMar w:top="454" w:right="680" w:bottom="340" w:left="680" w:header="720" w:footer="720" w:gutter="0"/>
       <w:cols w:space="720"/>
       <w:docGrid w:linePitch="360"/>
     </w:sectPr>
